--- a/infosreda-valuation-input.docx
+++ b/infosreda-valuation-input.docx
@@ -92,6 +92,417 @@
         <w:t xml:space="preserve">1. Общие сведения об объекте оценки</w:t>
       </w:r>
     </w:p>
+    <w:tbl>
+      <w:tblPr>
+        <w:tblW w:w="10700" w:type="dxa"/>
+        <w:jc w:val="start"/>
+        <w:tblInd w:w="108" w:type="dxa"/>
+        <w:tblLayout w:type="fixed"/>
+        <w:tblCellMar>
+          <w:top w:w="0" w:type="dxa"/>
+          <w:start w:w="85" w:type="dxa"/>
+          <w:bottom w:w="0" w:type="dxa"/>
+          <w:end w:w="85" w:type="dxa"/>
+        </w:tblCellMar>
+      </w:tblPr>
+      <w:tblGrid>
+        <w:gridCol w:w="3200"/>
+        <w:gridCol w:w="7500"/>
+      </w:tblGrid>
+      <w:tr>
+        <w:trPr>
+          <w:tblHeader/>
+        </w:trPr>
+        <w:tc>
+          <w:tcPr>
+            <w:tcW w:w="3200" w:type="dxa"/>
+            <w:tcBorders>
+              <w:top w:val="single" w:sz="4" w:space="0" w:color="000000"/>
+              <w:start w:val="single" w:sz="4" w:space="0" w:color="000000"/>
+              <w:bottom w:val="single" w:sz="4" w:space="0" w:color="000000"/>
+              <w:end w:val="single" w:sz="4" w:space="0" w:color="000000"/>
+            </w:tcBorders>
+          </w:tcPr>
+          <w:p>
+            <w:pPr>
+              <w:pStyle w:val="Normal"/>
+              <w:spacing w:lineRule="auto" w:line="240" w:before="0" w:after="0"/>
+              <w:jc w:val="start"/>
+            </w:pPr>
+            <w:r>
+              <w:rPr>
+                <w:rFonts w:ascii="Times New Roman" w:hAnsi="Times New Roman" w:cs="Times New Roman"/>
+                <w:b/>
+                <w:bCs/>
+                <w:sz w:val="20"/>
+                <w:szCs w:val="20"/>
+              </w:rPr>
+              <w:t xml:space="preserve">Параметр</w:t>
+            </w:r>
+          </w:p>
+        </w:tc>
+        <w:tc>
+          <w:tcPr>
+            <w:tcW w:w="7500" w:type="dxa"/>
+            <w:tcBorders>
+              <w:top w:val="single" w:sz="4" w:space="0" w:color="000000"/>
+              <w:start w:val="single" w:sz="4" w:space="0" w:color="000000"/>
+              <w:bottom w:val="single" w:sz="4" w:space="0" w:color="000000"/>
+              <w:end w:val="single" w:sz="4" w:space="0" w:color="000000"/>
+            </w:tcBorders>
+          </w:tcPr>
+          <w:p>
+            <w:pPr>
+              <w:pStyle w:val="Normal"/>
+              <w:spacing w:lineRule="auto" w:line="240" w:before="0" w:after="0"/>
+              <w:jc w:val="start"/>
+            </w:pPr>
+            <w:r>
+              <w:rPr>
+                <w:rFonts w:ascii="Times New Roman" w:hAnsi="Times New Roman" w:cs="Times New Roman"/>
+                <w:b/>
+                <w:bCs/>
+                <w:sz w:val="20"/>
+                <w:szCs w:val="20"/>
+              </w:rPr>
+              <w:t xml:space="preserve">Значение</w:t>
+            </w:r>
+          </w:p>
+        </w:tc>
+      </w:tr>
+      <w:tr>
+        <w:tc>
+          <w:tcPr>
+            <w:tcW w:w="3200" w:type="dxa"/>
+            <w:tcBorders>
+              <w:top w:val="single" w:sz="4" w:space="0" w:color="000000"/>
+              <w:start w:val="single" w:sz="4" w:space="0" w:color="000000"/>
+              <w:bottom w:val="single" w:sz="4" w:space="0" w:color="000000"/>
+              <w:end w:val="single" w:sz="4" w:space="0" w:color="000000"/>
+            </w:tcBorders>
+          </w:tcPr>
+          <w:p>
+            <w:pPr>
+              <w:pStyle w:val="Normal"/>
+              <w:spacing w:lineRule="auto" w:line="240" w:before="0" w:after="0"/>
+              <w:jc w:val="start"/>
+            </w:pPr>
+            <w:r>
+              <w:rPr>
+                <w:rFonts w:ascii="Times New Roman" w:hAnsi="Times New Roman" w:cs="Times New Roman"/>
+                <w:sz w:val="20"/>
+                <w:szCs w:val="20"/>
+              </w:rPr>
+              <w:t xml:space="preserve">Объект оценки</w:t>
+            </w:r>
+          </w:p>
+        </w:tc>
+        <w:tc>
+          <w:tcPr>
+            <w:tcW w:w="7500" w:type="dxa"/>
+            <w:tcBorders>
+              <w:top w:val="single" w:sz="4" w:space="0" w:color="000000"/>
+              <w:start w:val="single" w:sz="4" w:space="0" w:color="000000"/>
+              <w:bottom w:val="single" w:sz="4" w:space="0" w:color="000000"/>
+              <w:end w:val="single" w:sz="4" w:space="0" w:color="000000"/>
+            </w:tcBorders>
+          </w:tcPr>
+          <w:p>
+            <w:pPr>
+              <w:pStyle w:val="Normal"/>
+              <w:spacing w:lineRule="auto" w:line="240" w:before="0" w:after="0"/>
+              <w:jc w:val="start"/>
+            </w:pPr>
+            <w:r>
+              <w:rPr>
+                <w:rFonts w:ascii="Times New Roman" w:hAnsi="Times New Roman" w:cs="Times New Roman"/>
+                <w:sz w:val="20"/>
+                <w:szCs w:val="20"/>
+              </w:rPr>
+              <w:t xml:space="preserve">Исключительное право на программное обеспечение «Инфосреда» в полном объёме</w:t>
+            </w:r>
+          </w:p>
+        </w:tc>
+      </w:tr>
+      <w:tr>
+        <w:tc>
+          <w:tcPr>
+            <w:tcW w:w="3200" w:type="dxa"/>
+            <w:tcBorders>
+              <w:top w:val="single" w:sz="4" w:space="0" w:color="000000"/>
+              <w:start w:val="single" w:sz="4" w:space="0" w:color="000000"/>
+              <w:bottom w:val="single" w:sz="4" w:space="0" w:color="000000"/>
+              <w:end w:val="single" w:sz="4" w:space="0" w:color="000000"/>
+            </w:tcBorders>
+          </w:tcPr>
+          <w:p>
+            <w:pPr>
+              <w:pStyle w:val="Normal"/>
+              <w:spacing w:lineRule="auto" w:line="240" w:before="0" w:after="0"/>
+              <w:jc w:val="start"/>
+            </w:pPr>
+            <w:r>
+              <w:rPr>
+                <w:rFonts w:ascii="Times New Roman" w:hAnsi="Times New Roman" w:cs="Times New Roman"/>
+                <w:sz w:val="20"/>
+                <w:szCs w:val="20"/>
+              </w:rPr>
+              <w:t xml:space="preserve">Правообладатель</w:t>
+            </w:r>
+          </w:p>
+        </w:tc>
+        <w:tc>
+          <w:tcPr>
+            <w:tcW w:w="7500" w:type="dxa"/>
+            <w:tcBorders>
+              <w:top w:val="single" w:sz="4" w:space="0" w:color="000000"/>
+              <w:start w:val="single" w:sz="4" w:space="0" w:color="000000"/>
+              <w:bottom w:val="single" w:sz="4" w:space="0" w:color="000000"/>
+              <w:end w:val="single" w:sz="4" w:space="0" w:color="000000"/>
+            </w:tcBorders>
+          </w:tcPr>
+          <w:p>
+            <w:pPr>
+              <w:pStyle w:val="Normal"/>
+              <w:spacing w:lineRule="auto" w:line="240" w:before="0" w:after="0"/>
+              <w:jc w:val="start"/>
+            </w:pPr>
+            <w:r>
+              <w:rPr>
+                <w:rFonts w:ascii="Times New Roman" w:hAnsi="Times New Roman" w:cs="Times New Roman"/>
+                <w:sz w:val="20"/>
+                <w:szCs w:val="20"/>
+              </w:rPr>
+              <w:t xml:space="preserve">ООО «Познайкино»</w:t>
+            </w:r>
+          </w:p>
+        </w:tc>
+      </w:tr>
+      <w:tr>
+        <w:tc>
+          <w:tcPr>
+            <w:tcW w:w="3200" w:type="dxa"/>
+            <w:tcBorders>
+              <w:top w:val="single" w:sz="4" w:space="0" w:color="000000"/>
+              <w:start w:val="single" w:sz="4" w:space="0" w:color="000000"/>
+              <w:bottom w:val="single" w:sz="4" w:space="0" w:color="000000"/>
+              <w:end w:val="single" w:sz="4" w:space="0" w:color="000000"/>
+            </w:tcBorders>
+          </w:tcPr>
+          <w:p>
+            <w:pPr>
+              <w:pStyle w:val="Normal"/>
+              <w:spacing w:lineRule="auto" w:line="240" w:before="0" w:after="0"/>
+              <w:jc w:val="start"/>
+            </w:pPr>
+            <w:r>
+              <w:rPr>
+                <w:rFonts w:ascii="Times New Roman" w:hAnsi="Times New Roman" w:cs="Times New Roman"/>
+                <w:sz w:val="20"/>
+                <w:szCs w:val="20"/>
+              </w:rPr>
+              <w:t xml:space="preserve">Цель оценки</w:t>
+            </w:r>
+          </w:p>
+        </w:tc>
+        <w:tc>
+          <w:tcPr>
+            <w:tcW w:w="7500" w:type="dxa"/>
+            <w:tcBorders>
+              <w:top w:val="single" w:sz="4" w:space="0" w:color="000000"/>
+              <w:start w:val="single" w:sz="4" w:space="0" w:color="000000"/>
+              <w:bottom w:val="single" w:sz="4" w:space="0" w:color="000000"/>
+              <w:end w:val="single" w:sz="4" w:space="0" w:color="000000"/>
+            </w:tcBorders>
+          </w:tcPr>
+          <w:p>
+            <w:pPr>
+              <w:pStyle w:val="Normal"/>
+              <w:spacing w:lineRule="auto" w:line="240" w:before="0" w:after="0"/>
+              <w:jc w:val="start"/>
+            </w:pPr>
+            <w:r>
+              <w:rPr>
+                <w:rFonts w:ascii="Times New Roman" w:hAnsi="Times New Roman" w:cs="Times New Roman"/>
+                <w:sz w:val="20"/>
+                <w:szCs w:val="20"/>
+              </w:rPr>
+              <w:t xml:space="preserve">Определение рыночной стоимости исключительного права для обоснования цены договора об отчуждении исключительного права</w:t>
+            </w:r>
+          </w:p>
+        </w:tc>
+      </w:tr>
+      <w:tr>
+        <w:tc>
+          <w:tcPr>
+            <w:tcW w:w="3200" w:type="dxa"/>
+            <w:tcBorders>
+              <w:top w:val="single" w:sz="4" w:space="0" w:color="000000"/>
+              <w:start w:val="single" w:sz="4" w:space="0" w:color="000000"/>
+              <w:bottom w:val="single" w:sz="4" w:space="0" w:color="000000"/>
+              <w:end w:val="single" w:sz="4" w:space="0" w:color="000000"/>
+            </w:tcBorders>
+          </w:tcPr>
+          <w:p>
+            <w:pPr>
+              <w:pStyle w:val="Normal"/>
+              <w:spacing w:lineRule="auto" w:line="240" w:before="0" w:after="0"/>
+              <w:jc w:val="start"/>
+            </w:pPr>
+            <w:r>
+              <w:rPr>
+                <w:rFonts w:ascii="Times New Roman" w:hAnsi="Times New Roman" w:cs="Times New Roman"/>
+                <w:sz w:val="20"/>
+                <w:szCs w:val="20"/>
+              </w:rPr>
+              <w:t xml:space="preserve">Вид определяемой стоимости</w:t>
+            </w:r>
+          </w:p>
+        </w:tc>
+        <w:tc>
+          <w:tcPr>
+            <w:tcW w:w="7500" w:type="dxa"/>
+            <w:tcBorders>
+              <w:top w:val="single" w:sz="4" w:space="0" w:color="000000"/>
+              <w:start w:val="single" w:sz="4" w:space="0" w:color="000000"/>
+              <w:bottom w:val="single" w:sz="4" w:space="0" w:color="000000"/>
+              <w:end w:val="single" w:sz="4" w:space="0" w:color="000000"/>
+            </w:tcBorders>
+          </w:tcPr>
+          <w:p>
+            <w:pPr>
+              <w:pStyle w:val="Normal"/>
+              <w:spacing w:lineRule="auto" w:line="240" w:before="0" w:after="0"/>
+              <w:jc w:val="start"/>
+            </w:pPr>
+            <w:r>
+              <w:rPr>
+                <w:rFonts w:ascii="Times New Roman" w:hAnsi="Times New Roman" w:cs="Times New Roman"/>
+                <w:sz w:val="20"/>
+                <w:szCs w:val="20"/>
+              </w:rPr>
+              <w:t xml:space="preserve">Рыночная стоимость</w:t>
+            </w:r>
+          </w:p>
+        </w:tc>
+      </w:tr>
+      <w:tr>
+        <w:tc>
+          <w:tcPr>
+            <w:tcW w:w="3200" w:type="dxa"/>
+            <w:tcBorders>
+              <w:top w:val="single" w:sz="4" w:space="0" w:color="000000"/>
+              <w:start w:val="single" w:sz="4" w:space="0" w:color="000000"/>
+              <w:bottom w:val="single" w:sz="4" w:space="0" w:color="000000"/>
+              <w:end w:val="single" w:sz="4" w:space="0" w:color="000000"/>
+            </w:tcBorders>
+          </w:tcPr>
+          <w:p>
+            <w:pPr>
+              <w:pStyle w:val="Normal"/>
+              <w:spacing w:lineRule="auto" w:line="240" w:before="0" w:after="0"/>
+              <w:jc w:val="start"/>
+            </w:pPr>
+            <w:r>
+              <w:rPr>
+                <w:rFonts w:ascii="Times New Roman" w:hAnsi="Times New Roman" w:cs="Times New Roman"/>
+                <w:sz w:val="20"/>
+                <w:szCs w:val="20"/>
+              </w:rPr>
+              <w:t xml:space="preserve">Дата оценки</w:t>
+            </w:r>
+          </w:p>
+        </w:tc>
+        <w:tc>
+          <w:tcPr>
+            <w:tcW w:w="7500" w:type="dxa"/>
+            <w:tcBorders>
+              <w:top w:val="single" w:sz="4" w:space="0" w:color="000000"/>
+              <w:start w:val="single" w:sz="4" w:space="0" w:color="000000"/>
+              <w:bottom w:val="single" w:sz="4" w:space="0" w:color="000000"/>
+              <w:end w:val="single" w:sz="4" w:space="0" w:color="000000"/>
+            </w:tcBorders>
+          </w:tcPr>
+          <w:p>
+            <w:pPr>
+              <w:pStyle w:val="Normal"/>
+              <w:spacing w:lineRule="auto" w:line="240" w:before="0" w:after="0"/>
+              <w:jc w:val="start"/>
+            </w:pPr>
+            <w:r>
+              <w:rPr>
+                <w:rFonts w:ascii="Times New Roman" w:hAnsi="Times New Roman" w:cs="Times New Roman"/>
+                <w:sz w:val="20"/>
+                <w:szCs w:val="20"/>
+                <w:highlight w:val="yellow"/>
+              </w:rPr>
+              <w:t xml:space="preserve">___________________</w:t>
+            </w:r>
+          </w:p>
+        </w:tc>
+      </w:tr>
+      <w:tr>
+        <w:tc>
+          <w:tcPr>
+            <w:tcW w:w="3200" w:type="dxa"/>
+            <w:tcBorders>
+              <w:top w:val="single" w:sz="4" w:space="0" w:color="000000"/>
+              <w:start w:val="single" w:sz="4" w:space="0" w:color="000000"/>
+              <w:bottom w:val="single" w:sz="4" w:space="0" w:color="000000"/>
+              <w:end w:val="single" w:sz="4" w:space="0" w:color="000000"/>
+            </w:tcBorders>
+          </w:tcPr>
+          <w:p>
+            <w:pPr>
+              <w:pStyle w:val="Normal"/>
+              <w:spacing w:lineRule="auto" w:line="240" w:before="0" w:after="0"/>
+              <w:jc w:val="start"/>
+            </w:pPr>
+            <w:r>
+              <w:rPr>
+                <w:rFonts w:ascii="Times New Roman" w:hAnsi="Times New Roman" w:cs="Times New Roman"/>
+                <w:sz w:val="20"/>
+                <w:szCs w:val="20"/>
+              </w:rPr>
+              <w:t xml:space="preserve">Допущение о характере сделки</w:t>
+            </w:r>
+          </w:p>
+        </w:tc>
+        <w:tc>
+          <w:tcPr>
+            <w:tcW w:w="7500" w:type="dxa"/>
+            <w:tcBorders>
+              <w:top w:val="single" w:sz="4" w:space="0" w:color="000000"/>
+              <w:start w:val="single" w:sz="4" w:space="0" w:color="000000"/>
+              <w:bottom w:val="single" w:sz="4" w:space="0" w:color="000000"/>
+              <w:end w:val="single" w:sz="4" w:space="0" w:color="000000"/>
+            </w:tcBorders>
+          </w:tcPr>
+          <w:p>
+            <w:pPr>
+              <w:pStyle w:val="Normal"/>
+              <w:spacing w:lineRule="auto" w:line="240" w:before="0" w:after="0"/>
+              <w:jc w:val="start"/>
+            </w:pPr>
+            <w:r>
+              <w:rPr>
+                <w:rFonts w:ascii="Times New Roman" w:hAnsi="Times New Roman" w:cs="Times New Roman"/>
+                <w:sz w:val="20"/>
+                <w:szCs w:val="20"/>
+              </w:rPr>
+              <w:t xml:space="preserve">Отчуждение исключительного права в полном объёме, а не предоставление права использования по лицензионному договору</w:t>
+            </w:r>
+          </w:p>
+        </w:tc>
+      </w:tr>
+    </w:tbl>
+    <w:p>
+      <w:pPr>
+        <w:pStyle w:val="Normal"/>
+        <w:ind w:firstLine="708"/>
+        <w:jc w:val="both"/>
+      </w:pPr>
+    </w:p>
     <w:p>
       <w:pPr>
         <w:pStyle w:val="Normal"/>
@@ -104,7 +515,7 @@
           <w:sz w:val="24"/>
           <w:szCs w:val="24"/>
         </w:rPr>
-        <w:t xml:space="preserve">Объект оценки — исключительные права на программное обеспечение «Инфосреда» (далее — ПО): платформа интерактивного образовательного контента для сенсорных панелей, интерактивных столов и досок, применяемых в общеобразовательных и дошкольных образовательных организациях.</w:t>
+        <w:t xml:space="preserve">Программное обеспечение «Инфосреда» (далее — ПО) представляет собой платформу интерактивного образовательного контента для сенсорных панелей, интерактивных столов и досок, применяемых в общеобразовательных и дошкольных образовательных организациях.</w:t>
       </w:r>
     </w:p>
     <w:p>
@@ -4973,7 +5384,7 @@
           <w:sz w:val="24"/>
           <w:szCs w:val="24"/>
         </w:rPr>
-        <w:t xml:space="preserve">Выбор варианта определяется целью оценки: для постановки на бухгалтерский учёт в качестве нематериального актива применяется вариант А, для целей продажи, залога или внесения в уставный капитал — вариант Б.</w:t>
+        <w:t xml:space="preserve">Для заявленной цели оценки — отчуждения исключительного права в полном объёме — определяющим является вариант Б: приобретатель сопоставляет цену сделки не с затратами продавца, а с затратами на самостоятельное создание равноценного комплекса. Вариант А учитывается как нижняя граница и как подтверждение реальности понесённых затрат.</w:t>
       </w:r>
     </w:p>
     <w:p>
@@ -5669,12 +6080,12 @@
           <w:sz w:val="24"/>
           <w:szCs w:val="24"/>
         </w:rPr>
-        <w:t xml:space="preserve">При отсутствии подтверждённой истории продаж основной вес придаётся затратному подходу; доходный подход учитывается как проверочный, сравнительный — как обоснование цены лицензии.</w:t>
+        <w:t xml:space="preserve">Подтверждённая история продаж у объекта оценки отсутствует, поэтому наибольший вес придаётся затратному подходу по варианту Б — стоимости создания равноценного комплекса, которая формирует верхнюю границу разумной цены для приобретателя. Доходный подход учитывается по базовому сценарию как проверочный. Затратный подход по варианту А включается с малым весом как подтверждение нижней границы. Сравнительный подход в согласовании не участвует: он обосновывает цену лицензии, а не стоимость исключительного права.</w:t>
       </w:r>
     </w:p>
     <w:tbl>
       <w:tblPr>
-        <w:tblW w:w="10200" w:type="dxa"/>
+        <w:tblW w:w="10700" w:type="dxa"/>
         <w:jc w:val="start"/>
         <w:tblInd w:w="108" w:type="dxa"/>
         <w:tblLayout w:type="fixed"/>
@@ -5686,9 +6097,9 @@
         </w:tblCellMar>
       </w:tblPr>
       <w:tblGrid>
-        <w:gridCol w:w="4200"/>
-        <w:gridCol w:w="3000"/>
-        <w:gridCol w:w="3000"/>
+        <w:gridCol w:w="4600"/>
+        <w:gridCol w:w="2700"/>
+        <w:gridCol w:w="3400"/>
       </w:tblGrid>
       <w:tr>
         <w:trPr>
@@ -5696,7 +6107,7 @@
         </w:trPr>
         <w:tc>
           <w:tcPr>
-            <w:tcW w:w="4200" w:type="dxa"/>
+            <w:tcW w:w="4600" w:type="dxa"/>
             <w:tcBorders>
               <w:top w:val="single" w:sz="4" w:space="0" w:color="000000"/>
               <w:start w:val="single" w:sz="4" w:space="0" w:color="000000"/>
@@ -5724,7 +6135,7 @@
         </w:tc>
         <w:tc>
           <w:tcPr>
-            <w:tcW w:w="3000" w:type="dxa"/>
+            <w:tcW w:w="2700" w:type="dxa"/>
             <w:tcBorders>
               <w:top w:val="single" w:sz="4" w:space="0" w:color="000000"/>
               <w:start w:val="single" w:sz="4" w:space="0" w:color="000000"/>
@@ -5746,13 +6157,13 @@
                 <w:sz w:val="20"/>
                 <w:szCs w:val="20"/>
               </w:rPr>
-              <w:t xml:space="preserve">Результат</w:t>
-            </w:r>
-          </w:p>
-        </w:tc>
-        <w:tc>
-          <w:tcPr>
-            <w:tcW w:w="3000" w:type="dxa"/>
+              <w:t xml:space="preserve">Принятое значение</w:t>
+            </w:r>
+          </w:p>
+        </w:tc>
+        <w:tc>
+          <w:tcPr>
+            <w:tcW w:w="3400" w:type="dxa"/>
             <w:tcBorders>
               <w:top w:val="single" w:sz="4" w:space="0" w:color="000000"/>
               <w:start w:val="single" w:sz="4" w:space="0" w:color="000000"/>
@@ -5774,7 +6185,7 @@
                 <w:sz w:val="20"/>
                 <w:szCs w:val="20"/>
               </w:rPr>
-              <w:t xml:space="preserve">Применимость</w:t>
+              <w:t xml:space="preserve">Обоснование веса</w:t>
             </w:r>
           </w:p>
         </w:tc>
@@ -5782,79 +6193,79 @@
       <w:tr>
         <w:tc>
           <w:tcPr>
-            <w:tcW w:w="4200" w:type="dxa"/>
-            <w:tcBorders>
-              <w:top w:val="single" w:sz="4" w:space="0" w:color="000000"/>
-              <w:start w:val="single" w:sz="4" w:space="0" w:color="000000"/>
-              <w:bottom w:val="single" w:sz="4" w:space="0" w:color="000000"/>
-              <w:end w:val="single" w:sz="4" w:space="0" w:color="000000"/>
-            </w:tcBorders>
-          </w:tcPr>
-          <w:p>
-            <w:pPr>
-              <w:pStyle w:val="Normal"/>
-              <w:spacing w:lineRule="auto" w:line="240" w:before="0" w:after="0"/>
-              <w:jc w:val="start"/>
-            </w:pPr>
-            <w:r>
-              <w:rPr>
-                <w:rFonts w:ascii="Times New Roman" w:hAnsi="Times New Roman" w:cs="Times New Roman"/>
-                <w:sz w:val="20"/>
-                <w:szCs w:val="20"/>
-              </w:rPr>
-              <w:t xml:space="preserve">Затратный, вариант А (фактические затраты)</w:t>
-            </w:r>
-          </w:p>
-        </w:tc>
-        <w:tc>
-          <w:tcPr>
-            <w:tcW w:w="3000" w:type="dxa"/>
-            <w:tcBorders>
-              <w:top w:val="single" w:sz="4" w:space="0" w:color="000000"/>
-              <w:start w:val="single" w:sz="4" w:space="0" w:color="000000"/>
-              <w:bottom w:val="single" w:sz="4" w:space="0" w:color="000000"/>
-              <w:end w:val="single" w:sz="4" w:space="0" w:color="000000"/>
-            </w:tcBorders>
-          </w:tcPr>
-          <w:p>
-            <w:pPr>
-              <w:pStyle w:val="Normal"/>
-              <w:spacing w:lineRule="auto" w:line="240" w:before="0" w:after="0"/>
-              <w:jc w:val="start"/>
-            </w:pPr>
-            <w:r>
-              <w:rPr>
-                <w:rFonts w:ascii="Times New Roman" w:hAnsi="Times New Roman" w:cs="Times New Roman"/>
-                <w:sz w:val="20"/>
-                <w:szCs w:val="20"/>
-              </w:rPr>
-              <w:t xml:space="preserve">4,3–6,8 млн ₽</w:t>
-            </w:r>
-          </w:p>
-        </w:tc>
-        <w:tc>
-          <w:tcPr>
-            <w:tcW w:w="3000" w:type="dxa"/>
-            <w:tcBorders>
-              <w:top w:val="single" w:sz="4" w:space="0" w:color="000000"/>
-              <w:start w:val="single" w:sz="4" w:space="0" w:color="000000"/>
-              <w:bottom w:val="single" w:sz="4" w:space="0" w:color="000000"/>
-              <w:end w:val="single" w:sz="4" w:space="0" w:color="000000"/>
-            </w:tcBorders>
-          </w:tcPr>
-          <w:p>
-            <w:pPr>
-              <w:pStyle w:val="Normal"/>
-              <w:spacing w:lineRule="auto" w:line="240" w:before="0" w:after="0"/>
-              <w:jc w:val="start"/>
-            </w:pPr>
-            <w:r>
-              <w:rPr>
-                <w:rFonts w:ascii="Times New Roman" w:hAnsi="Times New Roman" w:cs="Times New Roman"/>
-                <w:sz w:val="20"/>
-                <w:szCs w:val="20"/>
-              </w:rPr>
-              <w:t xml:space="preserve">Постановка на учёт как нематериальный актив</w:t>
+            <w:tcW w:w="4600" w:type="dxa"/>
+            <w:tcBorders>
+              <w:top w:val="single" w:sz="4" w:space="0" w:color="000000"/>
+              <w:start w:val="single" w:sz="4" w:space="0" w:color="000000"/>
+              <w:bottom w:val="single" w:sz="4" w:space="0" w:color="000000"/>
+              <w:end w:val="single" w:sz="4" w:space="0" w:color="000000"/>
+            </w:tcBorders>
+          </w:tcPr>
+          <w:p>
+            <w:pPr>
+              <w:pStyle w:val="Normal"/>
+              <w:spacing w:lineRule="auto" w:line="240" w:before="0" w:after="0"/>
+              <w:jc w:val="start"/>
+            </w:pPr>
+            <w:r>
+              <w:rPr>
+                <w:rFonts w:ascii="Times New Roman" w:hAnsi="Times New Roman" w:cs="Times New Roman"/>
+                <w:sz w:val="20"/>
+                <w:szCs w:val="20"/>
+              </w:rPr>
+              <w:t xml:space="preserve">Затратный, вариант Б (воссоздание, внутренняя ставка, 65 чел.-мес)</w:t>
+            </w:r>
+          </w:p>
+        </w:tc>
+        <w:tc>
+          <w:tcPr>
+            <w:tcW w:w="2700" w:type="dxa"/>
+            <w:tcBorders>
+              <w:top w:val="single" w:sz="4" w:space="0" w:color="000000"/>
+              <w:start w:val="single" w:sz="4" w:space="0" w:color="000000"/>
+              <w:bottom w:val="single" w:sz="4" w:space="0" w:color="000000"/>
+              <w:end w:val="single" w:sz="4" w:space="0" w:color="000000"/>
+            </w:tcBorders>
+          </w:tcPr>
+          <w:p>
+            <w:pPr>
+              <w:pStyle w:val="Normal"/>
+              <w:spacing w:lineRule="auto" w:line="240" w:before="0" w:after="0"/>
+              <w:jc w:val="start"/>
+            </w:pPr>
+            <w:r>
+              <w:rPr>
+                <w:rFonts w:ascii="Times New Roman" w:hAnsi="Times New Roman" w:cs="Times New Roman"/>
+                <w:sz w:val="20"/>
+                <w:szCs w:val="20"/>
+              </w:rPr>
+              <w:t xml:space="preserve">19,5 млн ₽</w:t>
+            </w:r>
+          </w:p>
+        </w:tc>
+        <w:tc>
+          <w:tcPr>
+            <w:tcW w:w="3400" w:type="dxa"/>
+            <w:tcBorders>
+              <w:top w:val="single" w:sz="4" w:space="0" w:color="000000"/>
+              <w:start w:val="single" w:sz="4" w:space="0" w:color="000000"/>
+              <w:bottom w:val="single" w:sz="4" w:space="0" w:color="000000"/>
+              <w:end w:val="single" w:sz="4" w:space="0" w:color="000000"/>
+            </w:tcBorders>
+          </w:tcPr>
+          <w:p>
+            <w:pPr>
+              <w:pStyle w:val="Normal"/>
+              <w:spacing w:lineRule="auto" w:line="240" w:before="0" w:after="0"/>
+              <w:jc w:val="start"/>
+            </w:pPr>
+            <w:r>
+              <w:rPr>
+                <w:rFonts w:ascii="Times New Roman" w:hAnsi="Times New Roman" w:cs="Times New Roman"/>
+                <w:sz w:val="20"/>
+                <w:szCs w:val="20"/>
+              </w:rPr>
+              <w:t xml:space="preserve">Основной: определяет предел цены для приобретателя</w:t>
             </w:r>
           </w:p>
         </w:tc>
@@ -5862,79 +6273,79 @@
       <w:tr>
         <w:tc>
           <w:tcPr>
-            <w:tcW w:w="4200" w:type="dxa"/>
-            <w:tcBorders>
-              <w:top w:val="single" w:sz="4" w:space="0" w:color="000000"/>
-              <w:start w:val="single" w:sz="4" w:space="0" w:color="000000"/>
-              <w:bottom w:val="single" w:sz="4" w:space="0" w:color="000000"/>
-              <w:end w:val="single" w:sz="4" w:space="0" w:color="000000"/>
-            </w:tcBorders>
-          </w:tcPr>
-          <w:p>
-            <w:pPr>
-              <w:pStyle w:val="Normal"/>
-              <w:spacing w:lineRule="auto" w:line="240" w:before="0" w:after="0"/>
-              <w:jc w:val="start"/>
-            </w:pPr>
-            <w:r>
-              <w:rPr>
-                <w:rFonts w:ascii="Times New Roman" w:hAnsi="Times New Roman" w:cs="Times New Roman"/>
-                <w:sz w:val="20"/>
-                <w:szCs w:val="20"/>
-              </w:rPr>
-              <w:t xml:space="preserve">Затратный, вариант Б (воссоздание)</w:t>
-            </w:r>
-          </w:p>
-        </w:tc>
-        <w:tc>
-          <w:tcPr>
-            <w:tcW w:w="3000" w:type="dxa"/>
-            <w:tcBorders>
-              <w:top w:val="single" w:sz="4" w:space="0" w:color="000000"/>
-              <w:start w:val="single" w:sz="4" w:space="0" w:color="000000"/>
-              <w:bottom w:val="single" w:sz="4" w:space="0" w:color="000000"/>
-              <w:end w:val="single" w:sz="4" w:space="0" w:color="000000"/>
-            </w:tcBorders>
-          </w:tcPr>
-          <w:p>
-            <w:pPr>
-              <w:pStyle w:val="Normal"/>
-              <w:spacing w:lineRule="auto" w:line="240" w:before="0" w:after="0"/>
-              <w:jc w:val="start"/>
-            </w:pPr>
-            <w:r>
-              <w:rPr>
-                <w:rFonts w:ascii="Times New Roman" w:hAnsi="Times New Roman" w:cs="Times New Roman"/>
-                <w:sz w:val="20"/>
-                <w:szCs w:val="20"/>
-              </w:rPr>
-              <w:t xml:space="preserve">15,9–56,0 млн ₽</w:t>
-            </w:r>
-          </w:p>
-        </w:tc>
-        <w:tc>
-          <w:tcPr>
-            <w:tcW w:w="3000" w:type="dxa"/>
-            <w:tcBorders>
-              <w:top w:val="single" w:sz="4" w:space="0" w:color="000000"/>
-              <w:start w:val="single" w:sz="4" w:space="0" w:color="000000"/>
-              <w:bottom w:val="single" w:sz="4" w:space="0" w:color="000000"/>
-              <w:end w:val="single" w:sz="4" w:space="0" w:color="000000"/>
-            </w:tcBorders>
-          </w:tcPr>
-          <w:p>
-            <w:pPr>
-              <w:pStyle w:val="Normal"/>
-              <w:spacing w:lineRule="auto" w:line="240" w:before="0" w:after="0"/>
-              <w:jc w:val="start"/>
-            </w:pPr>
-            <w:r>
-              <w:rPr>
-                <w:rFonts w:ascii="Times New Roman" w:hAnsi="Times New Roman" w:cs="Times New Roman"/>
-                <w:sz w:val="20"/>
-                <w:szCs w:val="20"/>
-              </w:rPr>
-              <w:t xml:space="preserve">Продажа, залог, вклад в уставный капитал</w:t>
+            <w:tcW w:w="4600" w:type="dxa"/>
+            <w:tcBorders>
+              <w:top w:val="single" w:sz="4" w:space="0" w:color="000000"/>
+              <w:start w:val="single" w:sz="4" w:space="0" w:color="000000"/>
+              <w:bottom w:val="single" w:sz="4" w:space="0" w:color="000000"/>
+              <w:end w:val="single" w:sz="4" w:space="0" w:color="000000"/>
+            </w:tcBorders>
+          </w:tcPr>
+          <w:p>
+            <w:pPr>
+              <w:pStyle w:val="Normal"/>
+              <w:spacing w:lineRule="auto" w:line="240" w:before="0" w:after="0"/>
+              <w:jc w:val="start"/>
+            </w:pPr>
+            <w:r>
+              <w:rPr>
+                <w:rFonts w:ascii="Times New Roman" w:hAnsi="Times New Roman" w:cs="Times New Roman"/>
+                <w:sz w:val="20"/>
+                <w:szCs w:val="20"/>
+              </w:rPr>
+              <w:t xml:space="preserve">Доходный, базовый сценарий</w:t>
+            </w:r>
+          </w:p>
+        </w:tc>
+        <w:tc>
+          <w:tcPr>
+            <w:tcW w:w="2700" w:type="dxa"/>
+            <w:tcBorders>
+              <w:top w:val="single" w:sz="4" w:space="0" w:color="000000"/>
+              <w:start w:val="single" w:sz="4" w:space="0" w:color="000000"/>
+              <w:bottom w:val="single" w:sz="4" w:space="0" w:color="000000"/>
+              <w:end w:val="single" w:sz="4" w:space="0" w:color="000000"/>
+            </w:tcBorders>
+          </w:tcPr>
+          <w:p>
+            <w:pPr>
+              <w:pStyle w:val="Normal"/>
+              <w:spacing w:lineRule="auto" w:line="240" w:before="0" w:after="0"/>
+              <w:jc w:val="start"/>
+            </w:pPr>
+            <w:r>
+              <w:rPr>
+                <w:rFonts w:ascii="Times New Roman" w:hAnsi="Times New Roman" w:cs="Times New Roman"/>
+                <w:sz w:val="20"/>
+                <w:szCs w:val="20"/>
+              </w:rPr>
+              <w:t xml:space="preserve">7,5 млн ₽</w:t>
+            </w:r>
+          </w:p>
+        </w:tc>
+        <w:tc>
+          <w:tcPr>
+            <w:tcW w:w="3400" w:type="dxa"/>
+            <w:tcBorders>
+              <w:top w:val="single" w:sz="4" w:space="0" w:color="000000"/>
+              <w:start w:val="single" w:sz="4" w:space="0" w:color="000000"/>
+              <w:bottom w:val="single" w:sz="4" w:space="0" w:color="000000"/>
+              <w:end w:val="single" w:sz="4" w:space="0" w:color="000000"/>
+            </w:tcBorders>
+          </w:tcPr>
+          <w:p>
+            <w:pPr>
+              <w:pStyle w:val="Normal"/>
+              <w:spacing w:lineRule="auto" w:line="240" w:before="0" w:after="0"/>
+              <w:jc w:val="start"/>
+            </w:pPr>
+            <w:r>
+              <w:rPr>
+                <w:rFonts w:ascii="Times New Roman" w:hAnsi="Times New Roman" w:cs="Times New Roman"/>
+                <w:sz w:val="20"/>
+                <w:szCs w:val="20"/>
+              </w:rPr>
+              <w:t xml:space="preserve">Проверочный: зависит от неподтверждённого плана продаж</w:t>
             </w:r>
           </w:p>
         </w:tc>
@@ -5942,27 +6353,153 @@
       <w:tr>
         <w:tc>
           <w:tcPr>
-            <w:tcW w:w="4200" w:type="dxa"/>
-            <w:tcBorders>
-              <w:top w:val="single" w:sz="4" w:space="0" w:color="000000"/>
-              <w:start w:val="single" w:sz="4" w:space="0" w:color="000000"/>
-              <w:bottom w:val="single" w:sz="4" w:space="0" w:color="000000"/>
-              <w:end w:val="single" w:sz="4" w:space="0" w:color="000000"/>
-            </w:tcBorders>
-          </w:tcPr>
-          <w:p>
-            <w:pPr>
-              <w:pStyle w:val="Normal"/>
-              <w:spacing w:lineRule="auto" w:line="240" w:before="0" w:after="0"/>
-              <w:jc w:val="start"/>
-            </w:pPr>
-            <w:r>
-              <w:rPr>
-                <w:rFonts w:ascii="Times New Roman" w:hAnsi="Times New Roman" w:cs="Times New Roman"/>
-                <w:sz w:val="20"/>
-                <w:szCs w:val="20"/>
-              </w:rPr>
-              <w:t xml:space="preserve">Сравнительный</w:t>
+            <w:tcW w:w="4600" w:type="dxa"/>
+            <w:tcBorders>
+              <w:top w:val="single" w:sz="4" w:space="0" w:color="000000"/>
+              <w:start w:val="single" w:sz="4" w:space="0" w:color="000000"/>
+              <w:bottom w:val="single" w:sz="4" w:space="0" w:color="000000"/>
+              <w:end w:val="single" w:sz="4" w:space="0" w:color="000000"/>
+            </w:tcBorders>
+          </w:tcPr>
+          <w:p>
+            <w:pPr>
+              <w:pStyle w:val="Normal"/>
+              <w:spacing w:lineRule="auto" w:line="240" w:before="0" w:after="0"/>
+              <w:jc w:val="start"/>
+            </w:pPr>
+            <w:r>
+              <w:rPr>
+                <w:rFonts w:ascii="Times New Roman" w:hAnsi="Times New Roman" w:cs="Times New Roman"/>
+                <w:sz w:val="20"/>
+                <w:szCs w:val="20"/>
+              </w:rPr>
+              <w:t xml:space="preserve">Затратный, вариант А (фактические затраты)</w:t>
+            </w:r>
+          </w:p>
+        </w:tc>
+        <w:tc>
+          <w:tcPr>
+            <w:tcW w:w="2700" w:type="dxa"/>
+            <w:tcBorders>
+              <w:top w:val="single" w:sz="4" w:space="0" w:color="000000"/>
+              <w:start w:val="single" w:sz="4" w:space="0" w:color="000000"/>
+              <w:bottom w:val="single" w:sz="4" w:space="0" w:color="000000"/>
+              <w:end w:val="single" w:sz="4" w:space="0" w:color="000000"/>
+            </w:tcBorders>
+          </w:tcPr>
+          <w:p>
+            <w:pPr>
+              <w:pStyle w:val="Normal"/>
+              <w:spacing w:lineRule="auto" w:line="240" w:before="0" w:after="0"/>
+              <w:jc w:val="start"/>
+            </w:pPr>
+            <w:r>
+              <w:rPr>
+                <w:rFonts w:ascii="Times New Roman" w:hAnsi="Times New Roman" w:cs="Times New Roman"/>
+                <w:sz w:val="20"/>
+                <w:szCs w:val="20"/>
+              </w:rPr>
+              <w:t xml:space="preserve">5,1 млн ₽</w:t>
+            </w:r>
+          </w:p>
+        </w:tc>
+        <w:tc>
+          <w:tcPr>
+            <w:tcW w:w="3400" w:type="dxa"/>
+            <w:tcBorders>
+              <w:top w:val="single" w:sz="4" w:space="0" w:color="000000"/>
+              <w:start w:val="single" w:sz="4" w:space="0" w:color="000000"/>
+              <w:bottom w:val="single" w:sz="4" w:space="0" w:color="000000"/>
+              <w:end w:val="single" w:sz="4" w:space="0" w:color="000000"/>
+            </w:tcBorders>
+          </w:tcPr>
+          <w:p>
+            <w:pPr>
+              <w:pStyle w:val="Normal"/>
+              <w:spacing w:lineRule="auto" w:line="240" w:before="0" w:after="0"/>
+              <w:jc w:val="start"/>
+            </w:pPr>
+            <w:r>
+              <w:rPr>
+                <w:rFonts w:ascii="Times New Roman" w:hAnsi="Times New Roman" w:cs="Times New Roman"/>
+                <w:sz w:val="20"/>
+                <w:szCs w:val="20"/>
+              </w:rPr>
+              <w:t xml:space="preserve">Вспомогательный: нижняя граница</w:t>
+            </w:r>
+          </w:p>
+        </w:tc>
+      </w:tr>
+    </w:tbl>
+    <w:p>
+      <w:pPr>
+        <w:pStyle w:val="Normal"/>
+        <w:ind w:firstLine="708"/>
+        <w:jc w:val="both"/>
+      </w:pPr>
+    </w:p>
+    <w:p>
+      <w:pPr>
+        <w:pStyle w:val="Normal"/>
+        <w:ind w:firstLine="708"/>
+        <w:jc w:val="both"/>
+      </w:pPr>
+      <w:r>
+        <w:rPr>
+          <w:rFonts w:ascii="Times New Roman" w:hAnsi="Times New Roman" w:cs="Times New Roman"/>
+          <w:sz w:val="24"/>
+          <w:szCs w:val="24"/>
+        </w:rPr>
+        <w:t xml:space="preserve">Результат согласования при различных наборах весов (вариант Б / вариант А / доходный подход):</w:t>
+      </w:r>
+    </w:p>
+    <w:tbl>
+      <w:tblPr>
+        <w:tblW w:w="10700" w:type="dxa"/>
+        <w:jc w:val="start"/>
+        <w:tblInd w:w="108" w:type="dxa"/>
+        <w:tblLayout w:type="fixed"/>
+        <w:tblCellMar>
+          <w:top w:w="0" w:type="dxa"/>
+          <w:start w:w="85" w:type="dxa"/>
+          <w:bottom w:w="0" w:type="dxa"/>
+          <w:end w:w="85" w:type="dxa"/>
+        </w:tblCellMar>
+      </w:tblPr>
+      <w:tblGrid>
+        <w:gridCol w:w="4600"/>
+        <w:gridCol w:w="3000"/>
+        <w:gridCol w:w="3100"/>
+      </w:tblGrid>
+      <w:tr>
+        <w:trPr>
+          <w:tblHeader/>
+        </w:trPr>
+        <w:tc>
+          <w:tcPr>
+            <w:tcW w:w="4600" w:type="dxa"/>
+            <w:tcBorders>
+              <w:top w:val="single" w:sz="4" w:space="0" w:color="000000"/>
+              <w:start w:val="single" w:sz="4" w:space="0" w:color="000000"/>
+              <w:bottom w:val="single" w:sz="4" w:space="0" w:color="000000"/>
+              <w:end w:val="single" w:sz="4" w:space="0" w:color="000000"/>
+            </w:tcBorders>
+          </w:tcPr>
+          <w:p>
+            <w:pPr>
+              <w:pStyle w:val="Normal"/>
+              <w:spacing w:lineRule="auto" w:line="240" w:before="0" w:after="0"/>
+              <w:jc w:val="start"/>
+            </w:pPr>
+            <w:r>
+              <w:rPr>
+                <w:rFonts w:ascii="Times New Roman" w:hAnsi="Times New Roman" w:cs="Times New Roman"/>
+                <w:b/>
+                <w:bCs/>
+                <w:sz w:val="20"/>
+                <w:szCs w:val="20"/>
+              </w:rPr>
+              <w:t xml:space="preserve">Набор весов</w:t>
             </w:r>
           </w:p>
         </w:tc>
@@ -5985,36 +6522,40 @@
             <w:r>
               <w:rPr>
                 <w:rFonts w:ascii="Times New Roman" w:hAnsi="Times New Roman" w:cs="Times New Roman"/>
-                <w:sz w:val="20"/>
-                <w:szCs w:val="20"/>
-              </w:rPr>
-              <w:t xml:space="preserve">цена лицензии 60–80 тыс. ₽</w:t>
-            </w:r>
-          </w:p>
-        </w:tc>
-        <w:tc>
-          <w:tcPr>
-            <w:tcW w:w="3000" w:type="dxa"/>
-            <w:tcBorders>
-              <w:top w:val="single" w:sz="4" w:space="0" w:color="000000"/>
-              <w:start w:val="single" w:sz="4" w:space="0" w:color="000000"/>
-              <w:bottom w:val="single" w:sz="4" w:space="0" w:color="000000"/>
-              <w:end w:val="single" w:sz="4" w:space="0" w:color="000000"/>
-            </w:tcBorders>
-          </w:tcPr>
-          <w:p>
-            <w:pPr>
-              <w:pStyle w:val="Normal"/>
-              <w:spacing w:lineRule="auto" w:line="240" w:before="0" w:after="0"/>
-              <w:jc w:val="start"/>
-            </w:pPr>
-            <w:r>
-              <w:rPr>
-                <w:rFonts w:ascii="Times New Roman" w:hAnsi="Times New Roman" w:cs="Times New Roman"/>
-                <w:sz w:val="20"/>
-                <w:szCs w:val="20"/>
-              </w:rPr>
-              <w:t xml:space="preserve">Обоснование цены реализации, не стоимости актива</w:t>
+                <w:b/>
+                <w:bCs/>
+                <w:sz w:val="20"/>
+                <w:szCs w:val="20"/>
+              </w:rPr>
+              <w:t xml:space="preserve">Согласованная стоимость</w:t>
+            </w:r>
+          </w:p>
+        </w:tc>
+        <w:tc>
+          <w:tcPr>
+            <w:tcW w:w="3100" w:type="dxa"/>
+            <w:tcBorders>
+              <w:top w:val="single" w:sz="4" w:space="0" w:color="000000"/>
+              <w:start w:val="single" w:sz="4" w:space="0" w:color="000000"/>
+              <w:bottom w:val="single" w:sz="4" w:space="0" w:color="000000"/>
+              <w:end w:val="single" w:sz="4" w:space="0" w:color="000000"/>
+            </w:tcBorders>
+          </w:tcPr>
+          <w:p>
+            <w:pPr>
+              <w:pStyle w:val="Normal"/>
+              <w:spacing w:lineRule="auto" w:line="240" w:before="0" w:after="0"/>
+              <w:jc w:val="start"/>
+            </w:pPr>
+            <w:r>
+              <w:rPr>
+                <w:rFonts w:ascii="Times New Roman" w:hAnsi="Times New Roman" w:cs="Times New Roman"/>
+                <w:b/>
+                <w:bCs/>
+                <w:sz w:val="20"/>
+                <w:szCs w:val="20"/>
+              </w:rPr>
+              <w:t xml:space="preserve">Характер набора</w:t>
             </w:r>
           </w:p>
         </w:tc>
@@ -6022,27 +6563,27 @@
       <w:tr>
         <w:tc>
           <w:tcPr>
-            <w:tcW w:w="4200" w:type="dxa"/>
-            <w:tcBorders>
-              <w:top w:val="single" w:sz="4" w:space="0" w:color="000000"/>
-              <w:start w:val="single" w:sz="4" w:space="0" w:color="000000"/>
-              <w:bottom w:val="single" w:sz="4" w:space="0" w:color="000000"/>
-              <w:end w:val="single" w:sz="4" w:space="0" w:color="000000"/>
-            </w:tcBorders>
-          </w:tcPr>
-          <w:p>
-            <w:pPr>
-              <w:pStyle w:val="Normal"/>
-              <w:spacing w:lineRule="auto" w:line="240" w:before="0" w:after="0"/>
-              <w:jc w:val="start"/>
-            </w:pPr>
-            <w:r>
-              <w:rPr>
-                <w:rFonts w:ascii="Times New Roman" w:hAnsi="Times New Roman" w:cs="Times New Roman"/>
-                <w:sz w:val="20"/>
-                <w:szCs w:val="20"/>
-              </w:rPr>
-              <w:t xml:space="preserve">Доходный</w:t>
+            <w:tcW w:w="4600" w:type="dxa"/>
+            <w:tcBorders>
+              <w:top w:val="single" w:sz="4" w:space="0" w:color="000000"/>
+              <w:start w:val="single" w:sz="4" w:space="0" w:color="000000"/>
+              <w:bottom w:val="single" w:sz="4" w:space="0" w:color="000000"/>
+              <w:end w:val="single" w:sz="4" w:space="0" w:color="000000"/>
+            </w:tcBorders>
+          </w:tcPr>
+          <w:p>
+            <w:pPr>
+              <w:pStyle w:val="Normal"/>
+              <w:spacing w:lineRule="auto" w:line="240" w:before="0" w:after="0"/>
+              <w:jc w:val="start"/>
+            </w:pPr>
+            <w:r>
+              <w:rPr>
+                <w:rFonts w:ascii="Times New Roman" w:hAnsi="Times New Roman" w:cs="Times New Roman"/>
+                <w:sz w:val="20"/>
+                <w:szCs w:val="20"/>
+              </w:rPr>
+              <w:t xml:space="preserve">40 % / 30 % / 30 %</w:t>
             </w:r>
           </w:p>
         </w:tc>
@@ -6068,7 +6609,61 @@
                 <w:sz w:val="20"/>
                 <w:szCs w:val="20"/>
               </w:rPr>
-              <w:t xml:space="preserve">2,3–22,6 млн ₽</w:t>
+              <w:t xml:space="preserve">11,6 млн ₽</w:t>
+            </w:r>
+          </w:p>
+        </w:tc>
+        <w:tc>
+          <w:tcPr>
+            <w:tcW w:w="3100" w:type="dxa"/>
+            <w:tcBorders>
+              <w:top w:val="single" w:sz="4" w:space="0" w:color="000000"/>
+              <w:start w:val="single" w:sz="4" w:space="0" w:color="000000"/>
+              <w:bottom w:val="single" w:sz="4" w:space="0" w:color="000000"/>
+              <w:end w:val="single" w:sz="4" w:space="0" w:color="000000"/>
+            </w:tcBorders>
+          </w:tcPr>
+          <w:p>
+            <w:pPr>
+              <w:pStyle w:val="Normal"/>
+              <w:spacing w:lineRule="auto" w:line="240" w:before="0" w:after="0"/>
+              <w:jc w:val="start"/>
+            </w:pPr>
+            <w:r>
+              <w:rPr>
+                <w:rFonts w:ascii="Times New Roman" w:hAnsi="Times New Roman" w:cs="Times New Roman"/>
+                <w:sz w:val="20"/>
+                <w:szCs w:val="20"/>
+              </w:rPr>
+              <w:t xml:space="preserve">Консервативный</w:t>
+            </w:r>
+          </w:p>
+        </w:tc>
+      </w:tr>
+      <w:tr>
+        <w:tc>
+          <w:tcPr>
+            <w:tcW w:w="4600" w:type="dxa"/>
+            <w:tcBorders>
+              <w:top w:val="single" w:sz="4" w:space="0" w:color="000000"/>
+              <w:start w:val="single" w:sz="4" w:space="0" w:color="000000"/>
+              <w:bottom w:val="single" w:sz="4" w:space="0" w:color="000000"/>
+              <w:end w:val="single" w:sz="4" w:space="0" w:color="000000"/>
+            </w:tcBorders>
+          </w:tcPr>
+          <w:p>
+            <w:pPr>
+              <w:pStyle w:val="Normal"/>
+              <w:spacing w:lineRule="auto" w:line="240" w:before="0" w:after="0"/>
+              <w:jc w:val="start"/>
+            </w:pPr>
+            <w:r>
+              <w:rPr>
+                <w:rFonts w:ascii="Times New Roman" w:hAnsi="Times New Roman" w:cs="Times New Roman"/>
+                <w:sz w:val="20"/>
+                <w:szCs w:val="20"/>
+              </w:rPr>
+              <w:t xml:space="preserve">50 % / 20 % / 30 %</w:t>
             </w:r>
           </w:p>
         </w:tc>
@@ -6094,7 +6689,563 @@
                 <w:sz w:val="20"/>
                 <w:szCs w:val="20"/>
               </w:rPr>
-              <w:t xml:space="preserve">Проверочный, зависит от плана продаж</w:t>
+              <w:t xml:space="preserve">13,0 млн ₽</w:t>
+            </w:r>
+          </w:p>
+        </w:tc>
+        <w:tc>
+          <w:tcPr>
+            <w:tcW w:w="3100" w:type="dxa"/>
+            <w:tcBorders>
+              <w:top w:val="single" w:sz="4" w:space="0" w:color="000000"/>
+              <w:start w:val="single" w:sz="4" w:space="0" w:color="000000"/>
+              <w:bottom w:val="single" w:sz="4" w:space="0" w:color="000000"/>
+              <w:end w:val="single" w:sz="4" w:space="0" w:color="000000"/>
+            </w:tcBorders>
+          </w:tcPr>
+          <w:p>
+            <w:pPr>
+              <w:pStyle w:val="Normal"/>
+              <w:spacing w:lineRule="auto" w:line="240" w:before="0" w:after="0"/>
+              <w:jc w:val="start"/>
+            </w:pPr>
+            <w:r>
+              <w:rPr>
+                <w:rFonts w:ascii="Times New Roman" w:hAnsi="Times New Roman" w:cs="Times New Roman"/>
+                <w:sz w:val="20"/>
+                <w:szCs w:val="20"/>
+              </w:rPr>
+              <w:t xml:space="preserve">Сбалансированный</w:t>
+            </w:r>
+          </w:p>
+        </w:tc>
+      </w:tr>
+      <w:tr>
+        <w:tc>
+          <w:tcPr>
+            <w:tcW w:w="4600" w:type="dxa"/>
+            <w:tcBorders>
+              <w:top w:val="single" w:sz="4" w:space="0" w:color="000000"/>
+              <w:start w:val="single" w:sz="4" w:space="0" w:color="000000"/>
+              <w:bottom w:val="single" w:sz="4" w:space="0" w:color="000000"/>
+              <w:end w:val="single" w:sz="4" w:space="0" w:color="000000"/>
+            </w:tcBorders>
+          </w:tcPr>
+          <w:p>
+            <w:pPr>
+              <w:pStyle w:val="Normal"/>
+              <w:spacing w:lineRule="auto" w:line="240" w:before="0" w:after="0"/>
+              <w:jc w:val="start"/>
+            </w:pPr>
+            <w:r>
+              <w:rPr>
+                <w:rFonts w:ascii="Times New Roman" w:hAnsi="Times New Roman" w:cs="Times New Roman"/>
+                <w:sz w:val="20"/>
+                <w:szCs w:val="20"/>
+              </w:rPr>
+              <w:t xml:space="preserve">60 % / 10 % / 30 %</w:t>
+            </w:r>
+          </w:p>
+        </w:tc>
+        <w:tc>
+          <w:tcPr>
+            <w:tcW w:w="3000" w:type="dxa"/>
+            <w:tcBorders>
+              <w:top w:val="single" w:sz="4" w:space="0" w:color="000000"/>
+              <w:start w:val="single" w:sz="4" w:space="0" w:color="000000"/>
+              <w:bottom w:val="single" w:sz="4" w:space="0" w:color="000000"/>
+              <w:end w:val="single" w:sz="4" w:space="0" w:color="000000"/>
+            </w:tcBorders>
+          </w:tcPr>
+          <w:p>
+            <w:pPr>
+              <w:pStyle w:val="Normal"/>
+              <w:spacing w:lineRule="auto" w:line="240" w:before="0" w:after="0"/>
+              <w:jc w:val="start"/>
+            </w:pPr>
+            <w:r>
+              <w:rPr>
+                <w:rFonts w:ascii="Times New Roman" w:hAnsi="Times New Roman" w:cs="Times New Roman"/>
+                <w:sz w:val="20"/>
+                <w:szCs w:val="20"/>
+              </w:rPr>
+              <w:t xml:space="preserve">14,5 млн ₽</w:t>
+            </w:r>
+          </w:p>
+        </w:tc>
+        <w:tc>
+          <w:tcPr>
+            <w:tcW w:w="3100" w:type="dxa"/>
+            <w:tcBorders>
+              <w:top w:val="single" w:sz="4" w:space="0" w:color="000000"/>
+              <w:start w:val="single" w:sz="4" w:space="0" w:color="000000"/>
+              <w:bottom w:val="single" w:sz="4" w:space="0" w:color="000000"/>
+              <w:end w:val="single" w:sz="4" w:space="0" w:color="000000"/>
+            </w:tcBorders>
+          </w:tcPr>
+          <w:p>
+            <w:pPr>
+              <w:pStyle w:val="Normal"/>
+              <w:spacing w:lineRule="auto" w:line="240" w:before="0" w:after="0"/>
+              <w:jc w:val="start"/>
+            </w:pPr>
+            <w:r>
+              <w:rPr>
+                <w:rFonts w:ascii="Times New Roman" w:hAnsi="Times New Roman" w:cs="Times New Roman"/>
+                <w:sz w:val="20"/>
+                <w:szCs w:val="20"/>
+              </w:rPr>
+              <w:t xml:space="preserve">С приоритетом стоимости воссоздания</w:t>
+            </w:r>
+          </w:p>
+        </w:tc>
+      </w:tr>
+      <w:tr>
+        <w:tc>
+          <w:tcPr>
+            <w:tcW w:w="4600" w:type="dxa"/>
+            <w:tcBorders>
+              <w:top w:val="single" w:sz="4" w:space="0" w:color="000000"/>
+              <w:start w:val="single" w:sz="4" w:space="0" w:color="000000"/>
+              <w:bottom w:val="single" w:sz="4" w:space="0" w:color="000000"/>
+              <w:end w:val="single" w:sz="4" w:space="0" w:color="000000"/>
+            </w:tcBorders>
+          </w:tcPr>
+          <w:p>
+            <w:pPr>
+              <w:pStyle w:val="Normal"/>
+              <w:spacing w:lineRule="auto" w:line="240" w:before="0" w:after="0"/>
+              <w:jc w:val="start"/>
+            </w:pPr>
+            <w:r>
+              <w:rPr>
+                <w:rFonts w:ascii="Times New Roman" w:hAnsi="Times New Roman" w:cs="Times New Roman"/>
+                <w:sz w:val="20"/>
+                <w:szCs w:val="20"/>
+              </w:rPr>
+              <w:t xml:space="preserve">70 % / 10 % / 20 %</w:t>
+            </w:r>
+          </w:p>
+        </w:tc>
+        <w:tc>
+          <w:tcPr>
+            <w:tcW w:w="3000" w:type="dxa"/>
+            <w:tcBorders>
+              <w:top w:val="single" w:sz="4" w:space="0" w:color="000000"/>
+              <w:start w:val="single" w:sz="4" w:space="0" w:color="000000"/>
+              <w:bottom w:val="single" w:sz="4" w:space="0" w:color="000000"/>
+              <w:end w:val="single" w:sz="4" w:space="0" w:color="000000"/>
+            </w:tcBorders>
+          </w:tcPr>
+          <w:p>
+            <w:pPr>
+              <w:pStyle w:val="Normal"/>
+              <w:spacing w:lineRule="auto" w:line="240" w:before="0" w:after="0"/>
+              <w:jc w:val="start"/>
+            </w:pPr>
+            <w:r>
+              <w:rPr>
+                <w:rFonts w:ascii="Times New Roman" w:hAnsi="Times New Roman" w:cs="Times New Roman"/>
+                <w:sz w:val="20"/>
+                <w:szCs w:val="20"/>
+              </w:rPr>
+              <w:t xml:space="preserve">15,7 млн ₽</w:t>
+            </w:r>
+          </w:p>
+        </w:tc>
+        <w:tc>
+          <w:tcPr>
+            <w:tcW w:w="3100" w:type="dxa"/>
+            <w:tcBorders>
+              <w:top w:val="single" w:sz="4" w:space="0" w:color="000000"/>
+              <w:start w:val="single" w:sz="4" w:space="0" w:color="000000"/>
+              <w:bottom w:val="single" w:sz="4" w:space="0" w:color="000000"/>
+              <w:end w:val="single" w:sz="4" w:space="0" w:color="000000"/>
+            </w:tcBorders>
+          </w:tcPr>
+          <w:p>
+            <w:pPr>
+              <w:pStyle w:val="Normal"/>
+              <w:spacing w:lineRule="auto" w:line="240" w:before="0" w:after="0"/>
+              <w:jc w:val="start"/>
+            </w:pPr>
+            <w:r>
+              <w:rPr>
+                <w:rFonts w:ascii="Times New Roman" w:hAnsi="Times New Roman" w:cs="Times New Roman"/>
+                <w:sz w:val="20"/>
+                <w:szCs w:val="20"/>
+              </w:rPr>
+              <w:t xml:space="preserve">С минимальным учётом доходного подхода</w:t>
+            </w:r>
+          </w:p>
+        </w:tc>
+      </w:tr>
+    </w:tbl>
+    <w:p>
+      <w:pPr>
+        <w:pStyle w:val="Normal"/>
+        <w:ind w:firstLine="708"/>
+        <w:jc w:val="both"/>
+      </w:pPr>
+    </w:p>
+    <w:p>
+      <w:pPr>
+        <w:pStyle w:val="Normal"/>
+        <w:ind w:firstLine="708"/>
+        <w:jc w:val="both"/>
+      </w:pPr>
+      <w:r>
+        <w:rPr>
+          <w:rFonts w:ascii="Times New Roman" w:hAnsi="Times New Roman" w:cs="Times New Roman"/>
+          <w:sz w:val="24"/>
+          <w:szCs w:val="24"/>
+        </w:rPr>
+        <w:t xml:space="preserve">Чувствительность к базе затратного подхода по варианту Б при весах 50 / 20 / 30:</w:t>
+      </w:r>
+    </w:p>
+    <w:tbl>
+      <w:tblPr>
+        <w:tblW w:w="10700" w:type="dxa"/>
+        <w:jc w:val="start"/>
+        <w:tblInd w:w="108" w:type="dxa"/>
+        <w:tblLayout w:type="fixed"/>
+        <w:tblCellMar>
+          <w:top w:w="0" w:type="dxa"/>
+          <w:start w:w="85" w:type="dxa"/>
+          <w:bottom w:w="0" w:type="dxa"/>
+          <w:end w:w="85" w:type="dxa"/>
+        </w:tblCellMar>
+      </w:tblPr>
+      <w:tblGrid>
+        <w:gridCol w:w="4600"/>
+        <w:gridCol w:w="3000"/>
+        <w:gridCol w:w="3100"/>
+      </w:tblGrid>
+      <w:tr>
+        <w:trPr>
+          <w:tblHeader/>
+        </w:trPr>
+        <w:tc>
+          <w:tcPr>
+            <w:tcW w:w="4600" w:type="dxa"/>
+            <w:tcBorders>
+              <w:top w:val="single" w:sz="4" w:space="0" w:color="000000"/>
+              <w:start w:val="single" w:sz="4" w:space="0" w:color="000000"/>
+              <w:bottom w:val="single" w:sz="4" w:space="0" w:color="000000"/>
+              <w:end w:val="single" w:sz="4" w:space="0" w:color="000000"/>
+            </w:tcBorders>
+          </w:tcPr>
+          <w:p>
+            <w:pPr>
+              <w:pStyle w:val="Normal"/>
+              <w:spacing w:lineRule="auto" w:line="240" w:before="0" w:after="0"/>
+              <w:jc w:val="start"/>
+            </w:pPr>
+            <w:r>
+              <w:rPr>
+                <w:rFonts w:ascii="Times New Roman" w:hAnsi="Times New Roman" w:cs="Times New Roman"/>
+                <w:b/>
+                <w:bCs/>
+                <w:sz w:val="20"/>
+                <w:szCs w:val="20"/>
+              </w:rPr>
+              <w:t xml:space="preserve">База воссоздания</w:t>
+            </w:r>
+          </w:p>
+        </w:tc>
+        <w:tc>
+          <w:tcPr>
+            <w:tcW w:w="3000" w:type="dxa"/>
+            <w:tcBorders>
+              <w:top w:val="single" w:sz="4" w:space="0" w:color="000000"/>
+              <w:start w:val="single" w:sz="4" w:space="0" w:color="000000"/>
+              <w:bottom w:val="single" w:sz="4" w:space="0" w:color="000000"/>
+              <w:end w:val="single" w:sz="4" w:space="0" w:color="000000"/>
+            </w:tcBorders>
+          </w:tcPr>
+          <w:p>
+            <w:pPr>
+              <w:pStyle w:val="Normal"/>
+              <w:spacing w:lineRule="auto" w:line="240" w:before="0" w:after="0"/>
+              <w:jc w:val="start"/>
+            </w:pPr>
+            <w:r>
+              <w:rPr>
+                <w:rFonts w:ascii="Times New Roman" w:hAnsi="Times New Roman" w:cs="Times New Roman"/>
+                <w:b/>
+                <w:bCs/>
+                <w:sz w:val="20"/>
+                <w:szCs w:val="20"/>
+              </w:rPr>
+              <w:t xml:space="preserve">Трудозатраты</w:t>
+            </w:r>
+          </w:p>
+        </w:tc>
+        <w:tc>
+          <w:tcPr>
+            <w:tcW w:w="3100" w:type="dxa"/>
+            <w:tcBorders>
+              <w:top w:val="single" w:sz="4" w:space="0" w:color="000000"/>
+              <w:start w:val="single" w:sz="4" w:space="0" w:color="000000"/>
+              <w:bottom w:val="single" w:sz="4" w:space="0" w:color="000000"/>
+              <w:end w:val="single" w:sz="4" w:space="0" w:color="000000"/>
+            </w:tcBorders>
+          </w:tcPr>
+          <w:p>
+            <w:pPr>
+              <w:pStyle w:val="Normal"/>
+              <w:spacing w:lineRule="auto" w:line="240" w:before="0" w:after="0"/>
+              <w:jc w:val="start"/>
+            </w:pPr>
+            <w:r>
+              <w:rPr>
+                <w:rFonts w:ascii="Times New Roman" w:hAnsi="Times New Roman" w:cs="Times New Roman"/>
+                <w:b/>
+                <w:bCs/>
+                <w:sz w:val="20"/>
+                <w:szCs w:val="20"/>
+              </w:rPr>
+              <w:t xml:space="preserve">Согласованная стоимость</w:t>
+            </w:r>
+          </w:p>
+        </w:tc>
+      </w:tr>
+      <w:tr>
+        <w:tc>
+          <w:tcPr>
+            <w:tcW w:w="4600" w:type="dxa"/>
+            <w:tcBorders>
+              <w:top w:val="single" w:sz="4" w:space="0" w:color="000000"/>
+              <w:start w:val="single" w:sz="4" w:space="0" w:color="000000"/>
+              <w:bottom w:val="single" w:sz="4" w:space="0" w:color="000000"/>
+              <w:end w:val="single" w:sz="4" w:space="0" w:color="000000"/>
+            </w:tcBorders>
+          </w:tcPr>
+          <w:p>
+            <w:pPr>
+              <w:pStyle w:val="Normal"/>
+              <w:spacing w:lineRule="auto" w:line="240" w:before="0" w:after="0"/>
+              <w:jc w:val="start"/>
+            </w:pPr>
+            <w:r>
+              <w:rPr>
+                <w:rFonts w:ascii="Times New Roman" w:hAnsi="Times New Roman" w:cs="Times New Roman"/>
+                <w:sz w:val="20"/>
+                <w:szCs w:val="20"/>
+              </w:rPr>
+              <w:t xml:space="preserve">15,9 млн ₽ (нижняя)</w:t>
+            </w:r>
+          </w:p>
+        </w:tc>
+        <w:tc>
+          <w:tcPr>
+            <w:tcW w:w="3000" w:type="dxa"/>
+            <w:tcBorders>
+              <w:top w:val="single" w:sz="4" w:space="0" w:color="000000"/>
+              <w:start w:val="single" w:sz="4" w:space="0" w:color="000000"/>
+              <w:bottom w:val="single" w:sz="4" w:space="0" w:color="000000"/>
+              <w:end w:val="single" w:sz="4" w:space="0" w:color="000000"/>
+            </w:tcBorders>
+          </w:tcPr>
+          <w:p>
+            <w:pPr>
+              <w:pStyle w:val="Normal"/>
+              <w:spacing w:lineRule="auto" w:line="240" w:before="0" w:after="0"/>
+              <w:jc w:val="start"/>
+            </w:pPr>
+            <w:r>
+              <w:rPr>
+                <w:rFonts w:ascii="Times New Roman" w:hAnsi="Times New Roman" w:cs="Times New Roman"/>
+                <w:sz w:val="20"/>
+                <w:szCs w:val="20"/>
+              </w:rPr>
+              <w:t xml:space="preserve">53 чел.-мес</w:t>
+            </w:r>
+          </w:p>
+        </w:tc>
+        <w:tc>
+          <w:tcPr>
+            <w:tcW w:w="3100" w:type="dxa"/>
+            <w:tcBorders>
+              <w:top w:val="single" w:sz="4" w:space="0" w:color="000000"/>
+              <w:start w:val="single" w:sz="4" w:space="0" w:color="000000"/>
+              <w:bottom w:val="single" w:sz="4" w:space="0" w:color="000000"/>
+              <w:end w:val="single" w:sz="4" w:space="0" w:color="000000"/>
+            </w:tcBorders>
+          </w:tcPr>
+          <w:p>
+            <w:pPr>
+              <w:pStyle w:val="Normal"/>
+              <w:spacing w:lineRule="auto" w:line="240" w:before="0" w:after="0"/>
+              <w:jc w:val="start"/>
+            </w:pPr>
+            <w:r>
+              <w:rPr>
+                <w:rFonts w:ascii="Times New Roman" w:hAnsi="Times New Roman" w:cs="Times New Roman"/>
+                <w:sz w:val="20"/>
+                <w:szCs w:val="20"/>
+              </w:rPr>
+              <w:t xml:space="preserve">11,2 млн ₽</w:t>
+            </w:r>
+          </w:p>
+        </w:tc>
+      </w:tr>
+      <w:tr>
+        <w:tc>
+          <w:tcPr>
+            <w:tcW w:w="4600" w:type="dxa"/>
+            <w:tcBorders>
+              <w:top w:val="single" w:sz="4" w:space="0" w:color="000000"/>
+              <w:start w:val="single" w:sz="4" w:space="0" w:color="000000"/>
+              <w:bottom w:val="single" w:sz="4" w:space="0" w:color="000000"/>
+              <w:end w:val="single" w:sz="4" w:space="0" w:color="000000"/>
+            </w:tcBorders>
+          </w:tcPr>
+          <w:p>
+            <w:pPr>
+              <w:pStyle w:val="Normal"/>
+              <w:spacing w:lineRule="auto" w:line="240" w:before="0" w:after="0"/>
+              <w:jc w:val="start"/>
+            </w:pPr>
+            <w:r>
+              <w:rPr>
+                <w:rFonts w:ascii="Times New Roman" w:hAnsi="Times New Roman" w:cs="Times New Roman"/>
+                <w:sz w:val="20"/>
+                <w:szCs w:val="20"/>
+              </w:rPr>
+              <w:t xml:space="preserve">19,5 млн ₽ (средняя)</w:t>
+            </w:r>
+          </w:p>
+        </w:tc>
+        <w:tc>
+          <w:tcPr>
+            <w:tcW w:w="3000" w:type="dxa"/>
+            <w:tcBorders>
+              <w:top w:val="single" w:sz="4" w:space="0" w:color="000000"/>
+              <w:start w:val="single" w:sz="4" w:space="0" w:color="000000"/>
+              <w:bottom w:val="single" w:sz="4" w:space="0" w:color="000000"/>
+              <w:end w:val="single" w:sz="4" w:space="0" w:color="000000"/>
+            </w:tcBorders>
+          </w:tcPr>
+          <w:p>
+            <w:pPr>
+              <w:pStyle w:val="Normal"/>
+              <w:spacing w:lineRule="auto" w:line="240" w:before="0" w:after="0"/>
+              <w:jc w:val="start"/>
+            </w:pPr>
+            <w:r>
+              <w:rPr>
+                <w:rFonts w:ascii="Times New Roman" w:hAnsi="Times New Roman" w:cs="Times New Roman"/>
+                <w:sz w:val="20"/>
+                <w:szCs w:val="20"/>
+              </w:rPr>
+              <w:t xml:space="preserve">65 чел.-мес</w:t>
+            </w:r>
+          </w:p>
+        </w:tc>
+        <w:tc>
+          <w:tcPr>
+            <w:tcW w:w="3100" w:type="dxa"/>
+            <w:tcBorders>
+              <w:top w:val="single" w:sz="4" w:space="0" w:color="000000"/>
+              <w:start w:val="single" w:sz="4" w:space="0" w:color="000000"/>
+              <w:bottom w:val="single" w:sz="4" w:space="0" w:color="000000"/>
+              <w:end w:val="single" w:sz="4" w:space="0" w:color="000000"/>
+            </w:tcBorders>
+          </w:tcPr>
+          <w:p>
+            <w:pPr>
+              <w:pStyle w:val="Normal"/>
+              <w:spacing w:lineRule="auto" w:line="240" w:before="0" w:after="0"/>
+              <w:jc w:val="start"/>
+            </w:pPr>
+            <w:r>
+              <w:rPr>
+                <w:rFonts w:ascii="Times New Roman" w:hAnsi="Times New Roman" w:cs="Times New Roman"/>
+                <w:sz w:val="20"/>
+                <w:szCs w:val="20"/>
+              </w:rPr>
+              <w:t xml:space="preserve">13,0 млн ₽</w:t>
+            </w:r>
+          </w:p>
+        </w:tc>
+      </w:tr>
+      <w:tr>
+        <w:tc>
+          <w:tcPr>
+            <w:tcW w:w="4600" w:type="dxa"/>
+            <w:tcBorders>
+              <w:top w:val="single" w:sz="4" w:space="0" w:color="000000"/>
+              <w:start w:val="single" w:sz="4" w:space="0" w:color="000000"/>
+              <w:bottom w:val="single" w:sz="4" w:space="0" w:color="000000"/>
+              <w:end w:val="single" w:sz="4" w:space="0" w:color="000000"/>
+            </w:tcBorders>
+          </w:tcPr>
+          <w:p>
+            <w:pPr>
+              <w:pStyle w:val="Normal"/>
+              <w:spacing w:lineRule="auto" w:line="240" w:before="0" w:after="0"/>
+              <w:jc w:val="start"/>
+            </w:pPr>
+            <w:r>
+              <w:rPr>
+                <w:rFonts w:ascii="Times New Roman" w:hAnsi="Times New Roman" w:cs="Times New Roman"/>
+                <w:sz w:val="20"/>
+                <w:szCs w:val="20"/>
+              </w:rPr>
+              <w:t xml:space="preserve">24,0 млн ₽ (верхняя)</w:t>
+            </w:r>
+          </w:p>
+        </w:tc>
+        <w:tc>
+          <w:tcPr>
+            <w:tcW w:w="3000" w:type="dxa"/>
+            <w:tcBorders>
+              <w:top w:val="single" w:sz="4" w:space="0" w:color="000000"/>
+              <w:start w:val="single" w:sz="4" w:space="0" w:color="000000"/>
+              <w:bottom w:val="single" w:sz="4" w:space="0" w:color="000000"/>
+              <w:end w:val="single" w:sz="4" w:space="0" w:color="000000"/>
+            </w:tcBorders>
+          </w:tcPr>
+          <w:p>
+            <w:pPr>
+              <w:pStyle w:val="Normal"/>
+              <w:spacing w:lineRule="auto" w:line="240" w:before="0" w:after="0"/>
+              <w:jc w:val="start"/>
+            </w:pPr>
+            <w:r>
+              <w:rPr>
+                <w:rFonts w:ascii="Times New Roman" w:hAnsi="Times New Roman" w:cs="Times New Roman"/>
+                <w:sz w:val="20"/>
+                <w:szCs w:val="20"/>
+              </w:rPr>
+              <w:t xml:space="preserve">80 чел.-мес</w:t>
+            </w:r>
+          </w:p>
+        </w:tc>
+        <w:tc>
+          <w:tcPr>
+            <w:tcW w:w="3100" w:type="dxa"/>
+            <w:tcBorders>
+              <w:top w:val="single" w:sz="4" w:space="0" w:color="000000"/>
+              <w:start w:val="single" w:sz="4" w:space="0" w:color="000000"/>
+              <w:bottom w:val="single" w:sz="4" w:space="0" w:color="000000"/>
+              <w:end w:val="single" w:sz="4" w:space="0" w:color="000000"/>
+            </w:tcBorders>
+          </w:tcPr>
+          <w:p>
+            <w:pPr>
+              <w:pStyle w:val="Normal"/>
+              <w:spacing w:lineRule="auto" w:line="240" w:before="0" w:after="0"/>
+              <w:jc w:val="start"/>
+            </w:pPr>
+            <w:r>
+              <w:rPr>
+                <w:rFonts w:ascii="Times New Roman" w:hAnsi="Times New Roman" w:cs="Times New Roman"/>
+                <w:sz w:val="20"/>
+                <w:szCs w:val="20"/>
+              </w:rPr>
+              <w:t xml:space="preserve">15,3 млн ₽</w:t>
             </w:r>
           </w:p>
         </w:tc>
@@ -6121,7 +7272,7 @@
           <w:sz w:val="24"/>
           <w:szCs w:val="24"/>
         </w:rPr>
-        <w:t xml:space="preserve">Итоговый ориентир. Для целей бухгалтерского учёта обоснованной является величина 4,3–6,8 млн ₽. Для целей отчуждения прав, залога или внесения в уставный капитал согласованный диапазон, учитывающий пересечение затратного подхода по варианту Б и доходного подхода по базовому сценарию, составляет ориентировочно 8–20 млн ₽. Верхняя граница диапазона достижима при подтверждении объёмов продаж на уровне базового сценария и выше.</w:t>
+        <w:t xml:space="preserve">Итог. Совокупность рассмотренных наборов весов и вариантов базы даёт диапазон согласованных значений рыночной стоимости исключительного права от 10,1 до 17,2 млн ₽ при центральном значении 13,0 млн ₽. Выбор конкретной величины в пределах указанного диапазона определяется весами, принятыми оценщиком, и относится к его компетенции.</w:t>
       </w:r>
     </w:p>
     <w:p>

--- a/infosreda-valuation-input.docx
+++ b/infosreda-valuation-input.docx
@@ -729,12 +729,12 @@
           <w:sz w:val="24"/>
           <w:szCs w:val="24"/>
         </w:rPr>
-        <w:t xml:space="preserve">Девять модулей. Собственные наименования модулей зарегистрированы правообладателем отдельно и подлежат внесению в таблицу ниже.</w:t>
+        <w:t xml:space="preserve">В состав программного обеспечения входят девять предметных учебных модулей. Наименования модулей принадлежат правообладателю.</w:t>
       </w:r>
     </w:p>
     <w:tbl>
       <w:tblPr>
-        <w:tblW w:w="10200" w:type="dxa"/>
+        <w:tblW w:w="10800" w:type="dxa"/>
         <w:jc w:val="start"/>
         <w:tblInd w:w="108" w:type="dxa"/>
         <w:tblLayout w:type="fixed"/>
@@ -747,9 +747,9 @@
       </w:tblPr>
       <w:tblGrid>
         <w:gridCol w:w="600"/>
-        <w:gridCol w:w="4700"/>
-        <w:gridCol w:w="2400"/>
-        <w:gridCol w:w="2500"/>
+        <w:gridCol w:w="3600"/>
+        <w:gridCol w:w="4300"/>
+        <w:gridCol w:w="2300"/>
       </w:tblGrid>
       <w:tr>
         <w:trPr>
@@ -785,7 +785,7 @@
         </w:tc>
         <w:tc>
           <w:tcPr>
-            <w:tcW w:w="4700" w:type="dxa"/>
+            <w:tcW w:w="3600" w:type="dxa"/>
             <w:tcBorders>
               <w:top w:val="single" w:sz="4" w:space="0" w:color="000000"/>
               <w:start w:val="single" w:sz="4" w:space="0" w:color="000000"/>
@@ -813,7 +813,7 @@
         </w:tc>
         <w:tc>
           <w:tcPr>
-            <w:tcW w:w="2400" w:type="dxa"/>
+            <w:tcW w:w="4300" w:type="dxa"/>
             <w:tcBorders>
               <w:top w:val="single" w:sz="4" w:space="0" w:color="000000"/>
               <w:start w:val="single" w:sz="4" w:space="0" w:color="000000"/>
@@ -841,7 +841,7 @@
         </w:tc>
         <w:tc>
           <w:tcPr>
-            <w:tcW w:w="2500" w:type="dxa"/>
+            <w:tcW w:w="2300" w:type="dxa"/>
             <w:tcBorders>
               <w:top w:val="single" w:sz="4" w:space="0" w:color="000000"/>
               <w:start w:val="single" w:sz="4" w:space="0" w:color="000000"/>
@@ -897,7 +897,7 @@
         </w:tc>
         <w:tc>
           <w:tcPr>
-            <w:tcW w:w="4700" w:type="dxa"/>
+            <w:tcW w:w="3600" w:type="dxa"/>
             <w:tcBorders>
               <w:top w:val="single" w:sz="4" w:space="0" w:color="000000"/>
               <w:start w:val="single" w:sz="4" w:space="0" w:color="000000"/>
@@ -923,34 +923,33 @@
         </w:tc>
         <w:tc>
           <w:tcPr>
-            <w:tcW w:w="2400" w:type="dxa"/>
-            <w:tcBorders>
-              <w:top w:val="single" w:sz="4" w:space="0" w:color="000000"/>
-              <w:start w:val="single" w:sz="4" w:space="0" w:color="000000"/>
-              <w:bottom w:val="single" w:sz="4" w:space="0" w:color="000000"/>
-              <w:end w:val="single" w:sz="4" w:space="0" w:color="000000"/>
-            </w:tcBorders>
-          </w:tcPr>
-          <w:p>
-            <w:pPr>
-              <w:pStyle w:val="Normal"/>
-              <w:spacing w:lineRule="auto" w:line="240" w:before="0" w:after="0"/>
-              <w:jc w:val="start"/>
-            </w:pPr>
-            <w:r>
-              <w:rPr>
-                <w:rFonts w:ascii="Times New Roman" w:hAnsi="Times New Roman" w:cs="Times New Roman"/>
-                <w:sz w:val="20"/>
-                <w:szCs w:val="20"/>
-                <w:highlight w:val="yellow"/>
-              </w:rPr>
-              <w:t xml:space="preserve">_______________________</w:t>
-            </w:r>
-          </w:p>
-        </w:tc>
-        <w:tc>
-          <w:tcPr>
-            <w:tcW w:w="2500" w:type="dxa"/>
+            <w:tcW w:w="4300" w:type="dxa"/>
+            <w:tcBorders>
+              <w:top w:val="single" w:sz="4" w:space="0" w:color="000000"/>
+              <w:start w:val="single" w:sz="4" w:space="0" w:color="000000"/>
+              <w:bottom w:val="single" w:sz="4" w:space="0" w:color="000000"/>
+              <w:end w:val="single" w:sz="4" w:space="0" w:color="000000"/>
+            </w:tcBorders>
+          </w:tcPr>
+          <w:p>
+            <w:pPr>
+              <w:pStyle w:val="Normal"/>
+              <w:spacing w:lineRule="auto" w:line="240" w:before="0" w:after="0"/>
+              <w:jc w:val="start"/>
+            </w:pPr>
+            <w:r>
+              <w:rPr>
+                <w:rFonts w:ascii="Times New Roman" w:hAnsi="Times New Roman" w:cs="Times New Roman"/>
+                <w:sz w:val="20"/>
+                <w:szCs w:val="20"/>
+              </w:rPr>
+              <w:t xml:space="preserve">Интерактивное наглядное пособие (Слова и Азбука)</w:t>
+            </w:r>
+          </w:p>
+        </w:tc>
+        <w:tc>
+          <w:tcPr>
+            <w:tcW w:w="2300" w:type="dxa"/>
             <w:tcBorders>
               <w:top w:val="single" w:sz="4" w:space="0" w:color="000000"/>
               <w:start w:val="single" w:sz="4" w:space="0" w:color="000000"/>
@@ -1004,7 +1003,7 @@
         </w:tc>
         <w:tc>
           <w:tcPr>
-            <w:tcW w:w="4700" w:type="dxa"/>
+            <w:tcW w:w="3600" w:type="dxa"/>
             <w:tcBorders>
               <w:top w:val="single" w:sz="4" w:space="0" w:color="000000"/>
               <w:start w:val="single" w:sz="4" w:space="0" w:color="000000"/>
@@ -1030,34 +1029,33 @@
         </w:tc>
         <w:tc>
           <w:tcPr>
-            <w:tcW w:w="2400" w:type="dxa"/>
-            <w:tcBorders>
-              <w:top w:val="single" w:sz="4" w:space="0" w:color="000000"/>
-              <w:start w:val="single" w:sz="4" w:space="0" w:color="000000"/>
-              <w:bottom w:val="single" w:sz="4" w:space="0" w:color="000000"/>
-              <w:end w:val="single" w:sz="4" w:space="0" w:color="000000"/>
-            </w:tcBorders>
-          </w:tcPr>
-          <w:p>
-            <w:pPr>
-              <w:pStyle w:val="Normal"/>
-              <w:spacing w:lineRule="auto" w:line="240" w:before="0" w:after="0"/>
-              <w:jc w:val="start"/>
-            </w:pPr>
-            <w:r>
-              <w:rPr>
-                <w:rFonts w:ascii="Times New Roman" w:hAnsi="Times New Roman" w:cs="Times New Roman"/>
-                <w:sz w:val="20"/>
-                <w:szCs w:val="20"/>
-                <w:highlight w:val="yellow"/>
-              </w:rPr>
-              <w:t xml:space="preserve">_______________________</w:t>
-            </w:r>
-          </w:p>
-        </w:tc>
-        <w:tc>
-          <w:tcPr>
-            <w:tcW w:w="2500" w:type="dxa"/>
+            <w:tcW w:w="4300" w:type="dxa"/>
+            <w:tcBorders>
+              <w:top w:val="single" w:sz="4" w:space="0" w:color="000000"/>
+              <w:start w:val="single" w:sz="4" w:space="0" w:color="000000"/>
+              <w:bottom w:val="single" w:sz="4" w:space="0" w:color="000000"/>
+              <w:end w:val="single" w:sz="4" w:space="0" w:color="000000"/>
+            </w:tcBorders>
+          </w:tcPr>
+          <w:p>
+            <w:pPr>
+              <w:pStyle w:val="Normal"/>
+              <w:spacing w:lineRule="auto" w:line="240" w:before="0" w:after="0"/>
+              <w:jc w:val="start"/>
+            </w:pPr>
+            <w:r>
+              <w:rPr>
+                <w:rFonts w:ascii="Times New Roman" w:hAnsi="Times New Roman" w:cs="Times New Roman"/>
+                <w:sz w:val="20"/>
+                <w:szCs w:val="20"/>
+              </w:rPr>
+              <w:t xml:space="preserve">Интерактивное наглядное пособие (Русская словесность)</w:t>
+            </w:r>
+          </w:p>
+        </w:tc>
+        <w:tc>
+          <w:tcPr>
+            <w:tcW w:w="2300" w:type="dxa"/>
             <w:tcBorders>
               <w:top w:val="single" w:sz="4" w:space="0" w:color="000000"/>
               <w:start w:val="single" w:sz="4" w:space="0" w:color="000000"/>
@@ -1111,7 +1109,7 @@
         </w:tc>
         <w:tc>
           <w:tcPr>
-            <w:tcW w:w="4700" w:type="dxa"/>
+            <w:tcW w:w="3600" w:type="dxa"/>
             <w:tcBorders>
               <w:top w:val="single" w:sz="4" w:space="0" w:color="000000"/>
               <w:start w:val="single" w:sz="4" w:space="0" w:color="000000"/>
@@ -1137,34 +1135,33 @@
         </w:tc>
         <w:tc>
           <w:tcPr>
-            <w:tcW w:w="2400" w:type="dxa"/>
-            <w:tcBorders>
-              <w:top w:val="single" w:sz="4" w:space="0" w:color="000000"/>
-              <w:start w:val="single" w:sz="4" w:space="0" w:color="000000"/>
-              <w:bottom w:val="single" w:sz="4" w:space="0" w:color="000000"/>
-              <w:end w:val="single" w:sz="4" w:space="0" w:color="000000"/>
-            </w:tcBorders>
-          </w:tcPr>
-          <w:p>
-            <w:pPr>
-              <w:pStyle w:val="Normal"/>
-              <w:spacing w:lineRule="auto" w:line="240" w:before="0" w:after="0"/>
-              <w:jc w:val="start"/>
-            </w:pPr>
-            <w:r>
-              <w:rPr>
-                <w:rFonts w:ascii="Times New Roman" w:hAnsi="Times New Roman" w:cs="Times New Roman"/>
-                <w:sz w:val="20"/>
-                <w:szCs w:val="20"/>
-                <w:highlight w:val="yellow"/>
-              </w:rPr>
-              <w:t xml:space="preserve">_______________________</w:t>
-            </w:r>
-          </w:p>
-        </w:tc>
-        <w:tc>
-          <w:tcPr>
-            <w:tcW w:w="2500" w:type="dxa"/>
+            <w:tcW w:w="4300" w:type="dxa"/>
+            <w:tcBorders>
+              <w:top w:val="single" w:sz="4" w:space="0" w:color="000000"/>
+              <w:start w:val="single" w:sz="4" w:space="0" w:color="000000"/>
+              <w:bottom w:val="single" w:sz="4" w:space="0" w:color="000000"/>
+              <w:end w:val="single" w:sz="4" w:space="0" w:color="000000"/>
+            </w:tcBorders>
+          </w:tcPr>
+          <w:p>
+            <w:pPr>
+              <w:pStyle w:val="Normal"/>
+              <w:spacing w:lineRule="auto" w:line="240" w:before="0" w:after="0"/>
+              <w:jc w:val="start"/>
+            </w:pPr>
+            <w:r>
+              <w:rPr>
+                <w:rFonts w:ascii="Times New Roman" w:hAnsi="Times New Roman" w:cs="Times New Roman"/>
+                <w:sz w:val="20"/>
+                <w:szCs w:val="20"/>
+              </w:rPr>
+              <w:t xml:space="preserve">Интерактивное наглядное пособие (Иностранные слова)</w:t>
+            </w:r>
+          </w:p>
+        </w:tc>
+        <w:tc>
+          <w:tcPr>
+            <w:tcW w:w="2300" w:type="dxa"/>
             <w:tcBorders>
               <w:top w:val="single" w:sz="4" w:space="0" w:color="000000"/>
               <w:start w:val="single" w:sz="4" w:space="0" w:color="000000"/>
@@ -1218,7 +1215,7 @@
         </w:tc>
         <w:tc>
           <w:tcPr>
-            <w:tcW w:w="4700" w:type="dxa"/>
+            <w:tcW w:w="3600" w:type="dxa"/>
             <w:tcBorders>
               <w:top w:val="single" w:sz="4" w:space="0" w:color="000000"/>
               <w:start w:val="single" w:sz="4" w:space="0" w:color="000000"/>
@@ -1244,34 +1241,33 @@
         </w:tc>
         <w:tc>
           <w:tcPr>
-            <w:tcW w:w="2400" w:type="dxa"/>
-            <w:tcBorders>
-              <w:top w:val="single" w:sz="4" w:space="0" w:color="000000"/>
-              <w:start w:val="single" w:sz="4" w:space="0" w:color="000000"/>
-              <w:bottom w:val="single" w:sz="4" w:space="0" w:color="000000"/>
-              <w:end w:val="single" w:sz="4" w:space="0" w:color="000000"/>
-            </w:tcBorders>
-          </w:tcPr>
-          <w:p>
-            <w:pPr>
-              <w:pStyle w:val="Normal"/>
-              <w:spacing w:lineRule="auto" w:line="240" w:before="0" w:after="0"/>
-              <w:jc w:val="start"/>
-            </w:pPr>
-            <w:r>
-              <w:rPr>
-                <w:rFonts w:ascii="Times New Roman" w:hAnsi="Times New Roman" w:cs="Times New Roman"/>
-                <w:sz w:val="20"/>
-                <w:szCs w:val="20"/>
-                <w:highlight w:val="yellow"/>
-              </w:rPr>
-              <w:t xml:space="preserve">_______________________</w:t>
-            </w:r>
-          </w:p>
-        </w:tc>
-        <w:tc>
-          <w:tcPr>
-            <w:tcW w:w="2500" w:type="dxa"/>
+            <w:tcW w:w="4300" w:type="dxa"/>
+            <w:tcBorders>
+              <w:top w:val="single" w:sz="4" w:space="0" w:color="000000"/>
+              <w:start w:val="single" w:sz="4" w:space="0" w:color="000000"/>
+              <w:bottom w:val="single" w:sz="4" w:space="0" w:color="000000"/>
+              <w:end w:val="single" w:sz="4" w:space="0" w:color="000000"/>
+            </w:tcBorders>
+          </w:tcPr>
+          <w:p>
+            <w:pPr>
+              <w:pStyle w:val="Normal"/>
+              <w:spacing w:lineRule="auto" w:line="240" w:before="0" w:after="0"/>
+              <w:jc w:val="start"/>
+            </w:pPr>
+            <w:r>
+              <w:rPr>
+                <w:rFonts w:ascii="Times New Roman" w:hAnsi="Times New Roman" w:cs="Times New Roman"/>
+                <w:sz w:val="20"/>
+                <w:szCs w:val="20"/>
+              </w:rPr>
+              <w:t xml:space="preserve">Интерактивное наглядное пособие (Предмет «Математика»)</w:t>
+            </w:r>
+          </w:p>
+        </w:tc>
+        <w:tc>
+          <w:tcPr>
+            <w:tcW w:w="2300" w:type="dxa"/>
             <w:tcBorders>
               <w:top w:val="single" w:sz="4" w:space="0" w:color="000000"/>
               <w:start w:val="single" w:sz="4" w:space="0" w:color="000000"/>
@@ -1325,7 +1321,7 @@
         </w:tc>
         <w:tc>
           <w:tcPr>
-            <w:tcW w:w="4700" w:type="dxa"/>
+            <w:tcW w:w="3600" w:type="dxa"/>
             <w:tcBorders>
               <w:top w:val="single" w:sz="4" w:space="0" w:color="000000"/>
               <w:start w:val="single" w:sz="4" w:space="0" w:color="000000"/>
@@ -1351,34 +1347,33 @@
         </w:tc>
         <w:tc>
           <w:tcPr>
-            <w:tcW w:w="2400" w:type="dxa"/>
-            <w:tcBorders>
-              <w:top w:val="single" w:sz="4" w:space="0" w:color="000000"/>
-              <w:start w:val="single" w:sz="4" w:space="0" w:color="000000"/>
-              <w:bottom w:val="single" w:sz="4" w:space="0" w:color="000000"/>
-              <w:end w:val="single" w:sz="4" w:space="0" w:color="000000"/>
-            </w:tcBorders>
-          </w:tcPr>
-          <w:p>
-            <w:pPr>
-              <w:pStyle w:val="Normal"/>
-              <w:spacing w:lineRule="auto" w:line="240" w:before="0" w:after="0"/>
-              <w:jc w:val="start"/>
-            </w:pPr>
-            <w:r>
-              <w:rPr>
-                <w:rFonts w:ascii="Times New Roman" w:hAnsi="Times New Roman" w:cs="Times New Roman"/>
-                <w:sz w:val="20"/>
-                <w:szCs w:val="20"/>
-                <w:highlight w:val="yellow"/>
-              </w:rPr>
-              <w:t xml:space="preserve">_______________________</w:t>
-            </w:r>
-          </w:p>
-        </w:tc>
-        <w:tc>
-          <w:tcPr>
-            <w:tcW w:w="2500" w:type="dxa"/>
+            <w:tcW w:w="4300" w:type="dxa"/>
+            <w:tcBorders>
+              <w:top w:val="single" w:sz="4" w:space="0" w:color="000000"/>
+              <w:start w:val="single" w:sz="4" w:space="0" w:color="000000"/>
+              <w:bottom w:val="single" w:sz="4" w:space="0" w:color="000000"/>
+              <w:end w:val="single" w:sz="4" w:space="0" w:color="000000"/>
+            </w:tcBorders>
+          </w:tcPr>
+          <w:p>
+            <w:pPr>
+              <w:pStyle w:val="Normal"/>
+              <w:spacing w:lineRule="auto" w:line="240" w:before="0" w:after="0"/>
+              <w:jc w:val="start"/>
+            </w:pPr>
+            <w:r>
+              <w:rPr>
+                <w:rFonts w:ascii="Times New Roman" w:hAnsi="Times New Roman" w:cs="Times New Roman"/>
+                <w:sz w:val="20"/>
+                <w:szCs w:val="20"/>
+              </w:rPr>
+              <w:t xml:space="preserve">Интерактивное наглядное пособие (Предмет: «Химия»)</w:t>
+            </w:r>
+          </w:p>
+        </w:tc>
+        <w:tc>
+          <w:tcPr>
+            <w:tcW w:w="2300" w:type="dxa"/>
             <w:tcBorders>
               <w:top w:val="single" w:sz="4" w:space="0" w:color="000000"/>
               <w:start w:val="single" w:sz="4" w:space="0" w:color="000000"/>
@@ -1432,7 +1427,7 @@
         </w:tc>
         <w:tc>
           <w:tcPr>
-            <w:tcW w:w="4700" w:type="dxa"/>
+            <w:tcW w:w="3600" w:type="dxa"/>
             <w:tcBorders>
               <w:top w:val="single" w:sz="4" w:space="0" w:color="000000"/>
               <w:start w:val="single" w:sz="4" w:space="0" w:color="000000"/>
@@ -1458,34 +1453,33 @@
         </w:tc>
         <w:tc>
           <w:tcPr>
-            <w:tcW w:w="2400" w:type="dxa"/>
-            <w:tcBorders>
-              <w:top w:val="single" w:sz="4" w:space="0" w:color="000000"/>
-              <w:start w:val="single" w:sz="4" w:space="0" w:color="000000"/>
-              <w:bottom w:val="single" w:sz="4" w:space="0" w:color="000000"/>
-              <w:end w:val="single" w:sz="4" w:space="0" w:color="000000"/>
-            </w:tcBorders>
-          </w:tcPr>
-          <w:p>
-            <w:pPr>
-              <w:pStyle w:val="Normal"/>
-              <w:spacing w:lineRule="auto" w:line="240" w:before="0" w:after="0"/>
-              <w:jc w:val="start"/>
-            </w:pPr>
-            <w:r>
-              <w:rPr>
-                <w:rFonts w:ascii="Times New Roman" w:hAnsi="Times New Roman" w:cs="Times New Roman"/>
-                <w:sz w:val="20"/>
-                <w:szCs w:val="20"/>
-                <w:highlight w:val="yellow"/>
-              </w:rPr>
-              <w:t xml:space="preserve">_______________________</w:t>
-            </w:r>
-          </w:p>
-        </w:tc>
-        <w:tc>
-          <w:tcPr>
-            <w:tcW w:w="2500" w:type="dxa"/>
+            <w:tcW w:w="4300" w:type="dxa"/>
+            <w:tcBorders>
+              <w:top w:val="single" w:sz="4" w:space="0" w:color="000000"/>
+              <w:start w:val="single" w:sz="4" w:space="0" w:color="000000"/>
+              <w:bottom w:val="single" w:sz="4" w:space="0" w:color="000000"/>
+              <w:end w:val="single" w:sz="4" w:space="0" w:color="000000"/>
+            </w:tcBorders>
+          </w:tcPr>
+          <w:p>
+            <w:pPr>
+              <w:pStyle w:val="Normal"/>
+              <w:spacing w:lineRule="auto" w:line="240" w:before="0" w:after="0"/>
+              <w:jc w:val="start"/>
+            </w:pPr>
+            <w:r>
+              <w:rPr>
+                <w:rFonts w:ascii="Times New Roman" w:hAnsi="Times New Roman" w:cs="Times New Roman"/>
+                <w:sz w:val="20"/>
+                <w:szCs w:val="20"/>
+              </w:rPr>
+              <w:t xml:space="preserve">Интерактивное наглядное пособие (Предмет «Русский язык»)</w:t>
+            </w:r>
+          </w:p>
+        </w:tc>
+        <w:tc>
+          <w:tcPr>
+            <w:tcW w:w="2300" w:type="dxa"/>
             <w:tcBorders>
               <w:top w:val="single" w:sz="4" w:space="0" w:color="000000"/>
               <w:start w:val="single" w:sz="4" w:space="0" w:color="000000"/>
@@ -1539,7 +1533,7 @@
         </w:tc>
         <w:tc>
           <w:tcPr>
-            <w:tcW w:w="4700" w:type="dxa"/>
+            <w:tcW w:w="3600" w:type="dxa"/>
             <w:tcBorders>
               <w:top w:val="single" w:sz="4" w:space="0" w:color="000000"/>
               <w:start w:val="single" w:sz="4" w:space="0" w:color="000000"/>
@@ -1565,34 +1559,33 @@
         </w:tc>
         <w:tc>
           <w:tcPr>
-            <w:tcW w:w="2400" w:type="dxa"/>
-            <w:tcBorders>
-              <w:top w:val="single" w:sz="4" w:space="0" w:color="000000"/>
-              <w:start w:val="single" w:sz="4" w:space="0" w:color="000000"/>
-              <w:bottom w:val="single" w:sz="4" w:space="0" w:color="000000"/>
-              <w:end w:val="single" w:sz="4" w:space="0" w:color="000000"/>
-            </w:tcBorders>
-          </w:tcPr>
-          <w:p>
-            <w:pPr>
-              <w:pStyle w:val="Normal"/>
-              <w:spacing w:lineRule="auto" w:line="240" w:before="0" w:after="0"/>
-              <w:jc w:val="start"/>
-            </w:pPr>
-            <w:r>
-              <w:rPr>
-                <w:rFonts w:ascii="Times New Roman" w:hAnsi="Times New Roman" w:cs="Times New Roman"/>
-                <w:sz w:val="20"/>
-                <w:szCs w:val="20"/>
-                <w:highlight w:val="yellow"/>
-              </w:rPr>
-              <w:t xml:space="preserve">_______________________</w:t>
-            </w:r>
-          </w:p>
-        </w:tc>
-        <w:tc>
-          <w:tcPr>
-            <w:tcW w:w="2500" w:type="dxa"/>
+            <w:tcW w:w="4300" w:type="dxa"/>
+            <w:tcBorders>
+              <w:top w:val="single" w:sz="4" w:space="0" w:color="000000"/>
+              <w:start w:val="single" w:sz="4" w:space="0" w:color="000000"/>
+              <w:bottom w:val="single" w:sz="4" w:space="0" w:color="000000"/>
+              <w:end w:val="single" w:sz="4" w:space="0" w:color="000000"/>
+            </w:tcBorders>
+          </w:tcPr>
+          <w:p>
+            <w:pPr>
+              <w:pStyle w:val="Normal"/>
+              <w:spacing w:lineRule="auto" w:line="240" w:before="0" w:after="0"/>
+              <w:jc w:val="start"/>
+            </w:pPr>
+            <w:r>
+              <w:rPr>
+                <w:rFonts w:ascii="Times New Roman" w:hAnsi="Times New Roman" w:cs="Times New Roman"/>
+                <w:sz w:val="20"/>
+                <w:szCs w:val="20"/>
+              </w:rPr>
+              <w:t xml:space="preserve">Интерактивная таблица Менделеева Д.И.</w:t>
+            </w:r>
+          </w:p>
+        </w:tc>
+        <w:tc>
+          <w:tcPr>
+            <w:tcW w:w="2300" w:type="dxa"/>
             <w:tcBorders>
               <w:top w:val="single" w:sz="4" w:space="0" w:color="000000"/>
               <w:start w:val="single" w:sz="4" w:space="0" w:color="000000"/>
@@ -1646,7 +1639,7 @@
         </w:tc>
         <w:tc>
           <w:tcPr>
-            <w:tcW w:w="4700" w:type="dxa"/>
+            <w:tcW w:w="3600" w:type="dxa"/>
             <w:tcBorders>
               <w:top w:val="single" w:sz="4" w:space="0" w:color="000000"/>
               <w:start w:val="single" w:sz="4" w:space="0" w:color="000000"/>
@@ -1672,34 +1665,33 @@
         </w:tc>
         <w:tc>
           <w:tcPr>
-            <w:tcW w:w="2400" w:type="dxa"/>
-            <w:tcBorders>
-              <w:top w:val="single" w:sz="4" w:space="0" w:color="000000"/>
-              <w:start w:val="single" w:sz="4" w:space="0" w:color="000000"/>
-              <w:bottom w:val="single" w:sz="4" w:space="0" w:color="000000"/>
-              <w:end w:val="single" w:sz="4" w:space="0" w:color="000000"/>
-            </w:tcBorders>
-          </w:tcPr>
-          <w:p>
-            <w:pPr>
-              <w:pStyle w:val="Normal"/>
-              <w:spacing w:lineRule="auto" w:line="240" w:before="0" w:after="0"/>
-              <w:jc w:val="start"/>
-            </w:pPr>
-            <w:r>
-              <w:rPr>
-                <w:rFonts w:ascii="Times New Roman" w:hAnsi="Times New Roman" w:cs="Times New Roman"/>
-                <w:sz w:val="20"/>
-                <w:szCs w:val="20"/>
-                <w:highlight w:val="yellow"/>
-              </w:rPr>
-              <w:t xml:space="preserve">_______________________</w:t>
-            </w:r>
-          </w:p>
-        </w:tc>
-        <w:tc>
-          <w:tcPr>
-            <w:tcW w:w="2500" w:type="dxa"/>
+            <w:tcW w:w="4300" w:type="dxa"/>
+            <w:tcBorders>
+              <w:top w:val="single" w:sz="4" w:space="0" w:color="000000"/>
+              <w:start w:val="single" w:sz="4" w:space="0" w:color="000000"/>
+              <w:bottom w:val="single" w:sz="4" w:space="0" w:color="000000"/>
+              <w:end w:val="single" w:sz="4" w:space="0" w:color="000000"/>
+            </w:tcBorders>
+          </w:tcPr>
+          <w:p>
+            <w:pPr>
+              <w:pStyle w:val="Normal"/>
+              <w:spacing w:lineRule="auto" w:line="240" w:before="0" w:after="0"/>
+              <w:jc w:val="start"/>
+            </w:pPr>
+            <w:r>
+              <w:rPr>
+                <w:rFonts w:ascii="Times New Roman" w:hAnsi="Times New Roman" w:cs="Times New Roman"/>
+                <w:sz w:val="20"/>
+                <w:szCs w:val="20"/>
+              </w:rPr>
+              <w:t xml:space="preserve">Интерактивное наглядное пособие (Конструктор природных сообществ)</w:t>
+            </w:r>
+          </w:p>
+        </w:tc>
+        <w:tc>
+          <w:tcPr>
+            <w:tcW w:w="2300" w:type="dxa"/>
             <w:tcBorders>
               <w:top w:val="single" w:sz="4" w:space="0" w:color="000000"/>
               <w:start w:val="single" w:sz="4" w:space="0" w:color="000000"/>
@@ -1753,7 +1745,7 @@
         </w:tc>
         <w:tc>
           <w:tcPr>
-            <w:tcW w:w="4700" w:type="dxa"/>
+            <w:tcW w:w="3600" w:type="dxa"/>
             <w:tcBorders>
               <w:top w:val="single" w:sz="4" w:space="0" w:color="000000"/>
               <w:start w:val="single" w:sz="4" w:space="0" w:color="000000"/>
@@ -1779,34 +1771,33 @@
         </w:tc>
         <w:tc>
           <w:tcPr>
-            <w:tcW w:w="2400" w:type="dxa"/>
-            <w:tcBorders>
-              <w:top w:val="single" w:sz="4" w:space="0" w:color="000000"/>
-              <w:start w:val="single" w:sz="4" w:space="0" w:color="000000"/>
-              <w:bottom w:val="single" w:sz="4" w:space="0" w:color="000000"/>
-              <w:end w:val="single" w:sz="4" w:space="0" w:color="000000"/>
-            </w:tcBorders>
-          </w:tcPr>
-          <w:p>
-            <w:pPr>
-              <w:pStyle w:val="Normal"/>
-              <w:spacing w:lineRule="auto" w:line="240" w:before="0" w:after="0"/>
-              <w:jc w:val="start"/>
-            </w:pPr>
-            <w:r>
-              <w:rPr>
-                <w:rFonts w:ascii="Times New Roman" w:hAnsi="Times New Roman" w:cs="Times New Roman"/>
-                <w:sz w:val="20"/>
-                <w:szCs w:val="20"/>
-                <w:highlight w:val="yellow"/>
-              </w:rPr>
-              <w:t xml:space="preserve">_______________________</w:t>
-            </w:r>
-          </w:p>
-        </w:tc>
-        <w:tc>
-          <w:tcPr>
-            <w:tcW w:w="2500" w:type="dxa"/>
+            <w:tcW w:w="4300" w:type="dxa"/>
+            <w:tcBorders>
+              <w:top w:val="single" w:sz="4" w:space="0" w:color="000000"/>
+              <w:start w:val="single" w:sz="4" w:space="0" w:color="000000"/>
+              <w:bottom w:val="single" w:sz="4" w:space="0" w:color="000000"/>
+              <w:end w:val="single" w:sz="4" w:space="0" w:color="000000"/>
+            </w:tcBorders>
+          </w:tcPr>
+          <w:p>
+            <w:pPr>
+              <w:pStyle w:val="Normal"/>
+              <w:spacing w:lineRule="auto" w:line="240" w:before="0" w:after="0"/>
+              <w:jc w:val="start"/>
+            </w:pPr>
+            <w:r>
+              <w:rPr>
+                <w:rFonts w:ascii="Times New Roman" w:hAnsi="Times New Roman" w:cs="Times New Roman"/>
+                <w:sz w:val="20"/>
+                <w:szCs w:val="20"/>
+              </w:rPr>
+              <w:t xml:space="preserve">Интерактивное наглядное пособие (Временные линии)</w:t>
+            </w:r>
+          </w:p>
+        </w:tc>
+        <w:tc>
+          <w:tcPr>
+            <w:tcW w:w="2300" w:type="dxa"/>
             <w:tcBorders>
               <w:top w:val="single" w:sz="4" w:space="0" w:color="000000"/>
               <w:start w:val="single" w:sz="4" w:space="0" w:color="000000"/>
@@ -2541,7 +2532,7 @@
           <w:sz w:val="24"/>
           <w:szCs w:val="24"/>
         </w:rPr>
-        <w:t xml:space="preserve">Период разработки подтверждается датированными артефактами репозитория: наиболее ранний — миграция базы данных от 10 января 2026 года, наиболее поздний — изменение от 18 сентября 2026 года. Календарная продолжительность составляет около 8,3 месяца.</w:t>
+        <w:t xml:space="preserve">Документально подтверждённый учёт рабочего времени по проекту не предоставлен, поэтому трудозатраты определены нормативным методом — по объёму фактически созданного исходного текста и типовым нормам выработки, принятым для промышленной разработки прикладного программного обеспечения на языках высокого уровня.</w:t>
       </w:r>
     </w:p>
     <w:p>
@@ -2556,24 +2547,470 @@
           <w:sz w:val="24"/>
           <w:szCs w:val="24"/>
         </w:rPr>
-        <w:t xml:space="preserve">Численность персонала, занятого в разработке, — 2 специалиста. Произведение календарной продолжительности на численность даёт верхнюю арифметическую границу трудозатрат: около 17 человеко-месяцев.</w:t>
+        <w:t xml:space="preserve">Норма выработки отражает полный цикл работ по созданию единицы кода: проектирование, кодирование, отладку, тестирование, устранение дефектов и документирование, — а не только набор текста программы. Для прикладного кода принят диапазон 1 500–2 500 строк на человеко-месяц; для автоматических тестов, имеющих более однородную структуру и меньшую алгоритмическую сложность, — 3 000–4 000 строк на человеко-месяц.</w:t>
       </w:r>
     </w:p>
+    <w:tbl>
+      <w:tblPr>
+        <w:tblW w:w="10700" w:type="dxa"/>
+        <w:jc w:val="start"/>
+        <w:tblInd w:w="108" w:type="dxa"/>
+        <w:tblLayout w:type="fixed"/>
+        <w:tblCellMar>
+          <w:top w:w="0" w:type="dxa"/>
+          <w:start w:w="85" w:type="dxa"/>
+          <w:bottom w:w="0" w:type="dxa"/>
+          <w:end w:w="85" w:type="dxa"/>
+        </w:tblCellMar>
+      </w:tblPr>
+      <w:tblGrid>
+        <w:gridCol w:w="3800"/>
+        <w:gridCol w:w="2100"/>
+        <w:gridCol w:w="2300"/>
+        <w:gridCol w:w="2500"/>
+      </w:tblGrid>
+      <w:tr>
+        <w:trPr>
+          <w:tblHeader/>
+        </w:trPr>
+        <w:tc>
+          <w:tcPr>
+            <w:tcW w:w="3800" w:type="dxa"/>
+            <w:tcBorders>
+              <w:top w:val="single" w:sz="4" w:space="0" w:color="000000"/>
+              <w:start w:val="single" w:sz="4" w:space="0" w:color="000000"/>
+              <w:bottom w:val="single" w:sz="4" w:space="0" w:color="000000"/>
+              <w:end w:val="single" w:sz="4" w:space="0" w:color="000000"/>
+            </w:tcBorders>
+          </w:tcPr>
+          <w:p>
+            <w:pPr>
+              <w:pStyle w:val="Normal"/>
+              <w:spacing w:lineRule="auto" w:line="240" w:before="0" w:after="0"/>
+              <w:jc w:val="start"/>
+            </w:pPr>
+            <w:r>
+              <w:rPr>
+                <w:rFonts w:ascii="Times New Roman" w:hAnsi="Times New Roman" w:cs="Times New Roman"/>
+                <w:b/>
+                <w:bCs/>
+                <w:sz w:val="20"/>
+                <w:szCs w:val="20"/>
+              </w:rPr>
+              <w:t xml:space="preserve">Категория исходного текста</w:t>
+            </w:r>
+          </w:p>
+        </w:tc>
+        <w:tc>
+          <w:tcPr>
+            <w:tcW w:w="2100" w:type="dxa"/>
+            <w:tcBorders>
+              <w:top w:val="single" w:sz="4" w:space="0" w:color="000000"/>
+              <w:start w:val="single" w:sz="4" w:space="0" w:color="000000"/>
+              <w:bottom w:val="single" w:sz="4" w:space="0" w:color="000000"/>
+              <w:end w:val="single" w:sz="4" w:space="0" w:color="000000"/>
+            </w:tcBorders>
+          </w:tcPr>
+          <w:p>
+            <w:pPr>
+              <w:pStyle w:val="Normal"/>
+              <w:spacing w:lineRule="auto" w:line="240" w:before="0" w:after="0"/>
+              <w:jc w:val="start"/>
+            </w:pPr>
+            <w:r>
+              <w:rPr>
+                <w:rFonts w:ascii="Times New Roman" w:hAnsi="Times New Roman" w:cs="Times New Roman"/>
+                <w:b/>
+                <w:bCs/>
+                <w:sz w:val="20"/>
+                <w:szCs w:val="20"/>
+              </w:rPr>
+              <w:t xml:space="preserve">Объём, строк</w:t>
+            </w:r>
+          </w:p>
+        </w:tc>
+        <w:tc>
+          <w:tcPr>
+            <w:tcW w:w="2300" w:type="dxa"/>
+            <w:tcBorders>
+              <w:top w:val="single" w:sz="4" w:space="0" w:color="000000"/>
+              <w:start w:val="single" w:sz="4" w:space="0" w:color="000000"/>
+              <w:bottom w:val="single" w:sz="4" w:space="0" w:color="000000"/>
+              <w:end w:val="single" w:sz="4" w:space="0" w:color="000000"/>
+            </w:tcBorders>
+          </w:tcPr>
+          <w:p>
+            <w:pPr>
+              <w:pStyle w:val="Normal"/>
+              <w:spacing w:lineRule="auto" w:line="240" w:before="0" w:after="0"/>
+              <w:jc w:val="start"/>
+            </w:pPr>
+            <w:r>
+              <w:rPr>
+                <w:rFonts w:ascii="Times New Roman" w:hAnsi="Times New Roman" w:cs="Times New Roman"/>
+                <w:b/>
+                <w:bCs/>
+                <w:sz w:val="20"/>
+                <w:szCs w:val="20"/>
+              </w:rPr>
+              <w:t xml:space="preserve">Норма выработки, строк / чел.-мес</w:t>
+            </w:r>
+          </w:p>
+        </w:tc>
+        <w:tc>
+          <w:tcPr>
+            <w:tcW w:w="2500" w:type="dxa"/>
+            <w:tcBorders>
+              <w:top w:val="single" w:sz="4" w:space="0" w:color="000000"/>
+              <w:start w:val="single" w:sz="4" w:space="0" w:color="000000"/>
+              <w:bottom w:val="single" w:sz="4" w:space="0" w:color="000000"/>
+              <w:end w:val="single" w:sz="4" w:space="0" w:color="000000"/>
+            </w:tcBorders>
+          </w:tcPr>
+          <w:p>
+            <w:pPr>
+              <w:pStyle w:val="Normal"/>
+              <w:spacing w:lineRule="auto" w:line="240" w:before="0" w:after="0"/>
+              <w:jc w:val="start"/>
+            </w:pPr>
+            <w:r>
+              <w:rPr>
+                <w:rFonts w:ascii="Times New Roman" w:hAnsi="Times New Roman" w:cs="Times New Roman"/>
+                <w:b/>
+                <w:bCs/>
+                <w:sz w:val="20"/>
+                <w:szCs w:val="20"/>
+              </w:rPr>
+              <w:t xml:space="preserve">Трудозатраты, чел.-мес</w:t>
+            </w:r>
+          </w:p>
+        </w:tc>
+      </w:tr>
+      <w:tr>
+        <w:tc>
+          <w:tcPr>
+            <w:tcW w:w="3800" w:type="dxa"/>
+            <w:tcBorders>
+              <w:top w:val="single" w:sz="4" w:space="0" w:color="000000"/>
+              <w:start w:val="single" w:sz="4" w:space="0" w:color="000000"/>
+              <w:bottom w:val="single" w:sz="4" w:space="0" w:color="000000"/>
+              <w:end w:val="single" w:sz="4" w:space="0" w:color="000000"/>
+            </w:tcBorders>
+          </w:tcPr>
+          <w:p>
+            <w:pPr>
+              <w:pStyle w:val="Normal"/>
+              <w:spacing w:lineRule="auto" w:line="240" w:before="0" w:after="0"/>
+              <w:jc w:val="start"/>
+            </w:pPr>
+            <w:r>
+              <w:rPr>
+                <w:rFonts w:ascii="Times New Roman" w:hAnsi="Times New Roman" w:cs="Times New Roman"/>
+                <w:sz w:val="20"/>
+                <w:szCs w:val="20"/>
+              </w:rPr>
+              <w:t xml:space="preserve">Прикладной код (без тестов)</w:t>
+            </w:r>
+          </w:p>
+        </w:tc>
+        <w:tc>
+          <w:tcPr>
+            <w:tcW w:w="2100" w:type="dxa"/>
+            <w:tcBorders>
+              <w:top w:val="single" w:sz="4" w:space="0" w:color="000000"/>
+              <w:start w:val="single" w:sz="4" w:space="0" w:color="000000"/>
+              <w:bottom w:val="single" w:sz="4" w:space="0" w:color="000000"/>
+              <w:end w:val="single" w:sz="4" w:space="0" w:color="000000"/>
+            </w:tcBorders>
+          </w:tcPr>
+          <w:p>
+            <w:pPr>
+              <w:pStyle w:val="Normal"/>
+              <w:spacing w:lineRule="auto" w:line="240" w:before="0" w:after="0"/>
+              <w:jc w:val="start"/>
+            </w:pPr>
+            <w:r>
+              <w:rPr>
+                <w:rFonts w:ascii="Times New Roman" w:hAnsi="Times New Roman" w:cs="Times New Roman"/>
+                <w:sz w:val="20"/>
+                <w:szCs w:val="20"/>
+              </w:rPr>
+              <w:t xml:space="preserve">136 562</w:t>
+            </w:r>
+          </w:p>
+        </w:tc>
+        <w:tc>
+          <w:tcPr>
+            <w:tcW w:w="2300" w:type="dxa"/>
+            <w:tcBorders>
+              <w:top w:val="single" w:sz="4" w:space="0" w:color="000000"/>
+              <w:start w:val="single" w:sz="4" w:space="0" w:color="000000"/>
+              <w:bottom w:val="single" w:sz="4" w:space="0" w:color="000000"/>
+              <w:end w:val="single" w:sz="4" w:space="0" w:color="000000"/>
+            </w:tcBorders>
+          </w:tcPr>
+          <w:p>
+            <w:pPr>
+              <w:pStyle w:val="Normal"/>
+              <w:spacing w:lineRule="auto" w:line="240" w:before="0" w:after="0"/>
+              <w:jc w:val="start"/>
+            </w:pPr>
+            <w:r>
+              <w:rPr>
+                <w:rFonts w:ascii="Times New Roman" w:hAnsi="Times New Roman" w:cs="Times New Roman"/>
+                <w:sz w:val="20"/>
+                <w:szCs w:val="20"/>
+              </w:rPr>
+              <w:t xml:space="preserve">1 500 – 2 500</w:t>
+            </w:r>
+          </w:p>
+        </w:tc>
+        <w:tc>
+          <w:tcPr>
+            <w:tcW w:w="2500" w:type="dxa"/>
+            <w:tcBorders>
+              <w:top w:val="single" w:sz="4" w:space="0" w:color="000000"/>
+              <w:start w:val="single" w:sz="4" w:space="0" w:color="000000"/>
+              <w:bottom w:val="single" w:sz="4" w:space="0" w:color="000000"/>
+              <w:end w:val="single" w:sz="4" w:space="0" w:color="000000"/>
+            </w:tcBorders>
+          </w:tcPr>
+          <w:p>
+            <w:pPr>
+              <w:pStyle w:val="Normal"/>
+              <w:spacing w:lineRule="auto" w:line="240" w:before="0" w:after="0"/>
+              <w:jc w:val="start"/>
+            </w:pPr>
+            <w:r>
+              <w:rPr>
+                <w:rFonts w:ascii="Times New Roman" w:hAnsi="Times New Roman" w:cs="Times New Roman"/>
+                <w:sz w:val="20"/>
+                <w:szCs w:val="20"/>
+              </w:rPr>
+              <w:t xml:space="preserve">54,6 – 91,0</w:t>
+            </w:r>
+          </w:p>
+        </w:tc>
+      </w:tr>
+      <w:tr>
+        <w:tc>
+          <w:tcPr>
+            <w:tcW w:w="3800" w:type="dxa"/>
+            <w:tcBorders>
+              <w:top w:val="single" w:sz="4" w:space="0" w:color="000000"/>
+              <w:start w:val="single" w:sz="4" w:space="0" w:color="000000"/>
+              <w:bottom w:val="single" w:sz="4" w:space="0" w:color="000000"/>
+              <w:end w:val="single" w:sz="4" w:space="0" w:color="000000"/>
+            </w:tcBorders>
+          </w:tcPr>
+          <w:p>
+            <w:pPr>
+              <w:pStyle w:val="Normal"/>
+              <w:spacing w:lineRule="auto" w:line="240" w:before="0" w:after="0"/>
+              <w:jc w:val="start"/>
+            </w:pPr>
+            <w:r>
+              <w:rPr>
+                <w:rFonts w:ascii="Times New Roman" w:hAnsi="Times New Roman" w:cs="Times New Roman"/>
+                <w:sz w:val="20"/>
+                <w:szCs w:val="20"/>
+              </w:rPr>
+              <w:t xml:space="preserve">Автоматические тесты</w:t>
+            </w:r>
+          </w:p>
+        </w:tc>
+        <w:tc>
+          <w:tcPr>
+            <w:tcW w:w="2100" w:type="dxa"/>
+            <w:tcBorders>
+              <w:top w:val="single" w:sz="4" w:space="0" w:color="000000"/>
+              <w:start w:val="single" w:sz="4" w:space="0" w:color="000000"/>
+              <w:bottom w:val="single" w:sz="4" w:space="0" w:color="000000"/>
+              <w:end w:val="single" w:sz="4" w:space="0" w:color="000000"/>
+            </w:tcBorders>
+          </w:tcPr>
+          <w:p>
+            <w:pPr>
+              <w:pStyle w:val="Normal"/>
+              <w:spacing w:lineRule="auto" w:line="240" w:before="0" w:after="0"/>
+              <w:jc w:val="start"/>
+            </w:pPr>
+            <w:r>
+              <w:rPr>
+                <w:rFonts w:ascii="Times New Roman" w:hAnsi="Times New Roman" w:cs="Times New Roman"/>
+                <w:sz w:val="20"/>
+                <w:szCs w:val="20"/>
+              </w:rPr>
+              <w:t xml:space="preserve">22 627</w:t>
+            </w:r>
+          </w:p>
+        </w:tc>
+        <w:tc>
+          <w:tcPr>
+            <w:tcW w:w="2300" w:type="dxa"/>
+            <w:tcBorders>
+              <w:top w:val="single" w:sz="4" w:space="0" w:color="000000"/>
+              <w:start w:val="single" w:sz="4" w:space="0" w:color="000000"/>
+              <w:bottom w:val="single" w:sz="4" w:space="0" w:color="000000"/>
+              <w:end w:val="single" w:sz="4" w:space="0" w:color="000000"/>
+            </w:tcBorders>
+          </w:tcPr>
+          <w:p>
+            <w:pPr>
+              <w:pStyle w:val="Normal"/>
+              <w:spacing w:lineRule="auto" w:line="240" w:before="0" w:after="0"/>
+              <w:jc w:val="start"/>
+            </w:pPr>
+            <w:r>
+              <w:rPr>
+                <w:rFonts w:ascii="Times New Roman" w:hAnsi="Times New Roman" w:cs="Times New Roman"/>
+                <w:sz w:val="20"/>
+                <w:szCs w:val="20"/>
+              </w:rPr>
+              <w:t xml:space="preserve">3 000 – 4 000</w:t>
+            </w:r>
+          </w:p>
+        </w:tc>
+        <w:tc>
+          <w:tcPr>
+            <w:tcW w:w="2500" w:type="dxa"/>
+            <w:tcBorders>
+              <w:top w:val="single" w:sz="4" w:space="0" w:color="000000"/>
+              <w:start w:val="single" w:sz="4" w:space="0" w:color="000000"/>
+              <w:bottom w:val="single" w:sz="4" w:space="0" w:color="000000"/>
+              <w:end w:val="single" w:sz="4" w:space="0" w:color="000000"/>
+            </w:tcBorders>
+          </w:tcPr>
+          <w:p>
+            <w:pPr>
+              <w:pStyle w:val="Normal"/>
+              <w:spacing w:lineRule="auto" w:line="240" w:before="0" w:after="0"/>
+              <w:jc w:val="start"/>
+            </w:pPr>
+            <w:r>
+              <w:rPr>
+                <w:rFonts w:ascii="Times New Roman" w:hAnsi="Times New Roman" w:cs="Times New Roman"/>
+                <w:sz w:val="20"/>
+                <w:szCs w:val="20"/>
+              </w:rPr>
+              <w:t xml:space="preserve">5,7 – 7,5</w:t>
+            </w:r>
+          </w:p>
+        </w:tc>
+      </w:tr>
+      <w:tr>
+        <w:tc>
+          <w:tcPr>
+            <w:tcW w:w="3800" w:type="dxa"/>
+            <w:tcBorders>
+              <w:top w:val="single" w:sz="4" w:space="0" w:color="000000"/>
+              <w:start w:val="single" w:sz="4" w:space="0" w:color="000000"/>
+              <w:bottom w:val="single" w:sz="4" w:space="0" w:color="000000"/>
+              <w:end w:val="single" w:sz="4" w:space="0" w:color="000000"/>
+            </w:tcBorders>
+          </w:tcPr>
+          <w:p>
+            <w:pPr>
+              <w:pStyle w:val="Normal"/>
+              <w:spacing w:lineRule="auto" w:line="240" w:before="0" w:after="0"/>
+              <w:jc w:val="start"/>
+            </w:pPr>
+            <w:r>
+              <w:rPr>
+                <w:rFonts w:ascii="Times New Roman" w:hAnsi="Times New Roman" w:cs="Times New Roman"/>
+                <w:sz w:val="20"/>
+                <w:szCs w:val="20"/>
+              </w:rPr>
+              <w:t xml:space="preserve">Итого</w:t>
+            </w:r>
+          </w:p>
+        </w:tc>
+        <w:tc>
+          <w:tcPr>
+            <w:tcW w:w="2100" w:type="dxa"/>
+            <w:tcBorders>
+              <w:top w:val="single" w:sz="4" w:space="0" w:color="000000"/>
+              <w:start w:val="single" w:sz="4" w:space="0" w:color="000000"/>
+              <w:bottom w:val="single" w:sz="4" w:space="0" w:color="000000"/>
+              <w:end w:val="single" w:sz="4" w:space="0" w:color="000000"/>
+            </w:tcBorders>
+          </w:tcPr>
+          <w:p>
+            <w:pPr>
+              <w:pStyle w:val="Normal"/>
+              <w:spacing w:lineRule="auto" w:line="240" w:before="0" w:after="0"/>
+              <w:jc w:val="start"/>
+            </w:pPr>
+            <w:r>
+              <w:rPr>
+                <w:rFonts w:ascii="Times New Roman" w:hAnsi="Times New Roman" w:cs="Times New Roman"/>
+                <w:sz w:val="20"/>
+                <w:szCs w:val="20"/>
+              </w:rPr>
+              <w:t xml:space="preserve">159 189</w:t>
+            </w:r>
+          </w:p>
+        </w:tc>
+        <w:tc>
+          <w:tcPr>
+            <w:tcW w:w="2300" w:type="dxa"/>
+            <w:tcBorders>
+              <w:top w:val="single" w:sz="4" w:space="0" w:color="000000"/>
+              <w:start w:val="single" w:sz="4" w:space="0" w:color="000000"/>
+              <w:bottom w:val="single" w:sz="4" w:space="0" w:color="000000"/>
+              <w:end w:val="single" w:sz="4" w:space="0" w:color="000000"/>
+            </w:tcBorders>
+          </w:tcPr>
+          <w:p>
+            <w:pPr>
+              <w:pStyle w:val="Normal"/>
+              <w:spacing w:lineRule="auto" w:line="240" w:before="0" w:after="0"/>
+              <w:jc w:val="start"/>
+            </w:pPr>
+            <w:r>
+              <w:rPr>
+                <w:rFonts w:ascii="Times New Roman" w:hAnsi="Times New Roman" w:cs="Times New Roman"/>
+                <w:sz w:val="20"/>
+                <w:szCs w:val="20"/>
+              </w:rPr>
+              <w:t xml:space="preserve">—</w:t>
+            </w:r>
+          </w:p>
+        </w:tc>
+        <w:tc>
+          <w:tcPr>
+            <w:tcW w:w="2500" w:type="dxa"/>
+            <w:tcBorders>
+              <w:top w:val="single" w:sz="4" w:space="0" w:color="000000"/>
+              <w:start w:val="single" w:sz="4" w:space="0" w:color="000000"/>
+              <w:bottom w:val="single" w:sz="4" w:space="0" w:color="000000"/>
+              <w:end w:val="single" w:sz="4" w:space="0" w:color="000000"/>
+            </w:tcBorders>
+          </w:tcPr>
+          <w:p>
+            <w:pPr>
+              <w:pStyle w:val="Normal"/>
+              <w:spacing w:lineRule="auto" w:line="240" w:before="0" w:after="0"/>
+              <w:jc w:val="start"/>
+            </w:pPr>
+            <w:r>
+              <w:rPr>
+                <w:rFonts w:ascii="Times New Roman" w:hAnsi="Times New Roman" w:cs="Times New Roman"/>
+                <w:sz w:val="20"/>
+                <w:szCs w:val="20"/>
+              </w:rPr>
+              <w:t xml:space="preserve">60,3 – 98,5</w:t>
+            </w:r>
+          </w:p>
+        </w:tc>
+      </w:tr>
+    </w:tbl>
     <w:p>
       <w:pPr>
         <w:pStyle w:val="Normal"/>
         <w:ind w:firstLine="708"/>
         <w:jc w:val="both"/>
       </w:pPr>
-      <w:r>
-        <w:rPr>
-          <w:rFonts w:ascii="Times New Roman" w:hAnsi="Times New Roman" w:cs="Times New Roman"/>
-          <w:sz w:val="24"/>
-          <w:szCs w:val="24"/>
-          <w:highlight w:val="yellow"/>
-        </w:rPr>
-        <w:t xml:space="preserve">Точная величина фактических трудозатрат подлежит подтверждению правообладателем: полная история системы контроля версий в предоставленном экземпляре репозитория недоступна, поэтому распределение работ по месяцам расчётом не восстанавливается.</w:t>
-      </w:r>
     </w:p>
     <w:p>
       <w:pPr>
@@ -2587,7 +3024,37 @@
           <w:sz w:val="24"/>
           <w:szCs w:val="24"/>
         </w:rPr>
-        <w:t xml:space="preserve">Отношение объёма исходного текста к трудозатратам составляет около 9 400 строк на человеко-месяц, что в 4–6 раз превышает типовую отраслевую производительность (1 500–2 500 строк на человеко-месяц). Это существенно для выбора базы в затратном подходе: фактические затраты правообладателя и стоимость воссоздания комплекса сторонней командой различаются кратно.</w:t>
+        <w:t xml:space="preserve">Расчётные трудозатраты на создание программного обеспечения составляют от 60 до 99 человеко-месяцев. В качестве центрального принимается значение 75 человеко-месяцев, соответствующее нормам 2 000 строк на человеко-месяц для прикладного кода и 3 500 строк на человеко-месяц для автоматических тестов.</w:t>
+      </w:r>
+    </w:p>
+    <w:p>
+      <w:pPr>
+        <w:pStyle w:val="Normal"/>
+        <w:ind w:firstLine="708"/>
+        <w:jc w:val="both"/>
+      </w:pPr>
+      <w:r>
+        <w:rPr>
+          <w:rFonts w:ascii="Times New Roman" w:hAnsi="Times New Roman" w:cs="Times New Roman"/>
+          <w:sz w:val="24"/>
+          <w:szCs w:val="24"/>
+        </w:rPr>
+        <w:t xml:space="preserve">Расчёт является консервативным: в него не включены работы, не выражающиеся в объёме исходного текста, — подготовка поставляемого учебного контента (138 958 строк описаний в формате JSON и 8 265 медиафайлов), разработка эксплуатационной и проектной документации (20 035 строк), а также приёмочные испытания. Их учёт увеличил бы расчётную величину трудозатрат.</w:t>
+      </w:r>
+    </w:p>
+    <w:p>
+      <w:pPr>
+        <w:pStyle w:val="Normal"/>
+        <w:ind w:firstLine="708"/>
+        <w:jc w:val="both"/>
+      </w:pPr>
+      <w:r>
+        <w:rPr>
+          <w:rFonts w:ascii="Times New Roman" w:hAnsi="Times New Roman" w:cs="Times New Roman"/>
+          <w:sz w:val="24"/>
+          <w:szCs w:val="24"/>
+        </w:rPr>
+        <w:t xml:space="preserve">Календарная продолжительность разработки подтверждается датированными артефактами репозитория: наиболее ранний — миграция базы данных от 10 января 2026 года, наиболее поздний — изменение от 18 сентября 2026 года. Календарная продолжительность работ мерой трудозатрат не является: она не отражает ни интенсивности работ, ни степени распараллеливания, ни применения средств автоматизации разработки, и в настоящем расчёте не используется.</w:t>
       </w:r>
     </w:p>
     <w:p>
@@ -4507,12 +4974,12 @@
           <w:sz w:val="24"/>
           <w:szCs w:val="24"/>
         </w:rPr>
-        <w:t xml:space="preserve">Вариант А — по фактическим затратам правообладателя. База: 17 человеко-месяцев (раздел 4). Ставка — полная стоимость специалиста для работодателя с учётом налогов и накладных расходов.</w:t>
+        <w:t xml:space="preserve">База расчёта — нормативные трудозатраты по разделу 4. Ставка принимается как полная стоимость специалиста для работодателя, включающая оплату труда, страховые взносы и накладные расходы. Ставки заказной разработки у подрядных организаций выше приведённых и в расчёте не применялись.</w:t>
       </w:r>
     </w:p>
     <w:tbl>
       <w:tblPr>
-        <w:tblW w:w="10200" w:type="dxa"/>
+        <w:tblW w:w="10600" w:type="dxa"/>
         <w:jc w:val="start"/>
         <w:tblInd w:w="108" w:type="dxa"/>
         <w:tblLayout w:type="fixed"/>
@@ -4524,9 +4991,10 @@
         </w:tblCellMar>
       </w:tblPr>
       <w:tblGrid>
-        <w:gridCol w:w="5200"/>
-        <w:gridCol w:w="2500"/>
-        <w:gridCol w:w="2500"/>
+        <w:gridCol w:w="2800"/>
+        <w:gridCol w:w="2600"/>
+        <w:gridCol w:w="2600"/>
+        <w:gridCol w:w="2600"/>
       </w:tblGrid>
       <w:tr>
         <w:trPr>
@@ -4534,7 +5002,7 @@
         </w:trPr>
         <w:tc>
           <w:tcPr>
-            <w:tcW w:w="5200" w:type="dxa"/>
+            <w:tcW w:w="2800" w:type="dxa"/>
             <w:tcBorders>
               <w:top w:val="single" w:sz="4" w:space="0" w:color="000000"/>
               <w:start w:val="single" w:sz="4" w:space="0" w:color="000000"/>
@@ -4556,13 +5024,13 @@
                 <w:sz w:val="20"/>
                 <w:szCs w:val="20"/>
               </w:rPr>
-              <w:t xml:space="preserve">Ставка, ₽ за человеко-месяц</w:t>
-            </w:r>
-          </w:p>
-        </w:tc>
-        <w:tc>
-          <w:tcPr>
-            <w:tcW w:w="2500" w:type="dxa"/>
+              <w:t xml:space="preserve">Трудозатраты</w:t>
+            </w:r>
+          </w:p>
+        </w:tc>
+        <w:tc>
+          <w:tcPr>
+            <w:tcW w:w="2600" w:type="dxa"/>
             <w:tcBorders>
               <w:top w:val="single" w:sz="4" w:space="0" w:color="000000"/>
               <w:start w:val="single" w:sz="4" w:space="0" w:color="000000"/>
@@ -4584,13 +5052,13 @@
                 <w:sz w:val="20"/>
                 <w:szCs w:val="20"/>
               </w:rPr>
-              <w:t xml:space="preserve">Трудозатраты</w:t>
-            </w:r>
-          </w:p>
-        </w:tc>
-        <w:tc>
-          <w:tcPr>
-            <w:tcW w:w="2500" w:type="dxa"/>
+              <w:t xml:space="preserve">Ставка 250 000 ₽</w:t>
+            </w:r>
+          </w:p>
+        </w:tc>
+        <w:tc>
+          <w:tcPr>
+            <w:tcW w:w="2600" w:type="dxa"/>
             <w:tcBorders>
               <w:top w:val="single" w:sz="4" w:space="0" w:color="000000"/>
               <w:start w:val="single" w:sz="4" w:space="0" w:color="000000"/>
@@ -4612,7 +5080,35 @@
                 <w:sz w:val="20"/>
                 <w:szCs w:val="20"/>
               </w:rPr>
-              <w:t xml:space="preserve">Стоимость, ₽</w:t>
+              <w:t xml:space="preserve">Ставка 350 000 ₽</w:t>
+            </w:r>
+          </w:p>
+        </w:tc>
+        <w:tc>
+          <w:tcPr>
+            <w:tcW w:w="2600" w:type="dxa"/>
+            <w:tcBorders>
+              <w:top w:val="single" w:sz="4" w:space="0" w:color="000000"/>
+              <w:start w:val="single" w:sz="4" w:space="0" w:color="000000"/>
+              <w:bottom w:val="single" w:sz="4" w:space="0" w:color="000000"/>
+              <w:end w:val="single" w:sz="4" w:space="0" w:color="000000"/>
+            </w:tcBorders>
+          </w:tcPr>
+          <w:p>
+            <w:pPr>
+              <w:pStyle w:val="Normal"/>
+              <w:spacing w:lineRule="auto" w:line="240" w:before="0" w:after="0"/>
+              <w:jc w:val="start"/>
+            </w:pPr>
+            <w:r>
+              <w:rPr>
+                <w:rFonts w:ascii="Times New Roman" w:hAnsi="Times New Roman" w:cs="Times New Roman"/>
+                <w:b/>
+                <w:bCs/>
+                <w:sz w:val="20"/>
+                <w:szCs w:val="20"/>
+              </w:rPr>
+              <w:t xml:space="preserve">Ставка 450 000 ₽</w:t>
             </w:r>
           </w:p>
         </w:tc>
@@ -4620,79 +5116,105 @@
       <w:tr>
         <w:tc>
           <w:tcPr>
-            <w:tcW w:w="5200" w:type="dxa"/>
-            <w:tcBorders>
-              <w:top w:val="single" w:sz="4" w:space="0" w:color="000000"/>
-              <w:start w:val="single" w:sz="4" w:space="0" w:color="000000"/>
-              <w:bottom w:val="single" w:sz="4" w:space="0" w:color="000000"/>
-              <w:end w:val="single" w:sz="4" w:space="0" w:color="000000"/>
-            </w:tcBorders>
-          </w:tcPr>
-          <w:p>
-            <w:pPr>
-              <w:pStyle w:val="Normal"/>
-              <w:spacing w:lineRule="auto" w:line="240" w:before="0" w:after="0"/>
-              <w:jc w:val="start"/>
-            </w:pPr>
-            <w:r>
-              <w:rPr>
-                <w:rFonts w:ascii="Times New Roman" w:hAnsi="Times New Roman" w:cs="Times New Roman"/>
-                <w:sz w:val="20"/>
-                <w:szCs w:val="20"/>
-              </w:rPr>
-              <w:t xml:space="preserve">250 000</w:t>
-            </w:r>
-          </w:p>
-        </w:tc>
-        <w:tc>
-          <w:tcPr>
-            <w:tcW w:w="2500" w:type="dxa"/>
-            <w:tcBorders>
-              <w:top w:val="single" w:sz="4" w:space="0" w:color="000000"/>
-              <w:start w:val="single" w:sz="4" w:space="0" w:color="000000"/>
-              <w:bottom w:val="single" w:sz="4" w:space="0" w:color="000000"/>
-              <w:end w:val="single" w:sz="4" w:space="0" w:color="000000"/>
-            </w:tcBorders>
-          </w:tcPr>
-          <w:p>
-            <w:pPr>
-              <w:pStyle w:val="Normal"/>
-              <w:spacing w:lineRule="auto" w:line="240" w:before="0" w:after="0"/>
-              <w:jc w:val="start"/>
-            </w:pPr>
-            <w:r>
-              <w:rPr>
-                <w:rFonts w:ascii="Times New Roman" w:hAnsi="Times New Roman" w:cs="Times New Roman"/>
-                <w:sz w:val="20"/>
-                <w:szCs w:val="20"/>
-              </w:rPr>
-              <w:t xml:space="preserve">17 чел.-мес</w:t>
-            </w:r>
-          </w:p>
-        </w:tc>
-        <w:tc>
-          <w:tcPr>
-            <w:tcW w:w="2500" w:type="dxa"/>
-            <w:tcBorders>
-              <w:top w:val="single" w:sz="4" w:space="0" w:color="000000"/>
-              <w:start w:val="single" w:sz="4" w:space="0" w:color="000000"/>
-              <w:bottom w:val="single" w:sz="4" w:space="0" w:color="000000"/>
-              <w:end w:val="single" w:sz="4" w:space="0" w:color="000000"/>
-            </w:tcBorders>
-          </w:tcPr>
-          <w:p>
-            <w:pPr>
-              <w:pStyle w:val="Normal"/>
-              <w:spacing w:lineRule="auto" w:line="240" w:before="0" w:after="0"/>
-              <w:jc w:val="start"/>
-            </w:pPr>
-            <w:r>
-              <w:rPr>
-                <w:rFonts w:ascii="Times New Roman" w:hAnsi="Times New Roman" w:cs="Times New Roman"/>
-                <w:sz w:val="20"/>
-                <w:szCs w:val="20"/>
-              </w:rPr>
-              <w:t xml:space="preserve">4 250 000</w:t>
+            <w:tcW w:w="2800" w:type="dxa"/>
+            <w:tcBorders>
+              <w:top w:val="single" w:sz="4" w:space="0" w:color="000000"/>
+              <w:start w:val="single" w:sz="4" w:space="0" w:color="000000"/>
+              <w:bottom w:val="single" w:sz="4" w:space="0" w:color="000000"/>
+              <w:end w:val="single" w:sz="4" w:space="0" w:color="000000"/>
+            </w:tcBorders>
+          </w:tcPr>
+          <w:p>
+            <w:pPr>
+              <w:pStyle w:val="Normal"/>
+              <w:spacing w:lineRule="auto" w:line="240" w:before="0" w:after="0"/>
+              <w:jc w:val="start"/>
+            </w:pPr>
+            <w:r>
+              <w:rPr>
+                <w:rFonts w:ascii="Times New Roman" w:hAnsi="Times New Roman" w:cs="Times New Roman"/>
+                <w:sz w:val="20"/>
+                <w:szCs w:val="20"/>
+              </w:rPr>
+              <w:t xml:space="preserve">60 чел.-мес (нижняя)</w:t>
+            </w:r>
+          </w:p>
+        </w:tc>
+        <w:tc>
+          <w:tcPr>
+            <w:tcW w:w="2600" w:type="dxa"/>
+            <w:tcBorders>
+              <w:top w:val="single" w:sz="4" w:space="0" w:color="000000"/>
+              <w:start w:val="single" w:sz="4" w:space="0" w:color="000000"/>
+              <w:bottom w:val="single" w:sz="4" w:space="0" w:color="000000"/>
+              <w:end w:val="single" w:sz="4" w:space="0" w:color="000000"/>
+            </w:tcBorders>
+          </w:tcPr>
+          <w:p>
+            <w:pPr>
+              <w:pStyle w:val="Normal"/>
+              <w:spacing w:lineRule="auto" w:line="240" w:before="0" w:after="0"/>
+              <w:jc w:val="start"/>
+            </w:pPr>
+            <w:r>
+              <w:rPr>
+                <w:rFonts w:ascii="Times New Roman" w:hAnsi="Times New Roman" w:cs="Times New Roman"/>
+                <w:sz w:val="20"/>
+                <w:szCs w:val="20"/>
+              </w:rPr>
+              <w:t xml:space="preserve">15,0 млн ₽</w:t>
+            </w:r>
+          </w:p>
+        </w:tc>
+        <w:tc>
+          <w:tcPr>
+            <w:tcW w:w="2600" w:type="dxa"/>
+            <w:tcBorders>
+              <w:top w:val="single" w:sz="4" w:space="0" w:color="000000"/>
+              <w:start w:val="single" w:sz="4" w:space="0" w:color="000000"/>
+              <w:bottom w:val="single" w:sz="4" w:space="0" w:color="000000"/>
+              <w:end w:val="single" w:sz="4" w:space="0" w:color="000000"/>
+            </w:tcBorders>
+          </w:tcPr>
+          <w:p>
+            <w:pPr>
+              <w:pStyle w:val="Normal"/>
+              <w:spacing w:lineRule="auto" w:line="240" w:before="0" w:after="0"/>
+              <w:jc w:val="start"/>
+            </w:pPr>
+            <w:r>
+              <w:rPr>
+                <w:rFonts w:ascii="Times New Roman" w:hAnsi="Times New Roman" w:cs="Times New Roman"/>
+                <w:sz w:val="20"/>
+                <w:szCs w:val="20"/>
+              </w:rPr>
+              <w:t xml:space="preserve">21,0 млн ₽</w:t>
+            </w:r>
+          </w:p>
+        </w:tc>
+        <w:tc>
+          <w:tcPr>
+            <w:tcW w:w="2600" w:type="dxa"/>
+            <w:tcBorders>
+              <w:top w:val="single" w:sz="4" w:space="0" w:color="000000"/>
+              <w:start w:val="single" w:sz="4" w:space="0" w:color="000000"/>
+              <w:bottom w:val="single" w:sz="4" w:space="0" w:color="000000"/>
+              <w:end w:val="single" w:sz="4" w:space="0" w:color="000000"/>
+            </w:tcBorders>
+          </w:tcPr>
+          <w:p>
+            <w:pPr>
+              <w:pStyle w:val="Normal"/>
+              <w:spacing w:lineRule="auto" w:line="240" w:before="0" w:after="0"/>
+              <w:jc w:val="start"/>
+            </w:pPr>
+            <w:r>
+              <w:rPr>
+                <w:rFonts w:ascii="Times New Roman" w:hAnsi="Times New Roman" w:cs="Times New Roman"/>
+                <w:sz w:val="20"/>
+                <w:szCs w:val="20"/>
+              </w:rPr>
+              <w:t xml:space="preserve">27,0 млн ₽</w:t>
             </w:r>
           </w:p>
         </w:tc>
@@ -4700,79 +5222,105 @@
       <w:tr>
         <w:tc>
           <w:tcPr>
-            <w:tcW w:w="5200" w:type="dxa"/>
-            <w:tcBorders>
-              <w:top w:val="single" w:sz="4" w:space="0" w:color="000000"/>
-              <w:start w:val="single" w:sz="4" w:space="0" w:color="000000"/>
-              <w:bottom w:val="single" w:sz="4" w:space="0" w:color="000000"/>
-              <w:end w:val="single" w:sz="4" w:space="0" w:color="000000"/>
-            </w:tcBorders>
-          </w:tcPr>
-          <w:p>
-            <w:pPr>
-              <w:pStyle w:val="Normal"/>
-              <w:spacing w:lineRule="auto" w:line="240" w:before="0" w:after="0"/>
-              <w:jc w:val="start"/>
-            </w:pPr>
-            <w:r>
-              <w:rPr>
-                <w:rFonts w:ascii="Times New Roman" w:hAnsi="Times New Roman" w:cs="Times New Roman"/>
-                <w:sz w:val="20"/>
-                <w:szCs w:val="20"/>
-              </w:rPr>
-              <w:t xml:space="preserve">300 000</w:t>
-            </w:r>
-          </w:p>
-        </w:tc>
-        <w:tc>
-          <w:tcPr>
-            <w:tcW w:w="2500" w:type="dxa"/>
-            <w:tcBorders>
-              <w:top w:val="single" w:sz="4" w:space="0" w:color="000000"/>
-              <w:start w:val="single" w:sz="4" w:space="0" w:color="000000"/>
-              <w:bottom w:val="single" w:sz="4" w:space="0" w:color="000000"/>
-              <w:end w:val="single" w:sz="4" w:space="0" w:color="000000"/>
-            </w:tcBorders>
-          </w:tcPr>
-          <w:p>
-            <w:pPr>
-              <w:pStyle w:val="Normal"/>
-              <w:spacing w:lineRule="auto" w:line="240" w:before="0" w:after="0"/>
-              <w:jc w:val="start"/>
-            </w:pPr>
-            <w:r>
-              <w:rPr>
-                <w:rFonts w:ascii="Times New Roman" w:hAnsi="Times New Roman" w:cs="Times New Roman"/>
-                <w:sz w:val="20"/>
-                <w:szCs w:val="20"/>
-              </w:rPr>
-              <w:t xml:space="preserve">17 чел.-мес</w:t>
-            </w:r>
-          </w:p>
-        </w:tc>
-        <w:tc>
-          <w:tcPr>
-            <w:tcW w:w="2500" w:type="dxa"/>
-            <w:tcBorders>
-              <w:top w:val="single" w:sz="4" w:space="0" w:color="000000"/>
-              <w:start w:val="single" w:sz="4" w:space="0" w:color="000000"/>
-              <w:bottom w:val="single" w:sz="4" w:space="0" w:color="000000"/>
-              <w:end w:val="single" w:sz="4" w:space="0" w:color="000000"/>
-            </w:tcBorders>
-          </w:tcPr>
-          <w:p>
-            <w:pPr>
-              <w:pStyle w:val="Normal"/>
-              <w:spacing w:lineRule="auto" w:line="240" w:before="0" w:after="0"/>
-              <w:jc w:val="start"/>
-            </w:pPr>
-            <w:r>
-              <w:rPr>
-                <w:rFonts w:ascii="Times New Roman" w:hAnsi="Times New Roman" w:cs="Times New Roman"/>
-                <w:sz w:val="20"/>
-                <w:szCs w:val="20"/>
-              </w:rPr>
-              <w:t xml:space="preserve">5 100 000</w:t>
+            <w:tcW w:w="2800" w:type="dxa"/>
+            <w:tcBorders>
+              <w:top w:val="single" w:sz="4" w:space="0" w:color="000000"/>
+              <w:start w:val="single" w:sz="4" w:space="0" w:color="000000"/>
+              <w:bottom w:val="single" w:sz="4" w:space="0" w:color="000000"/>
+              <w:end w:val="single" w:sz="4" w:space="0" w:color="000000"/>
+            </w:tcBorders>
+          </w:tcPr>
+          <w:p>
+            <w:pPr>
+              <w:pStyle w:val="Normal"/>
+              <w:spacing w:lineRule="auto" w:line="240" w:before="0" w:after="0"/>
+              <w:jc w:val="start"/>
+            </w:pPr>
+            <w:r>
+              <w:rPr>
+                <w:rFonts w:ascii="Times New Roman" w:hAnsi="Times New Roman" w:cs="Times New Roman"/>
+                <w:sz w:val="20"/>
+                <w:szCs w:val="20"/>
+              </w:rPr>
+              <w:t xml:space="preserve">75 чел.-мес (центральная)</w:t>
+            </w:r>
+          </w:p>
+        </w:tc>
+        <w:tc>
+          <w:tcPr>
+            <w:tcW w:w="2600" w:type="dxa"/>
+            <w:tcBorders>
+              <w:top w:val="single" w:sz="4" w:space="0" w:color="000000"/>
+              <w:start w:val="single" w:sz="4" w:space="0" w:color="000000"/>
+              <w:bottom w:val="single" w:sz="4" w:space="0" w:color="000000"/>
+              <w:end w:val="single" w:sz="4" w:space="0" w:color="000000"/>
+            </w:tcBorders>
+          </w:tcPr>
+          <w:p>
+            <w:pPr>
+              <w:pStyle w:val="Normal"/>
+              <w:spacing w:lineRule="auto" w:line="240" w:before="0" w:after="0"/>
+              <w:jc w:val="start"/>
+            </w:pPr>
+            <w:r>
+              <w:rPr>
+                <w:rFonts w:ascii="Times New Roman" w:hAnsi="Times New Roman" w:cs="Times New Roman"/>
+                <w:sz w:val="20"/>
+                <w:szCs w:val="20"/>
+              </w:rPr>
+              <w:t xml:space="preserve">18,8 млн ₽</w:t>
+            </w:r>
+          </w:p>
+        </w:tc>
+        <w:tc>
+          <w:tcPr>
+            <w:tcW w:w="2600" w:type="dxa"/>
+            <w:tcBorders>
+              <w:top w:val="single" w:sz="4" w:space="0" w:color="000000"/>
+              <w:start w:val="single" w:sz="4" w:space="0" w:color="000000"/>
+              <w:bottom w:val="single" w:sz="4" w:space="0" w:color="000000"/>
+              <w:end w:val="single" w:sz="4" w:space="0" w:color="000000"/>
+            </w:tcBorders>
+          </w:tcPr>
+          <w:p>
+            <w:pPr>
+              <w:pStyle w:val="Normal"/>
+              <w:spacing w:lineRule="auto" w:line="240" w:before="0" w:after="0"/>
+              <w:jc w:val="start"/>
+            </w:pPr>
+            <w:r>
+              <w:rPr>
+                <w:rFonts w:ascii="Times New Roman" w:hAnsi="Times New Roman" w:cs="Times New Roman"/>
+                <w:sz w:val="20"/>
+                <w:szCs w:val="20"/>
+              </w:rPr>
+              <w:t xml:space="preserve">26,2 млн ₽</w:t>
+            </w:r>
+          </w:p>
+        </w:tc>
+        <w:tc>
+          <w:tcPr>
+            <w:tcW w:w="2600" w:type="dxa"/>
+            <w:tcBorders>
+              <w:top w:val="single" w:sz="4" w:space="0" w:color="000000"/>
+              <w:start w:val="single" w:sz="4" w:space="0" w:color="000000"/>
+              <w:bottom w:val="single" w:sz="4" w:space="0" w:color="000000"/>
+              <w:end w:val="single" w:sz="4" w:space="0" w:color="000000"/>
+            </w:tcBorders>
+          </w:tcPr>
+          <w:p>
+            <w:pPr>
+              <w:pStyle w:val="Normal"/>
+              <w:spacing w:lineRule="auto" w:line="240" w:before="0" w:after="0"/>
+              <w:jc w:val="start"/>
+            </w:pPr>
+            <w:r>
+              <w:rPr>
+                <w:rFonts w:ascii="Times New Roman" w:hAnsi="Times New Roman" w:cs="Times New Roman"/>
+                <w:sz w:val="20"/>
+                <w:szCs w:val="20"/>
+              </w:rPr>
+              <w:t xml:space="preserve">33,8 млн ₽</w:t>
             </w:r>
           </w:p>
         </w:tc>
@@ -4780,79 +5328,105 @@
       <w:tr>
         <w:tc>
           <w:tcPr>
-            <w:tcW w:w="5200" w:type="dxa"/>
-            <w:tcBorders>
-              <w:top w:val="single" w:sz="4" w:space="0" w:color="000000"/>
-              <w:start w:val="single" w:sz="4" w:space="0" w:color="000000"/>
-              <w:bottom w:val="single" w:sz="4" w:space="0" w:color="000000"/>
-              <w:end w:val="single" w:sz="4" w:space="0" w:color="000000"/>
-            </w:tcBorders>
-          </w:tcPr>
-          <w:p>
-            <w:pPr>
-              <w:pStyle w:val="Normal"/>
-              <w:spacing w:lineRule="auto" w:line="240" w:before="0" w:after="0"/>
-              <w:jc w:val="start"/>
-            </w:pPr>
-            <w:r>
-              <w:rPr>
-                <w:rFonts w:ascii="Times New Roman" w:hAnsi="Times New Roman" w:cs="Times New Roman"/>
-                <w:sz w:val="20"/>
-                <w:szCs w:val="20"/>
-              </w:rPr>
-              <w:t xml:space="preserve">400 000</w:t>
-            </w:r>
-          </w:p>
-        </w:tc>
-        <w:tc>
-          <w:tcPr>
-            <w:tcW w:w="2500" w:type="dxa"/>
-            <w:tcBorders>
-              <w:top w:val="single" w:sz="4" w:space="0" w:color="000000"/>
-              <w:start w:val="single" w:sz="4" w:space="0" w:color="000000"/>
-              <w:bottom w:val="single" w:sz="4" w:space="0" w:color="000000"/>
-              <w:end w:val="single" w:sz="4" w:space="0" w:color="000000"/>
-            </w:tcBorders>
-          </w:tcPr>
-          <w:p>
-            <w:pPr>
-              <w:pStyle w:val="Normal"/>
-              <w:spacing w:lineRule="auto" w:line="240" w:before="0" w:after="0"/>
-              <w:jc w:val="start"/>
-            </w:pPr>
-            <w:r>
-              <w:rPr>
-                <w:rFonts w:ascii="Times New Roman" w:hAnsi="Times New Roman" w:cs="Times New Roman"/>
-                <w:sz w:val="20"/>
-                <w:szCs w:val="20"/>
-              </w:rPr>
-              <w:t xml:space="preserve">17 чел.-мес</w:t>
-            </w:r>
-          </w:p>
-        </w:tc>
-        <w:tc>
-          <w:tcPr>
-            <w:tcW w:w="2500" w:type="dxa"/>
-            <w:tcBorders>
-              <w:top w:val="single" w:sz="4" w:space="0" w:color="000000"/>
-              <w:start w:val="single" w:sz="4" w:space="0" w:color="000000"/>
-              <w:bottom w:val="single" w:sz="4" w:space="0" w:color="000000"/>
-              <w:end w:val="single" w:sz="4" w:space="0" w:color="000000"/>
-            </w:tcBorders>
-          </w:tcPr>
-          <w:p>
-            <w:pPr>
-              <w:pStyle w:val="Normal"/>
-              <w:spacing w:lineRule="auto" w:line="240" w:before="0" w:after="0"/>
-              <w:jc w:val="start"/>
-            </w:pPr>
-            <w:r>
-              <w:rPr>
-                <w:rFonts w:ascii="Times New Roman" w:hAnsi="Times New Roman" w:cs="Times New Roman"/>
-                <w:sz w:val="20"/>
-                <w:szCs w:val="20"/>
-              </w:rPr>
-              <w:t xml:space="preserve">6 800 000</w:t>
+            <w:tcW w:w="2800" w:type="dxa"/>
+            <w:tcBorders>
+              <w:top w:val="single" w:sz="4" w:space="0" w:color="000000"/>
+              <w:start w:val="single" w:sz="4" w:space="0" w:color="000000"/>
+              <w:bottom w:val="single" w:sz="4" w:space="0" w:color="000000"/>
+              <w:end w:val="single" w:sz="4" w:space="0" w:color="000000"/>
+            </w:tcBorders>
+          </w:tcPr>
+          <w:p>
+            <w:pPr>
+              <w:pStyle w:val="Normal"/>
+              <w:spacing w:lineRule="auto" w:line="240" w:before="0" w:after="0"/>
+              <w:jc w:val="start"/>
+            </w:pPr>
+            <w:r>
+              <w:rPr>
+                <w:rFonts w:ascii="Times New Roman" w:hAnsi="Times New Roman" w:cs="Times New Roman"/>
+                <w:sz w:val="20"/>
+                <w:szCs w:val="20"/>
+              </w:rPr>
+              <w:t xml:space="preserve">99 чел.-мес (верхняя)</w:t>
+            </w:r>
+          </w:p>
+        </w:tc>
+        <w:tc>
+          <w:tcPr>
+            <w:tcW w:w="2600" w:type="dxa"/>
+            <w:tcBorders>
+              <w:top w:val="single" w:sz="4" w:space="0" w:color="000000"/>
+              <w:start w:val="single" w:sz="4" w:space="0" w:color="000000"/>
+              <w:bottom w:val="single" w:sz="4" w:space="0" w:color="000000"/>
+              <w:end w:val="single" w:sz="4" w:space="0" w:color="000000"/>
+            </w:tcBorders>
+          </w:tcPr>
+          <w:p>
+            <w:pPr>
+              <w:pStyle w:val="Normal"/>
+              <w:spacing w:lineRule="auto" w:line="240" w:before="0" w:after="0"/>
+              <w:jc w:val="start"/>
+            </w:pPr>
+            <w:r>
+              <w:rPr>
+                <w:rFonts w:ascii="Times New Roman" w:hAnsi="Times New Roman" w:cs="Times New Roman"/>
+                <w:sz w:val="20"/>
+                <w:szCs w:val="20"/>
+              </w:rPr>
+              <w:t xml:space="preserve">24,8 млн ₽</w:t>
+            </w:r>
+          </w:p>
+        </w:tc>
+        <w:tc>
+          <w:tcPr>
+            <w:tcW w:w="2600" w:type="dxa"/>
+            <w:tcBorders>
+              <w:top w:val="single" w:sz="4" w:space="0" w:color="000000"/>
+              <w:start w:val="single" w:sz="4" w:space="0" w:color="000000"/>
+              <w:bottom w:val="single" w:sz="4" w:space="0" w:color="000000"/>
+              <w:end w:val="single" w:sz="4" w:space="0" w:color="000000"/>
+            </w:tcBorders>
+          </w:tcPr>
+          <w:p>
+            <w:pPr>
+              <w:pStyle w:val="Normal"/>
+              <w:spacing w:lineRule="auto" w:line="240" w:before="0" w:after="0"/>
+              <w:jc w:val="start"/>
+            </w:pPr>
+            <w:r>
+              <w:rPr>
+                <w:rFonts w:ascii="Times New Roman" w:hAnsi="Times New Roman" w:cs="Times New Roman"/>
+                <w:sz w:val="20"/>
+                <w:szCs w:val="20"/>
+              </w:rPr>
+              <w:t xml:space="preserve">34,6 млн ₽</w:t>
+            </w:r>
+          </w:p>
+        </w:tc>
+        <w:tc>
+          <w:tcPr>
+            <w:tcW w:w="2600" w:type="dxa"/>
+            <w:tcBorders>
+              <w:top w:val="single" w:sz="4" w:space="0" w:color="000000"/>
+              <w:start w:val="single" w:sz="4" w:space="0" w:color="000000"/>
+              <w:bottom w:val="single" w:sz="4" w:space="0" w:color="000000"/>
+              <w:end w:val="single" w:sz="4" w:space="0" w:color="000000"/>
+            </w:tcBorders>
+          </w:tcPr>
+          <w:p>
+            <w:pPr>
+              <w:pStyle w:val="Normal"/>
+              <w:spacing w:lineRule="auto" w:line="240" w:before="0" w:after="0"/>
+              <w:jc w:val="start"/>
+            </w:pPr>
+            <w:r>
+              <w:rPr>
+                <w:rFonts w:ascii="Times New Roman" w:hAnsi="Times New Roman" w:cs="Times New Roman"/>
+                <w:sz w:val="20"/>
+                <w:szCs w:val="20"/>
+              </w:rPr>
+              <w:t xml:space="preserve">44,5 млн ₽</w:t>
             </w:r>
           </w:p>
         </w:tc>
@@ -4877,7 +5451,7 @@
           <w:sz w:val="24"/>
           <w:szCs w:val="24"/>
         </w:rPr>
-        <w:t xml:space="preserve">Диапазон по варианту А: от 4,3 до 6,8 млн ₽.</w:t>
+        <w:t xml:space="preserve">Для дальнейшего согласования принимается значение 18,8 млн ₽ — центральные трудозатраты при наименьшей из рассмотренных ставок. Выбор консервативен по отношению к матрице в целом.</w:t>
       </w:r>
     </w:p>
     <w:p>
@@ -4892,470 +5466,8 @@
           <w:sz w:val="24"/>
           <w:szCs w:val="24"/>
         </w:rPr>
-        <w:t xml:space="preserve">Вариант Б — по стоимости воссоздания комплекса сторонней командой при типовой отраслевой производительности. База: 159 189 строк исходного текста.</w:t>
+        <w:t xml:space="preserve">Фактически понесённые правообладателем затраты настоящим расчётом не определяются. При их документальном подтверждении они могут быть использованы как нижняя граница стоимости.</w:t>
       </w:r>
-    </w:p>
-    <w:tbl>
-      <w:tblPr>
-        <w:tblW w:w="10200" w:type="dxa"/>
-        <w:jc w:val="start"/>
-        <w:tblInd w:w="108" w:type="dxa"/>
-        <w:tblLayout w:type="fixed"/>
-        <w:tblCellMar>
-          <w:top w:w="0" w:type="dxa"/>
-          <w:start w:w="85" w:type="dxa"/>
-          <w:bottom w:w="0" w:type="dxa"/>
-          <w:end w:w="85" w:type="dxa"/>
-        </w:tblCellMar>
-      </w:tblPr>
-      <w:tblGrid>
-        <w:gridCol w:w="3400"/>
-        <w:gridCol w:w="2400"/>
-        <w:gridCol w:w="2200"/>
-        <w:gridCol w:w="2200"/>
-      </w:tblGrid>
-      <w:tr>
-        <w:trPr>
-          <w:tblHeader/>
-        </w:trPr>
-        <w:tc>
-          <w:tcPr>
-            <w:tcW w:w="3400" w:type="dxa"/>
-            <w:tcBorders>
-              <w:top w:val="single" w:sz="4" w:space="0" w:color="000000"/>
-              <w:start w:val="single" w:sz="4" w:space="0" w:color="000000"/>
-              <w:bottom w:val="single" w:sz="4" w:space="0" w:color="000000"/>
-              <w:end w:val="single" w:sz="4" w:space="0" w:color="000000"/>
-            </w:tcBorders>
-          </w:tcPr>
-          <w:p>
-            <w:pPr>
-              <w:pStyle w:val="Normal"/>
-              <w:spacing w:lineRule="auto" w:line="240" w:before="0" w:after="0"/>
-              <w:jc w:val="start"/>
-            </w:pPr>
-            <w:r>
-              <w:rPr>
-                <w:rFonts w:ascii="Times New Roman" w:hAnsi="Times New Roman" w:cs="Times New Roman"/>
-                <w:b/>
-                <w:bCs/>
-                <w:sz w:val="20"/>
-                <w:szCs w:val="20"/>
-              </w:rPr>
-              <w:t xml:space="preserve">Производительность</w:t>
-            </w:r>
-          </w:p>
-        </w:tc>
-        <w:tc>
-          <w:tcPr>
-            <w:tcW w:w="2400" w:type="dxa"/>
-            <w:tcBorders>
-              <w:top w:val="single" w:sz="4" w:space="0" w:color="000000"/>
-              <w:start w:val="single" w:sz="4" w:space="0" w:color="000000"/>
-              <w:bottom w:val="single" w:sz="4" w:space="0" w:color="000000"/>
-              <w:end w:val="single" w:sz="4" w:space="0" w:color="000000"/>
-            </w:tcBorders>
-          </w:tcPr>
-          <w:p>
-            <w:pPr>
-              <w:pStyle w:val="Normal"/>
-              <w:spacing w:lineRule="auto" w:line="240" w:before="0" w:after="0"/>
-              <w:jc w:val="start"/>
-            </w:pPr>
-            <w:r>
-              <w:rPr>
-                <w:rFonts w:ascii="Times New Roman" w:hAnsi="Times New Roman" w:cs="Times New Roman"/>
-                <w:b/>
-                <w:bCs/>
-                <w:sz w:val="20"/>
-                <w:szCs w:val="20"/>
-              </w:rPr>
-              <w:t xml:space="preserve">Трудозатраты</w:t>
-            </w:r>
-          </w:p>
-        </w:tc>
-        <w:tc>
-          <w:tcPr>
-            <w:tcW w:w="2200" w:type="dxa"/>
-            <w:tcBorders>
-              <w:top w:val="single" w:sz="4" w:space="0" w:color="000000"/>
-              <w:start w:val="single" w:sz="4" w:space="0" w:color="000000"/>
-              <w:bottom w:val="single" w:sz="4" w:space="0" w:color="000000"/>
-              <w:end w:val="single" w:sz="4" w:space="0" w:color="000000"/>
-            </w:tcBorders>
-          </w:tcPr>
-          <w:p>
-            <w:pPr>
-              <w:pStyle w:val="Normal"/>
-              <w:spacing w:lineRule="auto" w:line="240" w:before="0" w:after="0"/>
-              <w:jc w:val="start"/>
-            </w:pPr>
-            <w:r>
-              <w:rPr>
-                <w:rFonts w:ascii="Times New Roman" w:hAnsi="Times New Roman" w:cs="Times New Roman"/>
-                <w:b/>
-                <w:bCs/>
-                <w:sz w:val="20"/>
-                <w:szCs w:val="20"/>
-              </w:rPr>
-              <w:t xml:space="preserve">По ставке 300 000 ₽</w:t>
-            </w:r>
-          </w:p>
-        </w:tc>
-        <w:tc>
-          <w:tcPr>
-            <w:tcW w:w="2200" w:type="dxa"/>
-            <w:tcBorders>
-              <w:top w:val="single" w:sz="4" w:space="0" w:color="000000"/>
-              <w:start w:val="single" w:sz="4" w:space="0" w:color="000000"/>
-              <w:bottom w:val="single" w:sz="4" w:space="0" w:color="000000"/>
-              <w:end w:val="single" w:sz="4" w:space="0" w:color="000000"/>
-            </w:tcBorders>
-          </w:tcPr>
-          <w:p>
-            <w:pPr>
-              <w:pStyle w:val="Normal"/>
-              <w:spacing w:lineRule="auto" w:line="240" w:before="0" w:after="0"/>
-              <w:jc w:val="start"/>
-            </w:pPr>
-            <w:r>
-              <w:rPr>
-                <w:rFonts w:ascii="Times New Roman" w:hAnsi="Times New Roman" w:cs="Times New Roman"/>
-                <w:b/>
-                <w:bCs/>
-                <w:sz w:val="20"/>
-                <w:szCs w:val="20"/>
-              </w:rPr>
-              <w:t xml:space="preserve">По ставке 700 000 ₽</w:t>
-            </w:r>
-          </w:p>
-        </w:tc>
-      </w:tr>
-      <w:tr>
-        <w:tc>
-          <w:tcPr>
-            <w:tcW w:w="3400" w:type="dxa"/>
-            <w:tcBorders>
-              <w:top w:val="single" w:sz="4" w:space="0" w:color="000000"/>
-              <w:start w:val="single" w:sz="4" w:space="0" w:color="000000"/>
-              <w:bottom w:val="single" w:sz="4" w:space="0" w:color="000000"/>
-              <w:end w:val="single" w:sz="4" w:space="0" w:color="000000"/>
-            </w:tcBorders>
-          </w:tcPr>
-          <w:p>
-            <w:pPr>
-              <w:pStyle w:val="Normal"/>
-              <w:spacing w:lineRule="auto" w:line="240" w:before="0" w:after="0"/>
-              <w:jc w:val="start"/>
-            </w:pPr>
-            <w:r>
-              <w:rPr>
-                <w:rFonts w:ascii="Times New Roman" w:hAnsi="Times New Roman" w:cs="Times New Roman"/>
-                <w:sz w:val="20"/>
-                <w:szCs w:val="20"/>
-              </w:rPr>
-              <w:t xml:space="preserve">3 000 строк / чел.-мес</w:t>
-            </w:r>
-          </w:p>
-        </w:tc>
-        <w:tc>
-          <w:tcPr>
-            <w:tcW w:w="2400" w:type="dxa"/>
-            <w:tcBorders>
-              <w:top w:val="single" w:sz="4" w:space="0" w:color="000000"/>
-              <w:start w:val="single" w:sz="4" w:space="0" w:color="000000"/>
-              <w:bottom w:val="single" w:sz="4" w:space="0" w:color="000000"/>
-              <w:end w:val="single" w:sz="4" w:space="0" w:color="000000"/>
-            </w:tcBorders>
-          </w:tcPr>
-          <w:p>
-            <w:pPr>
-              <w:pStyle w:val="Normal"/>
-              <w:spacing w:lineRule="auto" w:line="240" w:before="0" w:after="0"/>
-              <w:jc w:val="start"/>
-            </w:pPr>
-            <w:r>
-              <w:rPr>
-                <w:rFonts w:ascii="Times New Roman" w:hAnsi="Times New Roman" w:cs="Times New Roman"/>
-                <w:sz w:val="20"/>
-                <w:szCs w:val="20"/>
-              </w:rPr>
-              <w:t xml:space="preserve">53 чел.-мес</w:t>
-            </w:r>
-          </w:p>
-        </w:tc>
-        <w:tc>
-          <w:tcPr>
-            <w:tcW w:w="2200" w:type="dxa"/>
-            <w:tcBorders>
-              <w:top w:val="single" w:sz="4" w:space="0" w:color="000000"/>
-              <w:start w:val="single" w:sz="4" w:space="0" w:color="000000"/>
-              <w:bottom w:val="single" w:sz="4" w:space="0" w:color="000000"/>
-              <w:end w:val="single" w:sz="4" w:space="0" w:color="000000"/>
-            </w:tcBorders>
-          </w:tcPr>
-          <w:p>
-            <w:pPr>
-              <w:pStyle w:val="Normal"/>
-              <w:spacing w:lineRule="auto" w:line="240" w:before="0" w:after="0"/>
-              <w:jc w:val="start"/>
-            </w:pPr>
-            <w:r>
-              <w:rPr>
-                <w:rFonts w:ascii="Times New Roman" w:hAnsi="Times New Roman" w:cs="Times New Roman"/>
-                <w:sz w:val="20"/>
-                <w:szCs w:val="20"/>
-              </w:rPr>
-              <w:t xml:space="preserve">15,9 млн ₽</w:t>
-            </w:r>
-          </w:p>
-        </w:tc>
-        <w:tc>
-          <w:tcPr>
-            <w:tcW w:w="2200" w:type="dxa"/>
-            <w:tcBorders>
-              <w:top w:val="single" w:sz="4" w:space="0" w:color="000000"/>
-              <w:start w:val="single" w:sz="4" w:space="0" w:color="000000"/>
-              <w:bottom w:val="single" w:sz="4" w:space="0" w:color="000000"/>
-              <w:end w:val="single" w:sz="4" w:space="0" w:color="000000"/>
-            </w:tcBorders>
-          </w:tcPr>
-          <w:p>
-            <w:pPr>
-              <w:pStyle w:val="Normal"/>
-              <w:spacing w:lineRule="auto" w:line="240" w:before="0" w:after="0"/>
-              <w:jc w:val="start"/>
-            </w:pPr>
-            <w:r>
-              <w:rPr>
-                <w:rFonts w:ascii="Times New Roman" w:hAnsi="Times New Roman" w:cs="Times New Roman"/>
-                <w:sz w:val="20"/>
-                <w:szCs w:val="20"/>
-              </w:rPr>
-              <w:t xml:space="preserve">37,1 млн ₽</w:t>
-            </w:r>
-          </w:p>
-        </w:tc>
-      </w:tr>
-      <w:tr>
-        <w:tc>
-          <w:tcPr>
-            <w:tcW w:w="3400" w:type="dxa"/>
-            <w:tcBorders>
-              <w:top w:val="single" w:sz="4" w:space="0" w:color="000000"/>
-              <w:start w:val="single" w:sz="4" w:space="0" w:color="000000"/>
-              <w:bottom w:val="single" w:sz="4" w:space="0" w:color="000000"/>
-              <w:end w:val="single" w:sz="4" w:space="0" w:color="000000"/>
-            </w:tcBorders>
-          </w:tcPr>
-          <w:p>
-            <w:pPr>
-              <w:pStyle w:val="Normal"/>
-              <w:spacing w:lineRule="auto" w:line="240" w:before="0" w:after="0"/>
-              <w:jc w:val="start"/>
-            </w:pPr>
-            <w:r>
-              <w:rPr>
-                <w:rFonts w:ascii="Times New Roman" w:hAnsi="Times New Roman" w:cs="Times New Roman"/>
-                <w:sz w:val="20"/>
-                <w:szCs w:val="20"/>
-              </w:rPr>
-              <w:t xml:space="preserve">2 500 строк / чел.-мес</w:t>
-            </w:r>
-          </w:p>
-        </w:tc>
-        <w:tc>
-          <w:tcPr>
-            <w:tcW w:w="2400" w:type="dxa"/>
-            <w:tcBorders>
-              <w:top w:val="single" w:sz="4" w:space="0" w:color="000000"/>
-              <w:start w:val="single" w:sz="4" w:space="0" w:color="000000"/>
-              <w:bottom w:val="single" w:sz="4" w:space="0" w:color="000000"/>
-              <w:end w:val="single" w:sz="4" w:space="0" w:color="000000"/>
-            </w:tcBorders>
-          </w:tcPr>
-          <w:p>
-            <w:pPr>
-              <w:pStyle w:val="Normal"/>
-              <w:spacing w:lineRule="auto" w:line="240" w:before="0" w:after="0"/>
-              <w:jc w:val="start"/>
-            </w:pPr>
-            <w:r>
-              <w:rPr>
-                <w:rFonts w:ascii="Times New Roman" w:hAnsi="Times New Roman" w:cs="Times New Roman"/>
-                <w:sz w:val="20"/>
-                <w:szCs w:val="20"/>
-              </w:rPr>
-              <w:t xml:space="preserve">64 чел.-мес</w:t>
-            </w:r>
-          </w:p>
-        </w:tc>
-        <w:tc>
-          <w:tcPr>
-            <w:tcW w:w="2200" w:type="dxa"/>
-            <w:tcBorders>
-              <w:top w:val="single" w:sz="4" w:space="0" w:color="000000"/>
-              <w:start w:val="single" w:sz="4" w:space="0" w:color="000000"/>
-              <w:bottom w:val="single" w:sz="4" w:space="0" w:color="000000"/>
-              <w:end w:val="single" w:sz="4" w:space="0" w:color="000000"/>
-            </w:tcBorders>
-          </w:tcPr>
-          <w:p>
-            <w:pPr>
-              <w:pStyle w:val="Normal"/>
-              <w:spacing w:lineRule="auto" w:line="240" w:before="0" w:after="0"/>
-              <w:jc w:val="start"/>
-            </w:pPr>
-            <w:r>
-              <w:rPr>
-                <w:rFonts w:ascii="Times New Roman" w:hAnsi="Times New Roman" w:cs="Times New Roman"/>
-                <w:sz w:val="20"/>
-                <w:szCs w:val="20"/>
-              </w:rPr>
-              <w:t xml:space="preserve">19,2 млн ₽</w:t>
-            </w:r>
-          </w:p>
-        </w:tc>
-        <w:tc>
-          <w:tcPr>
-            <w:tcW w:w="2200" w:type="dxa"/>
-            <w:tcBorders>
-              <w:top w:val="single" w:sz="4" w:space="0" w:color="000000"/>
-              <w:start w:val="single" w:sz="4" w:space="0" w:color="000000"/>
-              <w:bottom w:val="single" w:sz="4" w:space="0" w:color="000000"/>
-              <w:end w:val="single" w:sz="4" w:space="0" w:color="000000"/>
-            </w:tcBorders>
-          </w:tcPr>
-          <w:p>
-            <w:pPr>
-              <w:pStyle w:val="Normal"/>
-              <w:spacing w:lineRule="auto" w:line="240" w:before="0" w:after="0"/>
-              <w:jc w:val="start"/>
-            </w:pPr>
-            <w:r>
-              <w:rPr>
-                <w:rFonts w:ascii="Times New Roman" w:hAnsi="Times New Roman" w:cs="Times New Roman"/>
-                <w:sz w:val="20"/>
-                <w:szCs w:val="20"/>
-              </w:rPr>
-              <w:t xml:space="preserve">44,8 млн ₽</w:t>
-            </w:r>
-          </w:p>
-        </w:tc>
-      </w:tr>
-      <w:tr>
-        <w:tc>
-          <w:tcPr>
-            <w:tcW w:w="3400" w:type="dxa"/>
-            <w:tcBorders>
-              <w:top w:val="single" w:sz="4" w:space="0" w:color="000000"/>
-              <w:start w:val="single" w:sz="4" w:space="0" w:color="000000"/>
-              <w:bottom w:val="single" w:sz="4" w:space="0" w:color="000000"/>
-              <w:end w:val="single" w:sz="4" w:space="0" w:color="000000"/>
-            </w:tcBorders>
-          </w:tcPr>
-          <w:p>
-            <w:pPr>
-              <w:pStyle w:val="Normal"/>
-              <w:spacing w:lineRule="auto" w:line="240" w:before="0" w:after="0"/>
-              <w:jc w:val="start"/>
-            </w:pPr>
-            <w:r>
-              <w:rPr>
-                <w:rFonts w:ascii="Times New Roman" w:hAnsi="Times New Roman" w:cs="Times New Roman"/>
-                <w:sz w:val="20"/>
-                <w:szCs w:val="20"/>
-              </w:rPr>
-              <w:t xml:space="preserve">2 000 строк / чел.-мес</w:t>
-            </w:r>
-          </w:p>
-        </w:tc>
-        <w:tc>
-          <w:tcPr>
-            <w:tcW w:w="2400" w:type="dxa"/>
-            <w:tcBorders>
-              <w:top w:val="single" w:sz="4" w:space="0" w:color="000000"/>
-              <w:start w:val="single" w:sz="4" w:space="0" w:color="000000"/>
-              <w:bottom w:val="single" w:sz="4" w:space="0" w:color="000000"/>
-              <w:end w:val="single" w:sz="4" w:space="0" w:color="000000"/>
-            </w:tcBorders>
-          </w:tcPr>
-          <w:p>
-            <w:pPr>
-              <w:pStyle w:val="Normal"/>
-              <w:spacing w:lineRule="auto" w:line="240" w:before="0" w:after="0"/>
-              <w:jc w:val="start"/>
-            </w:pPr>
-            <w:r>
-              <w:rPr>
-                <w:rFonts w:ascii="Times New Roman" w:hAnsi="Times New Roman" w:cs="Times New Roman"/>
-                <w:sz w:val="20"/>
-                <w:szCs w:val="20"/>
-              </w:rPr>
-              <w:t xml:space="preserve">80 чел.-мес</w:t>
-            </w:r>
-          </w:p>
-        </w:tc>
-        <w:tc>
-          <w:tcPr>
-            <w:tcW w:w="2200" w:type="dxa"/>
-            <w:tcBorders>
-              <w:top w:val="single" w:sz="4" w:space="0" w:color="000000"/>
-              <w:start w:val="single" w:sz="4" w:space="0" w:color="000000"/>
-              <w:bottom w:val="single" w:sz="4" w:space="0" w:color="000000"/>
-              <w:end w:val="single" w:sz="4" w:space="0" w:color="000000"/>
-            </w:tcBorders>
-          </w:tcPr>
-          <w:p>
-            <w:pPr>
-              <w:pStyle w:val="Normal"/>
-              <w:spacing w:lineRule="auto" w:line="240" w:before="0" w:after="0"/>
-              <w:jc w:val="start"/>
-            </w:pPr>
-            <w:r>
-              <w:rPr>
-                <w:rFonts w:ascii="Times New Roman" w:hAnsi="Times New Roman" w:cs="Times New Roman"/>
-                <w:sz w:val="20"/>
-                <w:szCs w:val="20"/>
-              </w:rPr>
-              <w:t xml:space="preserve">24,0 млн ₽</w:t>
-            </w:r>
-          </w:p>
-        </w:tc>
-        <w:tc>
-          <w:tcPr>
-            <w:tcW w:w="2200" w:type="dxa"/>
-            <w:tcBorders>
-              <w:top w:val="single" w:sz="4" w:space="0" w:color="000000"/>
-              <w:start w:val="single" w:sz="4" w:space="0" w:color="000000"/>
-              <w:bottom w:val="single" w:sz="4" w:space="0" w:color="000000"/>
-              <w:end w:val="single" w:sz="4" w:space="0" w:color="000000"/>
-            </w:tcBorders>
-          </w:tcPr>
-          <w:p>
-            <w:pPr>
-              <w:pStyle w:val="Normal"/>
-              <w:spacing w:lineRule="auto" w:line="240" w:before="0" w:after="0"/>
-              <w:jc w:val="start"/>
-            </w:pPr>
-            <w:r>
-              <w:rPr>
-                <w:rFonts w:ascii="Times New Roman" w:hAnsi="Times New Roman" w:cs="Times New Roman"/>
-                <w:sz w:val="20"/>
-                <w:szCs w:val="20"/>
-              </w:rPr>
-              <w:t xml:space="preserve">56,0 млн ₽</w:t>
-            </w:r>
-          </w:p>
-        </w:tc>
-      </w:tr>
-    </w:tbl>
-    <w:p>
-      <w:pPr>
-        <w:pStyle w:val="Normal"/>
-        <w:ind w:firstLine="708"/>
-        <w:jc w:val="both"/>
-      </w:pPr>
     </w:p>
     <w:p>
       <w:pPr>
@@ -5369,22 +5481,7 @@
           <w:sz w:val="24"/>
           <w:szCs w:val="24"/>
         </w:rPr>
-        <w:t xml:space="preserve">Диапазон по варианту Б: от 15,9 до 56,0 млн ₽. Ставка 300 000 ₽ соответствует найму собственной команды, 700 000 ₽ — заказной разработке у подрядчика.</w:t>
-      </w:r>
-    </w:p>
-    <w:p>
-      <w:pPr>
-        <w:pStyle w:val="Normal"/>
-        <w:ind w:firstLine="708"/>
-        <w:jc w:val="both"/>
-      </w:pPr>
-      <w:r>
-        <w:rPr>
-          <w:rFonts w:ascii="Times New Roman" w:hAnsi="Times New Roman" w:cs="Times New Roman"/>
-          <w:sz w:val="24"/>
-          <w:szCs w:val="24"/>
-        </w:rPr>
-        <w:t xml:space="preserve">Для заявленной цели оценки — отчуждения исключительного права в полном объёме — определяющим является вариант Б: приобретатель сопоставляет цену сделки не с затратами продавца, а с затратами на самостоятельное создание равноценного комплекса. Вариант А учитывается как нижняя граница и как подтверждение реальности понесённых затрат.</w:t>
+        <w:t xml:space="preserve">Для заявленной цели оценки — отчуждения исключительного права в полном объёме — затратный подход является определяющим: приобретатель сопоставляет цену сделки с затратами на самостоятельное создание равноценного комплекса и со сроком, необходимым для такого создания.</w:t>
       </w:r>
     </w:p>
     <w:p>
@@ -6080,377 +6177,7 @@
           <w:sz w:val="24"/>
           <w:szCs w:val="24"/>
         </w:rPr>
-        <w:t xml:space="preserve">Подтверждённая история продаж у объекта оценки отсутствует, поэтому наибольший вес придаётся затратному подходу по варианту Б — стоимости создания равноценного комплекса, которая формирует верхнюю границу разумной цены для приобретателя. Доходный подход учитывается по базовому сценарию как проверочный. Затратный подход по варианту А включается с малым весом как подтверждение нижней границы. Сравнительный подход в согласовании не участвует: он обосновывает цену лицензии, а не стоимость исключительного права.</w:t>
-      </w:r>
-    </w:p>
-    <w:tbl>
-      <w:tblPr>
-        <w:tblW w:w="10700" w:type="dxa"/>
-        <w:jc w:val="start"/>
-        <w:tblInd w:w="108" w:type="dxa"/>
-        <w:tblLayout w:type="fixed"/>
-        <w:tblCellMar>
-          <w:top w:w="0" w:type="dxa"/>
-          <w:start w:w="85" w:type="dxa"/>
-          <w:bottom w:w="0" w:type="dxa"/>
-          <w:end w:w="85" w:type="dxa"/>
-        </w:tblCellMar>
-      </w:tblPr>
-      <w:tblGrid>
-        <w:gridCol w:w="4600"/>
-        <w:gridCol w:w="2700"/>
-        <w:gridCol w:w="3400"/>
-      </w:tblGrid>
-      <w:tr>
-        <w:trPr>
-          <w:tblHeader/>
-        </w:trPr>
-        <w:tc>
-          <w:tcPr>
-            <w:tcW w:w="4600" w:type="dxa"/>
-            <w:tcBorders>
-              <w:top w:val="single" w:sz="4" w:space="0" w:color="000000"/>
-              <w:start w:val="single" w:sz="4" w:space="0" w:color="000000"/>
-              <w:bottom w:val="single" w:sz="4" w:space="0" w:color="000000"/>
-              <w:end w:val="single" w:sz="4" w:space="0" w:color="000000"/>
-            </w:tcBorders>
-          </w:tcPr>
-          <w:p>
-            <w:pPr>
-              <w:pStyle w:val="Normal"/>
-              <w:spacing w:lineRule="auto" w:line="240" w:before="0" w:after="0"/>
-              <w:jc w:val="start"/>
-            </w:pPr>
-            <w:r>
-              <w:rPr>
-                <w:rFonts w:ascii="Times New Roman" w:hAnsi="Times New Roman" w:cs="Times New Roman"/>
-                <w:b/>
-                <w:bCs/>
-                <w:sz w:val="20"/>
-                <w:szCs w:val="20"/>
-              </w:rPr>
-              <w:t xml:space="preserve">Подход</w:t>
-            </w:r>
-          </w:p>
-        </w:tc>
-        <w:tc>
-          <w:tcPr>
-            <w:tcW w:w="2700" w:type="dxa"/>
-            <w:tcBorders>
-              <w:top w:val="single" w:sz="4" w:space="0" w:color="000000"/>
-              <w:start w:val="single" w:sz="4" w:space="0" w:color="000000"/>
-              <w:bottom w:val="single" w:sz="4" w:space="0" w:color="000000"/>
-              <w:end w:val="single" w:sz="4" w:space="0" w:color="000000"/>
-            </w:tcBorders>
-          </w:tcPr>
-          <w:p>
-            <w:pPr>
-              <w:pStyle w:val="Normal"/>
-              <w:spacing w:lineRule="auto" w:line="240" w:before="0" w:after="0"/>
-              <w:jc w:val="start"/>
-            </w:pPr>
-            <w:r>
-              <w:rPr>
-                <w:rFonts w:ascii="Times New Roman" w:hAnsi="Times New Roman" w:cs="Times New Roman"/>
-                <w:b/>
-                <w:bCs/>
-                <w:sz w:val="20"/>
-                <w:szCs w:val="20"/>
-              </w:rPr>
-              <w:t xml:space="preserve">Принятое значение</w:t>
-            </w:r>
-          </w:p>
-        </w:tc>
-        <w:tc>
-          <w:tcPr>
-            <w:tcW w:w="3400" w:type="dxa"/>
-            <w:tcBorders>
-              <w:top w:val="single" w:sz="4" w:space="0" w:color="000000"/>
-              <w:start w:val="single" w:sz="4" w:space="0" w:color="000000"/>
-              <w:bottom w:val="single" w:sz="4" w:space="0" w:color="000000"/>
-              <w:end w:val="single" w:sz="4" w:space="0" w:color="000000"/>
-            </w:tcBorders>
-          </w:tcPr>
-          <w:p>
-            <w:pPr>
-              <w:pStyle w:val="Normal"/>
-              <w:spacing w:lineRule="auto" w:line="240" w:before="0" w:after="0"/>
-              <w:jc w:val="start"/>
-            </w:pPr>
-            <w:r>
-              <w:rPr>
-                <w:rFonts w:ascii="Times New Roman" w:hAnsi="Times New Roman" w:cs="Times New Roman"/>
-                <w:b/>
-                <w:bCs/>
-                <w:sz w:val="20"/>
-                <w:szCs w:val="20"/>
-              </w:rPr>
-              <w:t xml:space="preserve">Обоснование веса</w:t>
-            </w:r>
-          </w:p>
-        </w:tc>
-      </w:tr>
-      <w:tr>
-        <w:tc>
-          <w:tcPr>
-            <w:tcW w:w="4600" w:type="dxa"/>
-            <w:tcBorders>
-              <w:top w:val="single" w:sz="4" w:space="0" w:color="000000"/>
-              <w:start w:val="single" w:sz="4" w:space="0" w:color="000000"/>
-              <w:bottom w:val="single" w:sz="4" w:space="0" w:color="000000"/>
-              <w:end w:val="single" w:sz="4" w:space="0" w:color="000000"/>
-            </w:tcBorders>
-          </w:tcPr>
-          <w:p>
-            <w:pPr>
-              <w:pStyle w:val="Normal"/>
-              <w:spacing w:lineRule="auto" w:line="240" w:before="0" w:after="0"/>
-              <w:jc w:val="start"/>
-            </w:pPr>
-            <w:r>
-              <w:rPr>
-                <w:rFonts w:ascii="Times New Roman" w:hAnsi="Times New Roman" w:cs="Times New Roman"/>
-                <w:sz w:val="20"/>
-                <w:szCs w:val="20"/>
-              </w:rPr>
-              <w:t xml:space="preserve">Затратный, вариант Б (воссоздание, внутренняя ставка, 65 чел.-мес)</w:t>
-            </w:r>
-          </w:p>
-        </w:tc>
-        <w:tc>
-          <w:tcPr>
-            <w:tcW w:w="2700" w:type="dxa"/>
-            <w:tcBorders>
-              <w:top w:val="single" w:sz="4" w:space="0" w:color="000000"/>
-              <w:start w:val="single" w:sz="4" w:space="0" w:color="000000"/>
-              <w:bottom w:val="single" w:sz="4" w:space="0" w:color="000000"/>
-              <w:end w:val="single" w:sz="4" w:space="0" w:color="000000"/>
-            </w:tcBorders>
-          </w:tcPr>
-          <w:p>
-            <w:pPr>
-              <w:pStyle w:val="Normal"/>
-              <w:spacing w:lineRule="auto" w:line="240" w:before="0" w:after="0"/>
-              <w:jc w:val="start"/>
-            </w:pPr>
-            <w:r>
-              <w:rPr>
-                <w:rFonts w:ascii="Times New Roman" w:hAnsi="Times New Roman" w:cs="Times New Roman"/>
-                <w:sz w:val="20"/>
-                <w:szCs w:val="20"/>
-              </w:rPr>
-              <w:t xml:space="preserve">19,5 млн ₽</w:t>
-            </w:r>
-          </w:p>
-        </w:tc>
-        <w:tc>
-          <w:tcPr>
-            <w:tcW w:w="3400" w:type="dxa"/>
-            <w:tcBorders>
-              <w:top w:val="single" w:sz="4" w:space="0" w:color="000000"/>
-              <w:start w:val="single" w:sz="4" w:space="0" w:color="000000"/>
-              <w:bottom w:val="single" w:sz="4" w:space="0" w:color="000000"/>
-              <w:end w:val="single" w:sz="4" w:space="0" w:color="000000"/>
-            </w:tcBorders>
-          </w:tcPr>
-          <w:p>
-            <w:pPr>
-              <w:pStyle w:val="Normal"/>
-              <w:spacing w:lineRule="auto" w:line="240" w:before="0" w:after="0"/>
-              <w:jc w:val="start"/>
-            </w:pPr>
-            <w:r>
-              <w:rPr>
-                <w:rFonts w:ascii="Times New Roman" w:hAnsi="Times New Roman" w:cs="Times New Roman"/>
-                <w:sz w:val="20"/>
-                <w:szCs w:val="20"/>
-              </w:rPr>
-              <w:t xml:space="preserve">Основной: определяет предел цены для приобретателя</w:t>
-            </w:r>
-          </w:p>
-        </w:tc>
-      </w:tr>
-      <w:tr>
-        <w:tc>
-          <w:tcPr>
-            <w:tcW w:w="4600" w:type="dxa"/>
-            <w:tcBorders>
-              <w:top w:val="single" w:sz="4" w:space="0" w:color="000000"/>
-              <w:start w:val="single" w:sz="4" w:space="0" w:color="000000"/>
-              <w:bottom w:val="single" w:sz="4" w:space="0" w:color="000000"/>
-              <w:end w:val="single" w:sz="4" w:space="0" w:color="000000"/>
-            </w:tcBorders>
-          </w:tcPr>
-          <w:p>
-            <w:pPr>
-              <w:pStyle w:val="Normal"/>
-              <w:spacing w:lineRule="auto" w:line="240" w:before="0" w:after="0"/>
-              <w:jc w:val="start"/>
-            </w:pPr>
-            <w:r>
-              <w:rPr>
-                <w:rFonts w:ascii="Times New Roman" w:hAnsi="Times New Roman" w:cs="Times New Roman"/>
-                <w:sz w:val="20"/>
-                <w:szCs w:val="20"/>
-              </w:rPr>
-              <w:t xml:space="preserve">Доходный, базовый сценарий</w:t>
-            </w:r>
-          </w:p>
-        </w:tc>
-        <w:tc>
-          <w:tcPr>
-            <w:tcW w:w="2700" w:type="dxa"/>
-            <w:tcBorders>
-              <w:top w:val="single" w:sz="4" w:space="0" w:color="000000"/>
-              <w:start w:val="single" w:sz="4" w:space="0" w:color="000000"/>
-              <w:bottom w:val="single" w:sz="4" w:space="0" w:color="000000"/>
-              <w:end w:val="single" w:sz="4" w:space="0" w:color="000000"/>
-            </w:tcBorders>
-          </w:tcPr>
-          <w:p>
-            <w:pPr>
-              <w:pStyle w:val="Normal"/>
-              <w:spacing w:lineRule="auto" w:line="240" w:before="0" w:after="0"/>
-              <w:jc w:val="start"/>
-            </w:pPr>
-            <w:r>
-              <w:rPr>
-                <w:rFonts w:ascii="Times New Roman" w:hAnsi="Times New Roman" w:cs="Times New Roman"/>
-                <w:sz w:val="20"/>
-                <w:szCs w:val="20"/>
-              </w:rPr>
-              <w:t xml:space="preserve">7,5 млн ₽</w:t>
-            </w:r>
-          </w:p>
-        </w:tc>
-        <w:tc>
-          <w:tcPr>
-            <w:tcW w:w="3400" w:type="dxa"/>
-            <w:tcBorders>
-              <w:top w:val="single" w:sz="4" w:space="0" w:color="000000"/>
-              <w:start w:val="single" w:sz="4" w:space="0" w:color="000000"/>
-              <w:bottom w:val="single" w:sz="4" w:space="0" w:color="000000"/>
-              <w:end w:val="single" w:sz="4" w:space="0" w:color="000000"/>
-            </w:tcBorders>
-          </w:tcPr>
-          <w:p>
-            <w:pPr>
-              <w:pStyle w:val="Normal"/>
-              <w:spacing w:lineRule="auto" w:line="240" w:before="0" w:after="0"/>
-              <w:jc w:val="start"/>
-            </w:pPr>
-            <w:r>
-              <w:rPr>
-                <w:rFonts w:ascii="Times New Roman" w:hAnsi="Times New Roman" w:cs="Times New Roman"/>
-                <w:sz w:val="20"/>
-                <w:szCs w:val="20"/>
-              </w:rPr>
-              <w:t xml:space="preserve">Проверочный: зависит от неподтверждённого плана продаж</w:t>
-            </w:r>
-          </w:p>
-        </w:tc>
-      </w:tr>
-      <w:tr>
-        <w:tc>
-          <w:tcPr>
-            <w:tcW w:w="4600" w:type="dxa"/>
-            <w:tcBorders>
-              <w:top w:val="single" w:sz="4" w:space="0" w:color="000000"/>
-              <w:start w:val="single" w:sz="4" w:space="0" w:color="000000"/>
-              <w:bottom w:val="single" w:sz="4" w:space="0" w:color="000000"/>
-              <w:end w:val="single" w:sz="4" w:space="0" w:color="000000"/>
-            </w:tcBorders>
-          </w:tcPr>
-          <w:p>
-            <w:pPr>
-              <w:pStyle w:val="Normal"/>
-              <w:spacing w:lineRule="auto" w:line="240" w:before="0" w:after="0"/>
-              <w:jc w:val="start"/>
-            </w:pPr>
-            <w:r>
-              <w:rPr>
-                <w:rFonts w:ascii="Times New Roman" w:hAnsi="Times New Roman" w:cs="Times New Roman"/>
-                <w:sz w:val="20"/>
-                <w:szCs w:val="20"/>
-              </w:rPr>
-              <w:t xml:space="preserve">Затратный, вариант А (фактические затраты)</w:t>
-            </w:r>
-          </w:p>
-        </w:tc>
-        <w:tc>
-          <w:tcPr>
-            <w:tcW w:w="2700" w:type="dxa"/>
-            <w:tcBorders>
-              <w:top w:val="single" w:sz="4" w:space="0" w:color="000000"/>
-              <w:start w:val="single" w:sz="4" w:space="0" w:color="000000"/>
-              <w:bottom w:val="single" w:sz="4" w:space="0" w:color="000000"/>
-              <w:end w:val="single" w:sz="4" w:space="0" w:color="000000"/>
-            </w:tcBorders>
-          </w:tcPr>
-          <w:p>
-            <w:pPr>
-              <w:pStyle w:val="Normal"/>
-              <w:spacing w:lineRule="auto" w:line="240" w:before="0" w:after="0"/>
-              <w:jc w:val="start"/>
-            </w:pPr>
-            <w:r>
-              <w:rPr>
-                <w:rFonts w:ascii="Times New Roman" w:hAnsi="Times New Roman" w:cs="Times New Roman"/>
-                <w:sz w:val="20"/>
-                <w:szCs w:val="20"/>
-              </w:rPr>
-              <w:t xml:space="preserve">5,1 млн ₽</w:t>
-            </w:r>
-          </w:p>
-        </w:tc>
-        <w:tc>
-          <w:tcPr>
-            <w:tcW w:w="3400" w:type="dxa"/>
-            <w:tcBorders>
-              <w:top w:val="single" w:sz="4" w:space="0" w:color="000000"/>
-              <w:start w:val="single" w:sz="4" w:space="0" w:color="000000"/>
-              <w:bottom w:val="single" w:sz="4" w:space="0" w:color="000000"/>
-              <w:end w:val="single" w:sz="4" w:space="0" w:color="000000"/>
-            </w:tcBorders>
-          </w:tcPr>
-          <w:p>
-            <w:pPr>
-              <w:pStyle w:val="Normal"/>
-              <w:spacing w:lineRule="auto" w:line="240" w:before="0" w:after="0"/>
-              <w:jc w:val="start"/>
-            </w:pPr>
-            <w:r>
-              <w:rPr>
-                <w:rFonts w:ascii="Times New Roman" w:hAnsi="Times New Roman" w:cs="Times New Roman"/>
-                <w:sz w:val="20"/>
-                <w:szCs w:val="20"/>
-              </w:rPr>
-              <w:t xml:space="preserve">Вспомогательный: нижняя граница</w:t>
-            </w:r>
-          </w:p>
-        </w:tc>
-      </w:tr>
-    </w:tbl>
-    <w:p>
-      <w:pPr>
-        <w:pStyle w:val="Normal"/>
-        <w:ind w:firstLine="708"/>
-        <w:jc w:val="both"/>
-      </w:pPr>
-    </w:p>
-    <w:p>
-      <w:pPr>
-        <w:pStyle w:val="Normal"/>
-        <w:ind w:firstLine="708"/>
-        <w:jc w:val="both"/>
-      </w:pPr>
-      <w:r>
-        <w:rPr>
-          <w:rFonts w:ascii="Times New Roman" w:hAnsi="Times New Roman" w:cs="Times New Roman"/>
-          <w:sz w:val="24"/>
-          <w:szCs w:val="24"/>
-        </w:rPr>
-        <w:t xml:space="preserve">Результат согласования при различных наборах весов (вариант Б / вариант А / доходный подход):</w:t>
+        <w:t xml:space="preserve">Подтверждённая история продаж у объекта оценки отсутствует, поэтому определяющим принимается затратный подход, формирующий предел разумной цены для приобретателя. Доходный подход по базовому сценарию учитывается как проверочный. Сравнительный подход в согласовании не участвует: он обосновывает цену лицензии, а не стоимость исключительного права.</w:t>
       </w:r>
     </w:p>
     <w:tbl>
@@ -6499,7 +6226,7 @@
                 <w:sz w:val="20"/>
                 <w:szCs w:val="20"/>
               </w:rPr>
-              <w:t xml:space="preserve">Набор весов</w:t>
+              <w:t xml:space="preserve">Подход</w:t>
             </w:r>
           </w:p>
         </w:tc>
@@ -6527,7 +6254,7 @@
                 <w:sz w:val="20"/>
                 <w:szCs w:val="20"/>
               </w:rPr>
-              <w:t xml:space="preserve">Согласованная стоимость</w:t>
+              <w:t xml:space="preserve">Принятое значение</w:t>
             </w:r>
           </w:p>
         </w:tc>
@@ -6555,7 +6282,7 @@
                 <w:sz w:val="20"/>
                 <w:szCs w:val="20"/>
               </w:rPr>
-              <w:t xml:space="preserve">Характер набора</w:t>
+              <w:t xml:space="preserve">Роль в согласовании</w:t>
             </w:r>
           </w:p>
         </w:tc>
@@ -6583,7 +6310,7 @@
                 <w:sz w:val="20"/>
                 <w:szCs w:val="20"/>
               </w:rPr>
-              <w:t xml:space="preserve">40 % / 30 % / 30 %</w:t>
+              <w:t xml:space="preserve">Затратный (нормативные трудозатраты, 75 чел.-мес, ставка 250 000 ₽)</w:t>
             </w:r>
           </w:p>
         </w:tc>
@@ -6609,7 +6336,7 @@
                 <w:sz w:val="20"/>
                 <w:szCs w:val="20"/>
               </w:rPr>
-              <w:t xml:space="preserve">11,6 млн ₽</w:t>
+              <w:t xml:space="preserve">18,8 млн ₽</w:t>
             </w:r>
           </w:p>
         </w:tc>
@@ -6635,7 +6362,7 @@
                 <w:sz w:val="20"/>
                 <w:szCs w:val="20"/>
               </w:rPr>
-              <w:t xml:space="preserve">Консервативный</w:t>
+              <w:t xml:space="preserve">Определяющий</w:t>
             </w:r>
           </w:p>
         </w:tc>
@@ -6663,7 +6390,7 @@
                 <w:sz w:val="20"/>
                 <w:szCs w:val="20"/>
               </w:rPr>
-              <w:t xml:space="preserve">50 % / 20 % / 30 %</w:t>
+              <w:t xml:space="preserve">Доходный (базовый сценарий продаж)</w:t>
             </w:r>
           </w:p>
         </w:tc>
@@ -6689,7 +6416,7 @@
                 <w:sz w:val="20"/>
                 <w:szCs w:val="20"/>
               </w:rPr>
-              <w:t xml:space="preserve">13,0 млн ₽</w:t>
+              <w:t xml:space="preserve">7,5 млн ₽</w:t>
             </w:r>
           </w:p>
         </w:tc>
@@ -6715,7 +6442,7 @@
                 <w:sz w:val="20"/>
                 <w:szCs w:val="20"/>
               </w:rPr>
-              <w:t xml:space="preserve">Сбалансированный</w:t>
+              <w:t xml:space="preserve">Проверочный</w:t>
             </w:r>
           </w:p>
         </w:tc>
@@ -6743,7 +6470,7 @@
                 <w:sz w:val="20"/>
                 <w:szCs w:val="20"/>
               </w:rPr>
-              <w:t xml:space="preserve">60 % / 10 % / 30 %</w:t>
+              <w:t xml:space="preserve">Сравнительный</w:t>
             </w:r>
           </w:p>
         </w:tc>
@@ -6769,7 +6496,7 @@
                 <w:sz w:val="20"/>
                 <w:szCs w:val="20"/>
               </w:rPr>
-              <w:t xml:space="preserve">14,5 млн ₽</w:t>
+              <w:t xml:space="preserve">цена лицензии 60–80 тыс. ₽</w:t>
             </w:r>
           </w:p>
         </w:tc>
@@ -6795,87 +6522,7 @@
                 <w:sz w:val="20"/>
                 <w:szCs w:val="20"/>
               </w:rPr>
-              <w:t xml:space="preserve">С приоритетом стоимости воссоздания</w:t>
-            </w:r>
-          </w:p>
-        </w:tc>
-      </w:tr>
-      <w:tr>
-        <w:tc>
-          <w:tcPr>
-            <w:tcW w:w="4600" w:type="dxa"/>
-            <w:tcBorders>
-              <w:top w:val="single" w:sz="4" w:space="0" w:color="000000"/>
-              <w:start w:val="single" w:sz="4" w:space="0" w:color="000000"/>
-              <w:bottom w:val="single" w:sz="4" w:space="0" w:color="000000"/>
-              <w:end w:val="single" w:sz="4" w:space="0" w:color="000000"/>
-            </w:tcBorders>
-          </w:tcPr>
-          <w:p>
-            <w:pPr>
-              <w:pStyle w:val="Normal"/>
-              <w:spacing w:lineRule="auto" w:line="240" w:before="0" w:after="0"/>
-              <w:jc w:val="start"/>
-            </w:pPr>
-            <w:r>
-              <w:rPr>
-                <w:rFonts w:ascii="Times New Roman" w:hAnsi="Times New Roman" w:cs="Times New Roman"/>
-                <w:sz w:val="20"/>
-                <w:szCs w:val="20"/>
-              </w:rPr>
-              <w:t xml:space="preserve">70 % / 10 % / 20 %</w:t>
-            </w:r>
-          </w:p>
-        </w:tc>
-        <w:tc>
-          <w:tcPr>
-            <w:tcW w:w="3000" w:type="dxa"/>
-            <w:tcBorders>
-              <w:top w:val="single" w:sz="4" w:space="0" w:color="000000"/>
-              <w:start w:val="single" w:sz="4" w:space="0" w:color="000000"/>
-              <w:bottom w:val="single" w:sz="4" w:space="0" w:color="000000"/>
-              <w:end w:val="single" w:sz="4" w:space="0" w:color="000000"/>
-            </w:tcBorders>
-          </w:tcPr>
-          <w:p>
-            <w:pPr>
-              <w:pStyle w:val="Normal"/>
-              <w:spacing w:lineRule="auto" w:line="240" w:before="0" w:after="0"/>
-              <w:jc w:val="start"/>
-            </w:pPr>
-            <w:r>
-              <w:rPr>
-                <w:rFonts w:ascii="Times New Roman" w:hAnsi="Times New Roman" w:cs="Times New Roman"/>
-                <w:sz w:val="20"/>
-                <w:szCs w:val="20"/>
-              </w:rPr>
-              <w:t xml:space="preserve">15,7 млн ₽</w:t>
-            </w:r>
-          </w:p>
-        </w:tc>
-        <w:tc>
-          <w:tcPr>
-            <w:tcW w:w="3100" w:type="dxa"/>
-            <w:tcBorders>
-              <w:top w:val="single" w:sz="4" w:space="0" w:color="000000"/>
-              <w:start w:val="single" w:sz="4" w:space="0" w:color="000000"/>
-              <w:bottom w:val="single" w:sz="4" w:space="0" w:color="000000"/>
-              <w:end w:val="single" w:sz="4" w:space="0" w:color="000000"/>
-            </w:tcBorders>
-          </w:tcPr>
-          <w:p>
-            <w:pPr>
-              <w:pStyle w:val="Normal"/>
-              <w:spacing w:lineRule="auto" w:line="240" w:before="0" w:after="0"/>
-              <w:jc w:val="start"/>
-            </w:pPr>
-            <w:r>
-              <w:rPr>
-                <w:rFonts w:ascii="Times New Roman" w:hAnsi="Times New Roman" w:cs="Times New Roman"/>
-                <w:sz w:val="20"/>
-                <w:szCs w:val="20"/>
-              </w:rPr>
-              <w:t xml:space="preserve">С минимальным учётом доходного подхода</w:t>
+              <w:t xml:space="preserve">Не участвует в согласовании</w:t>
             </w:r>
           </w:p>
         </w:tc>
@@ -6900,7 +6547,7 @@
           <w:sz w:val="24"/>
           <w:szCs w:val="24"/>
         </w:rPr>
-        <w:t xml:space="preserve">Чувствительность к базе затратного подхода по варианту Б при весах 50 / 20 / 30:</w:t>
+        <w:t xml:space="preserve">Результат согласования при различных наборах весов (затратный подход / доходный подход):</w:t>
       </w:r>
     </w:p>
     <w:tbl>
@@ -6949,7 +6596,7 @@
                 <w:sz w:val="20"/>
                 <w:szCs w:val="20"/>
               </w:rPr>
-              <w:t xml:space="preserve">База воссоздания</w:t>
+              <w:t xml:space="preserve">Набор весов</w:t>
             </w:r>
           </w:p>
         </w:tc>
@@ -6977,7 +6624,7 @@
                 <w:sz w:val="20"/>
                 <w:szCs w:val="20"/>
               </w:rPr>
-              <w:t xml:space="preserve">Трудозатраты</w:t>
+              <w:t xml:space="preserve">Согласованная стоимость</w:t>
             </w:r>
           </w:p>
         </w:tc>
@@ -7005,7 +6652,7 @@
                 <w:sz w:val="20"/>
                 <w:szCs w:val="20"/>
               </w:rPr>
-              <w:t xml:space="preserve">Согласованная стоимость</w:t>
+              <w:t xml:space="preserve">Характер набора</w:t>
             </w:r>
           </w:p>
         </w:tc>
@@ -7033,7 +6680,7 @@
                 <w:sz w:val="20"/>
                 <w:szCs w:val="20"/>
               </w:rPr>
-              <w:t xml:space="preserve">15,9 млн ₽ (нижняя)</w:t>
+              <w:t xml:space="preserve">40 % / 60 %</w:t>
             </w:r>
           </w:p>
         </w:tc>
@@ -7059,7 +6706,7 @@
                 <w:sz w:val="20"/>
                 <w:szCs w:val="20"/>
               </w:rPr>
-              <w:t xml:space="preserve">53 чел.-мес</w:t>
+              <w:t xml:space="preserve">12,0 млн ₽</w:t>
             </w:r>
           </w:p>
         </w:tc>
@@ -7085,7 +6732,7 @@
                 <w:sz w:val="20"/>
                 <w:szCs w:val="20"/>
               </w:rPr>
-              <w:t xml:space="preserve">11,2 млн ₽</w:t>
+              <w:t xml:space="preserve">С приоритетом доходного подхода</w:t>
             </w:r>
           </w:p>
         </w:tc>
@@ -7113,7 +6760,7 @@
                 <w:sz w:val="20"/>
                 <w:szCs w:val="20"/>
               </w:rPr>
-              <w:t xml:space="preserve">19,5 млн ₽ (средняя)</w:t>
+              <w:t xml:space="preserve">50 % / 50 %</w:t>
             </w:r>
           </w:p>
         </w:tc>
@@ -7139,7 +6786,7 @@
                 <w:sz w:val="20"/>
                 <w:szCs w:val="20"/>
               </w:rPr>
-              <w:t xml:space="preserve">65 чел.-мес</w:t>
+              <w:t xml:space="preserve">13,2 млн ₽</w:t>
             </w:r>
           </w:p>
         </w:tc>
@@ -7165,7 +6812,7 @@
                 <w:sz w:val="20"/>
                 <w:szCs w:val="20"/>
               </w:rPr>
-              <w:t xml:space="preserve">13,0 млн ₽</w:t>
+              <w:t xml:space="preserve">Равновесный</w:t>
             </w:r>
           </w:p>
         </w:tc>
@@ -7193,7 +6840,7 @@
                 <w:sz w:val="20"/>
                 <w:szCs w:val="20"/>
               </w:rPr>
-              <w:t xml:space="preserve">24,0 млн ₽ (верхняя)</w:t>
+              <w:t xml:space="preserve">60 % / 40 %</w:t>
             </w:r>
           </w:p>
         </w:tc>
@@ -7219,7 +6866,7 @@
                 <w:sz w:val="20"/>
                 <w:szCs w:val="20"/>
               </w:rPr>
-              <w:t xml:space="preserve">80 чел.-мес</w:t>
+              <w:t xml:space="preserve">14,3 млн ₽</w:t>
             </w:r>
           </w:p>
         </w:tc>
@@ -7245,7 +6892,457 @@
                 <w:sz w:val="20"/>
                 <w:szCs w:val="20"/>
               </w:rPr>
-              <w:t xml:space="preserve">15,3 млн ₽</w:t>
+              <w:t xml:space="preserve">Сбалансированный с учётом отсутствия продаж</w:t>
+            </w:r>
+          </w:p>
+        </w:tc>
+      </w:tr>
+      <w:tr>
+        <w:tc>
+          <w:tcPr>
+            <w:tcW w:w="4600" w:type="dxa"/>
+            <w:tcBorders>
+              <w:top w:val="single" w:sz="4" w:space="0" w:color="000000"/>
+              <w:start w:val="single" w:sz="4" w:space="0" w:color="000000"/>
+              <w:bottom w:val="single" w:sz="4" w:space="0" w:color="000000"/>
+              <w:end w:val="single" w:sz="4" w:space="0" w:color="000000"/>
+            </w:tcBorders>
+          </w:tcPr>
+          <w:p>
+            <w:pPr>
+              <w:pStyle w:val="Normal"/>
+              <w:spacing w:lineRule="auto" w:line="240" w:before="0" w:after="0"/>
+              <w:jc w:val="start"/>
+            </w:pPr>
+            <w:r>
+              <w:rPr>
+                <w:rFonts w:ascii="Times New Roman" w:hAnsi="Times New Roman" w:cs="Times New Roman"/>
+                <w:sz w:val="20"/>
+                <w:szCs w:val="20"/>
+              </w:rPr>
+              <w:t xml:space="preserve">70 % / 30 %</w:t>
+            </w:r>
+          </w:p>
+        </w:tc>
+        <w:tc>
+          <w:tcPr>
+            <w:tcW w:w="3000" w:type="dxa"/>
+            <w:tcBorders>
+              <w:top w:val="single" w:sz="4" w:space="0" w:color="000000"/>
+              <w:start w:val="single" w:sz="4" w:space="0" w:color="000000"/>
+              <w:bottom w:val="single" w:sz="4" w:space="0" w:color="000000"/>
+              <w:end w:val="single" w:sz="4" w:space="0" w:color="000000"/>
+            </w:tcBorders>
+          </w:tcPr>
+          <w:p>
+            <w:pPr>
+              <w:pStyle w:val="Normal"/>
+              <w:spacing w:lineRule="auto" w:line="240" w:before="0" w:after="0"/>
+              <w:jc w:val="start"/>
+            </w:pPr>
+            <w:r>
+              <w:rPr>
+                <w:rFonts w:ascii="Times New Roman" w:hAnsi="Times New Roman" w:cs="Times New Roman"/>
+                <w:sz w:val="20"/>
+                <w:szCs w:val="20"/>
+              </w:rPr>
+              <w:t xml:space="preserve">15,4 млн ₽</w:t>
+            </w:r>
+          </w:p>
+        </w:tc>
+        <w:tc>
+          <w:tcPr>
+            <w:tcW w:w="3100" w:type="dxa"/>
+            <w:tcBorders>
+              <w:top w:val="single" w:sz="4" w:space="0" w:color="000000"/>
+              <w:start w:val="single" w:sz="4" w:space="0" w:color="000000"/>
+              <w:bottom w:val="single" w:sz="4" w:space="0" w:color="000000"/>
+              <w:end w:val="single" w:sz="4" w:space="0" w:color="000000"/>
+            </w:tcBorders>
+          </w:tcPr>
+          <w:p>
+            <w:pPr>
+              <w:pStyle w:val="Normal"/>
+              <w:spacing w:lineRule="auto" w:line="240" w:before="0" w:after="0"/>
+              <w:jc w:val="start"/>
+            </w:pPr>
+            <w:r>
+              <w:rPr>
+                <w:rFonts w:ascii="Times New Roman" w:hAnsi="Times New Roman" w:cs="Times New Roman"/>
+                <w:sz w:val="20"/>
+                <w:szCs w:val="20"/>
+              </w:rPr>
+              <w:t xml:space="preserve">С приоритетом затратного подхода</w:t>
+            </w:r>
+          </w:p>
+        </w:tc>
+      </w:tr>
+    </w:tbl>
+    <w:p>
+      <w:pPr>
+        <w:pStyle w:val="Normal"/>
+        <w:ind w:firstLine="708"/>
+        <w:jc w:val="both"/>
+      </w:pPr>
+    </w:p>
+    <w:p>
+      <w:pPr>
+        <w:pStyle w:val="Normal"/>
+        <w:ind w:firstLine="708"/>
+        <w:jc w:val="both"/>
+      </w:pPr>
+      <w:r>
+        <w:rPr>
+          <w:rFonts w:ascii="Times New Roman" w:hAnsi="Times New Roman" w:cs="Times New Roman"/>
+          <w:sz w:val="24"/>
+          <w:szCs w:val="24"/>
+        </w:rPr>
+        <w:t xml:space="preserve">Чувствительность к базе затратного подхода при весах 60 / 40:</w:t>
+      </w:r>
+    </w:p>
+    <w:tbl>
+      <w:tblPr>
+        <w:tblW w:w="10700" w:type="dxa"/>
+        <w:jc w:val="start"/>
+        <w:tblInd w:w="108" w:type="dxa"/>
+        <w:tblLayout w:type="fixed"/>
+        <w:tblCellMar>
+          <w:top w:w="0" w:type="dxa"/>
+          <w:start w:w="85" w:type="dxa"/>
+          <w:bottom w:w="0" w:type="dxa"/>
+          <w:end w:w="85" w:type="dxa"/>
+        </w:tblCellMar>
+      </w:tblPr>
+      <w:tblGrid>
+        <w:gridCol w:w="4600"/>
+        <w:gridCol w:w="3000"/>
+        <w:gridCol w:w="3100"/>
+      </w:tblGrid>
+      <w:tr>
+        <w:trPr>
+          <w:tblHeader/>
+        </w:trPr>
+        <w:tc>
+          <w:tcPr>
+            <w:tcW w:w="4600" w:type="dxa"/>
+            <w:tcBorders>
+              <w:top w:val="single" w:sz="4" w:space="0" w:color="000000"/>
+              <w:start w:val="single" w:sz="4" w:space="0" w:color="000000"/>
+              <w:bottom w:val="single" w:sz="4" w:space="0" w:color="000000"/>
+              <w:end w:val="single" w:sz="4" w:space="0" w:color="000000"/>
+            </w:tcBorders>
+          </w:tcPr>
+          <w:p>
+            <w:pPr>
+              <w:pStyle w:val="Normal"/>
+              <w:spacing w:lineRule="auto" w:line="240" w:before="0" w:after="0"/>
+              <w:jc w:val="start"/>
+            </w:pPr>
+            <w:r>
+              <w:rPr>
+                <w:rFonts w:ascii="Times New Roman" w:hAnsi="Times New Roman" w:cs="Times New Roman"/>
+                <w:b/>
+                <w:bCs/>
+                <w:sz w:val="20"/>
+                <w:szCs w:val="20"/>
+              </w:rPr>
+              <w:t xml:space="preserve">База затратного подхода</w:t>
+            </w:r>
+          </w:p>
+        </w:tc>
+        <w:tc>
+          <w:tcPr>
+            <w:tcW w:w="3000" w:type="dxa"/>
+            <w:tcBorders>
+              <w:top w:val="single" w:sz="4" w:space="0" w:color="000000"/>
+              <w:start w:val="single" w:sz="4" w:space="0" w:color="000000"/>
+              <w:bottom w:val="single" w:sz="4" w:space="0" w:color="000000"/>
+              <w:end w:val="single" w:sz="4" w:space="0" w:color="000000"/>
+            </w:tcBorders>
+          </w:tcPr>
+          <w:p>
+            <w:pPr>
+              <w:pStyle w:val="Normal"/>
+              <w:spacing w:lineRule="auto" w:line="240" w:before="0" w:after="0"/>
+              <w:jc w:val="start"/>
+            </w:pPr>
+            <w:r>
+              <w:rPr>
+                <w:rFonts w:ascii="Times New Roman" w:hAnsi="Times New Roman" w:cs="Times New Roman"/>
+                <w:b/>
+                <w:bCs/>
+                <w:sz w:val="20"/>
+                <w:szCs w:val="20"/>
+              </w:rPr>
+              <w:t xml:space="preserve">Трудозатраты</w:t>
+            </w:r>
+          </w:p>
+        </w:tc>
+        <w:tc>
+          <w:tcPr>
+            <w:tcW w:w="3100" w:type="dxa"/>
+            <w:tcBorders>
+              <w:top w:val="single" w:sz="4" w:space="0" w:color="000000"/>
+              <w:start w:val="single" w:sz="4" w:space="0" w:color="000000"/>
+              <w:bottom w:val="single" w:sz="4" w:space="0" w:color="000000"/>
+              <w:end w:val="single" w:sz="4" w:space="0" w:color="000000"/>
+            </w:tcBorders>
+          </w:tcPr>
+          <w:p>
+            <w:pPr>
+              <w:pStyle w:val="Normal"/>
+              <w:spacing w:lineRule="auto" w:line="240" w:before="0" w:after="0"/>
+              <w:jc w:val="start"/>
+            </w:pPr>
+            <w:r>
+              <w:rPr>
+                <w:rFonts w:ascii="Times New Roman" w:hAnsi="Times New Roman" w:cs="Times New Roman"/>
+                <w:b/>
+                <w:bCs/>
+                <w:sz w:val="20"/>
+                <w:szCs w:val="20"/>
+              </w:rPr>
+              <w:t xml:space="preserve">Согласованная стоимость</w:t>
+            </w:r>
+          </w:p>
+        </w:tc>
+      </w:tr>
+      <w:tr>
+        <w:tc>
+          <w:tcPr>
+            <w:tcW w:w="4600" w:type="dxa"/>
+            <w:tcBorders>
+              <w:top w:val="single" w:sz="4" w:space="0" w:color="000000"/>
+              <w:start w:val="single" w:sz="4" w:space="0" w:color="000000"/>
+              <w:bottom w:val="single" w:sz="4" w:space="0" w:color="000000"/>
+              <w:end w:val="single" w:sz="4" w:space="0" w:color="000000"/>
+            </w:tcBorders>
+          </w:tcPr>
+          <w:p>
+            <w:pPr>
+              <w:pStyle w:val="Normal"/>
+              <w:spacing w:lineRule="auto" w:line="240" w:before="0" w:after="0"/>
+              <w:jc w:val="start"/>
+            </w:pPr>
+            <w:r>
+              <w:rPr>
+                <w:rFonts w:ascii="Times New Roman" w:hAnsi="Times New Roman" w:cs="Times New Roman"/>
+                <w:sz w:val="20"/>
+                <w:szCs w:val="20"/>
+              </w:rPr>
+              <w:t xml:space="preserve">15,0 млн ₽</w:t>
+            </w:r>
+          </w:p>
+        </w:tc>
+        <w:tc>
+          <w:tcPr>
+            <w:tcW w:w="3000" w:type="dxa"/>
+            <w:tcBorders>
+              <w:top w:val="single" w:sz="4" w:space="0" w:color="000000"/>
+              <w:start w:val="single" w:sz="4" w:space="0" w:color="000000"/>
+              <w:bottom w:val="single" w:sz="4" w:space="0" w:color="000000"/>
+              <w:end w:val="single" w:sz="4" w:space="0" w:color="000000"/>
+            </w:tcBorders>
+          </w:tcPr>
+          <w:p>
+            <w:pPr>
+              <w:pStyle w:val="Normal"/>
+              <w:spacing w:lineRule="auto" w:line="240" w:before="0" w:after="0"/>
+              <w:jc w:val="start"/>
+            </w:pPr>
+            <w:r>
+              <w:rPr>
+                <w:rFonts w:ascii="Times New Roman" w:hAnsi="Times New Roman" w:cs="Times New Roman"/>
+                <w:sz w:val="20"/>
+                <w:szCs w:val="20"/>
+              </w:rPr>
+              <w:t xml:space="preserve">60 чел.-мес</w:t>
+            </w:r>
+          </w:p>
+        </w:tc>
+        <w:tc>
+          <w:tcPr>
+            <w:tcW w:w="3100" w:type="dxa"/>
+            <w:tcBorders>
+              <w:top w:val="single" w:sz="4" w:space="0" w:color="000000"/>
+              <w:start w:val="single" w:sz="4" w:space="0" w:color="000000"/>
+              <w:bottom w:val="single" w:sz="4" w:space="0" w:color="000000"/>
+              <w:end w:val="single" w:sz="4" w:space="0" w:color="000000"/>
+            </w:tcBorders>
+          </w:tcPr>
+          <w:p>
+            <w:pPr>
+              <w:pStyle w:val="Normal"/>
+              <w:spacing w:lineRule="auto" w:line="240" w:before="0" w:after="0"/>
+              <w:jc w:val="start"/>
+            </w:pPr>
+            <w:r>
+              <w:rPr>
+                <w:rFonts w:ascii="Times New Roman" w:hAnsi="Times New Roman" w:cs="Times New Roman"/>
+                <w:sz w:val="20"/>
+                <w:szCs w:val="20"/>
+              </w:rPr>
+              <w:t xml:space="preserve">12,0 млн ₽</w:t>
+            </w:r>
+          </w:p>
+        </w:tc>
+      </w:tr>
+      <w:tr>
+        <w:tc>
+          <w:tcPr>
+            <w:tcW w:w="4600" w:type="dxa"/>
+            <w:tcBorders>
+              <w:top w:val="single" w:sz="4" w:space="0" w:color="000000"/>
+              <w:start w:val="single" w:sz="4" w:space="0" w:color="000000"/>
+              <w:bottom w:val="single" w:sz="4" w:space="0" w:color="000000"/>
+              <w:end w:val="single" w:sz="4" w:space="0" w:color="000000"/>
+            </w:tcBorders>
+          </w:tcPr>
+          <w:p>
+            <w:pPr>
+              <w:pStyle w:val="Normal"/>
+              <w:spacing w:lineRule="auto" w:line="240" w:before="0" w:after="0"/>
+              <w:jc w:val="start"/>
+            </w:pPr>
+            <w:r>
+              <w:rPr>
+                <w:rFonts w:ascii="Times New Roman" w:hAnsi="Times New Roman" w:cs="Times New Roman"/>
+                <w:sz w:val="20"/>
+                <w:szCs w:val="20"/>
+              </w:rPr>
+              <w:t xml:space="preserve">18,8 млн ₽</w:t>
+            </w:r>
+          </w:p>
+        </w:tc>
+        <w:tc>
+          <w:tcPr>
+            <w:tcW w:w="3000" w:type="dxa"/>
+            <w:tcBorders>
+              <w:top w:val="single" w:sz="4" w:space="0" w:color="000000"/>
+              <w:start w:val="single" w:sz="4" w:space="0" w:color="000000"/>
+              <w:bottom w:val="single" w:sz="4" w:space="0" w:color="000000"/>
+              <w:end w:val="single" w:sz="4" w:space="0" w:color="000000"/>
+            </w:tcBorders>
+          </w:tcPr>
+          <w:p>
+            <w:pPr>
+              <w:pStyle w:val="Normal"/>
+              <w:spacing w:lineRule="auto" w:line="240" w:before="0" w:after="0"/>
+              <w:jc w:val="start"/>
+            </w:pPr>
+            <w:r>
+              <w:rPr>
+                <w:rFonts w:ascii="Times New Roman" w:hAnsi="Times New Roman" w:cs="Times New Roman"/>
+                <w:sz w:val="20"/>
+                <w:szCs w:val="20"/>
+              </w:rPr>
+              <w:t xml:space="preserve">75 чел.-мес</w:t>
+            </w:r>
+          </w:p>
+        </w:tc>
+        <w:tc>
+          <w:tcPr>
+            <w:tcW w:w="3100" w:type="dxa"/>
+            <w:tcBorders>
+              <w:top w:val="single" w:sz="4" w:space="0" w:color="000000"/>
+              <w:start w:val="single" w:sz="4" w:space="0" w:color="000000"/>
+              <w:bottom w:val="single" w:sz="4" w:space="0" w:color="000000"/>
+              <w:end w:val="single" w:sz="4" w:space="0" w:color="000000"/>
+            </w:tcBorders>
+          </w:tcPr>
+          <w:p>
+            <w:pPr>
+              <w:pStyle w:val="Normal"/>
+              <w:spacing w:lineRule="auto" w:line="240" w:before="0" w:after="0"/>
+              <w:jc w:val="start"/>
+            </w:pPr>
+            <w:r>
+              <w:rPr>
+                <w:rFonts w:ascii="Times New Roman" w:hAnsi="Times New Roman" w:cs="Times New Roman"/>
+                <w:sz w:val="20"/>
+                <w:szCs w:val="20"/>
+              </w:rPr>
+              <w:t xml:space="preserve">14,3 млн ₽</w:t>
+            </w:r>
+          </w:p>
+        </w:tc>
+      </w:tr>
+      <w:tr>
+        <w:tc>
+          <w:tcPr>
+            <w:tcW w:w="4600" w:type="dxa"/>
+            <w:tcBorders>
+              <w:top w:val="single" w:sz="4" w:space="0" w:color="000000"/>
+              <w:start w:val="single" w:sz="4" w:space="0" w:color="000000"/>
+              <w:bottom w:val="single" w:sz="4" w:space="0" w:color="000000"/>
+              <w:end w:val="single" w:sz="4" w:space="0" w:color="000000"/>
+            </w:tcBorders>
+          </w:tcPr>
+          <w:p>
+            <w:pPr>
+              <w:pStyle w:val="Normal"/>
+              <w:spacing w:lineRule="auto" w:line="240" w:before="0" w:after="0"/>
+              <w:jc w:val="start"/>
+            </w:pPr>
+            <w:r>
+              <w:rPr>
+                <w:rFonts w:ascii="Times New Roman" w:hAnsi="Times New Roman" w:cs="Times New Roman"/>
+                <w:sz w:val="20"/>
+                <w:szCs w:val="20"/>
+              </w:rPr>
+              <w:t xml:space="preserve">24,8 млн ₽</w:t>
+            </w:r>
+          </w:p>
+        </w:tc>
+        <w:tc>
+          <w:tcPr>
+            <w:tcW w:w="3000" w:type="dxa"/>
+            <w:tcBorders>
+              <w:top w:val="single" w:sz="4" w:space="0" w:color="000000"/>
+              <w:start w:val="single" w:sz="4" w:space="0" w:color="000000"/>
+              <w:bottom w:val="single" w:sz="4" w:space="0" w:color="000000"/>
+              <w:end w:val="single" w:sz="4" w:space="0" w:color="000000"/>
+            </w:tcBorders>
+          </w:tcPr>
+          <w:p>
+            <w:pPr>
+              <w:pStyle w:val="Normal"/>
+              <w:spacing w:lineRule="auto" w:line="240" w:before="0" w:after="0"/>
+              <w:jc w:val="start"/>
+            </w:pPr>
+            <w:r>
+              <w:rPr>
+                <w:rFonts w:ascii="Times New Roman" w:hAnsi="Times New Roman" w:cs="Times New Roman"/>
+                <w:sz w:val="20"/>
+                <w:szCs w:val="20"/>
+              </w:rPr>
+              <w:t xml:space="preserve">99 чел.-мес</w:t>
+            </w:r>
+          </w:p>
+        </w:tc>
+        <w:tc>
+          <w:tcPr>
+            <w:tcW w:w="3100" w:type="dxa"/>
+            <w:tcBorders>
+              <w:top w:val="single" w:sz="4" w:space="0" w:color="000000"/>
+              <w:start w:val="single" w:sz="4" w:space="0" w:color="000000"/>
+              <w:bottom w:val="single" w:sz="4" w:space="0" w:color="000000"/>
+              <w:end w:val="single" w:sz="4" w:space="0" w:color="000000"/>
+            </w:tcBorders>
+          </w:tcPr>
+          <w:p>
+            <w:pPr>
+              <w:pStyle w:val="Normal"/>
+              <w:spacing w:lineRule="auto" w:line="240" w:before="0" w:after="0"/>
+              <w:jc w:val="start"/>
+            </w:pPr>
+            <w:r>
+              <w:rPr>
+                <w:rFonts w:ascii="Times New Roman" w:hAnsi="Times New Roman" w:cs="Times New Roman"/>
+                <w:sz w:val="20"/>
+                <w:szCs w:val="20"/>
+              </w:rPr>
+              <w:t xml:space="preserve">17,9 млн ₽</w:t>
             </w:r>
           </w:p>
         </w:tc>
@@ -7272,7 +7369,7 @@
           <w:sz w:val="24"/>
           <w:szCs w:val="24"/>
         </w:rPr>
-        <w:t xml:space="preserve">Итог. Совокупность рассмотренных наборов весов и вариантов базы даёт диапазон согласованных значений рыночной стоимости исключительного права от 10,1 до 17,2 млн ₽ при центральном значении 13,0 млн ₽. Выбор конкретной величины в пределах указанного диапазона определяется весами, принятыми оценщиком, и относится к его компетенции.</w:t>
+        <w:t xml:space="preserve">Итог. При принятой базе затратного подхода диапазон согласованных значений рыночной стоимости исключительного права составляет от 12,0 до 15,4 млн ₽ при центральном значении 13,7 млн ₽. Учёт верхней границы трудозатрат расширяет диапазон до 17,9 млн ₽. Выбор конкретной величины определяется весами, принятыми оценщиком, и относится к его компетенции.</w:t>
       </w:r>
     </w:p>
     <w:p>
@@ -7307,7 +7404,25 @@
           <w:sz w:val="24"/>
           <w:szCs w:val="24"/>
         </w:rPr>
-        <w:t xml:space="preserve">Величина трудозатрат (17 человеко-месяцев) получена расчётом как произведение календарной продолжительности разработки на численность персонала и является верхней границей. Фактическая величина подлежит подтверждению правообладателем.</w:t>
+        <w:t xml:space="preserve">Трудозатраты определены нормативным методом по объёму исходного текста, поскольку документально подтверждённый учёт рабочего времени по проекту не предоставлен. Принятые нормы выработки (1 500–2 500 строк на человеко-месяц для прикладного кода и 3 000–4 000 — для автоматических тестов) являются типовыми отраслевыми величинами и при наличии у правообладателя первичных документов подлежат замене на фактические данные.</w:t>
+      </w:r>
+    </w:p>
+    <w:p>
+      <w:pPr>
+        <w:pStyle w:val="ListParagraph"/>
+        <w:numPr>
+          <w:ilvl w:val="0"/>
+          <w:numId w:val="1"/>
+        </w:numPr>
+        <w:jc w:val="both"/>
+      </w:pPr>
+      <w:r>
+        <w:rPr>
+          <w:rFonts w:ascii="Times New Roman" w:hAnsi="Times New Roman" w:cs="Times New Roman"/>
+          <w:sz w:val="24"/>
+          <w:szCs w:val="24"/>
+        </w:rPr>
+        <w:t xml:space="preserve">Объём исходного текста определён автоматизированным подсчётом по репозиторию с исключением сторонних библиотек, результатов сборки и резервных копий файлов. Подсчёт может быть воспроизведён и проверен.</w:t>
       </w:r>
     </w:p>
     <w:p>
